--- a/assets/templates/word/business_registration/1. Giấy đề nghị thành lập doanh nghiệp.docx
+++ b/assets/templates/word/business_registration/1. Giấy đề nghị thành lập doanh nghiệp.docx
@@ -176,181 +176,11 @@
           <w:szCs w:val="26"/>
         </w:rPr>
       </w:pPr>
-      <w:r>
-        <w:rPr>
-          <w:rFonts w:eastAsia="Times New Roman"/>
-          <w:i/>
-          <w:iCs/>
-          <w:color w:val="000000" w:themeColor="text1"/>
-          <w:sz w:val="26"/>
-          <w:szCs w:val="26"/>
-          <w:lang w:val="vi-VN"/>
-        </w:rPr>
-        <w:t>[</w:t>
-      </w:r>
-      <w:r>
-        <w:rPr>
-          <w:rFonts w:eastAsia="Times New Roman"/>
-          <w:i/>
-          <w:iCs/>
-          <w:color w:val="000000" w:themeColor="text1"/>
-          <w:sz w:val="26"/>
-          <w:szCs w:val="26"/>
-        </w:rPr>
-        <w:t>Tây</w:t>
-      </w:r>
-      <w:r>
-        <w:rPr>
-          <w:rFonts w:eastAsia="Times New Roman"/>
-          <w:i/>
-          <w:iCs/>
-          <w:color w:val="000000" w:themeColor="text1"/>
-          <w:sz w:val="26"/>
-          <w:szCs w:val="26"/>
-          <w:lang w:val="vi-VN"/>
-        </w:rPr>
-        <w:t xml:space="preserve"> Ninh</w:t>
-      </w:r>
-      <w:r>
-        <w:rPr>
-          <w:rFonts w:eastAsia="Times New Roman"/>
-          <w:i/>
-          <w:iCs/>
-          <w:color w:val="000000" w:themeColor="text1"/>
-          <w:sz w:val="26"/>
-          <w:szCs w:val="26"/>
-        </w:rPr>
-        <w:t xml:space="preserve">, </w:t>
-      </w:r>
-      <w:proofErr w:type="spellStart"/>
-      <w:r>
-        <w:rPr>
-          <w:rFonts w:eastAsia="Times New Roman"/>
-          <w:i/>
-          <w:iCs/>
-          <w:color w:val="000000" w:themeColor="text1"/>
-          <w:sz w:val="26"/>
-          <w:szCs w:val="26"/>
-        </w:rPr>
-        <w:t>ngày</w:t>
-      </w:r>
-      <w:proofErr w:type="spellEnd"/>
-      <w:r>
-        <w:rPr>
-          <w:rFonts w:eastAsia="Times New Roman"/>
-          <w:i/>
-          <w:iCs/>
-          <w:color w:val="000000" w:themeColor="text1"/>
-          <w:sz w:val="26"/>
-          <w:szCs w:val="26"/>
-        </w:rPr>
-        <w:t xml:space="preserve"> </w:t>
-      </w:r>
-      <w:r>
-        <w:rPr>
-          <w:rFonts w:eastAsia="Times New Roman"/>
-          <w:i/>
-          <w:iCs/>
-          <w:color w:val="000000" w:themeColor="text1"/>
-          <w:sz w:val="26"/>
-          <w:szCs w:val="26"/>
-        </w:rPr>
-        <w:t>21</w:t>
-      </w:r>
-      <w:r>
-        <w:rPr>
-          <w:rFonts w:eastAsia="Times New Roman"/>
-          <w:i/>
-          <w:iCs/>
-          <w:color w:val="000000" w:themeColor="text1"/>
-          <w:sz w:val="26"/>
-          <w:szCs w:val="26"/>
-          <w:lang w:val="vi-VN"/>
-        </w:rPr>
-        <w:t xml:space="preserve"> </w:t>
-      </w:r>
-      <w:proofErr w:type="spellStart"/>
-      <w:r>
-        <w:rPr>
-          <w:rFonts w:eastAsia="Times New Roman"/>
-          <w:i/>
-          <w:iCs/>
-          <w:color w:val="000000" w:themeColor="text1"/>
-          <w:sz w:val="26"/>
-          <w:szCs w:val="26"/>
-        </w:rPr>
-        <w:t>tháng</w:t>
-      </w:r>
-      <w:proofErr w:type="spellEnd"/>
-      <w:r>
-        <w:rPr>
-          <w:rFonts w:eastAsia="Times New Roman"/>
-          <w:i/>
-          <w:iCs/>
-          <w:color w:val="000000" w:themeColor="text1"/>
-          <w:sz w:val="26"/>
-          <w:szCs w:val="26"/>
-        </w:rPr>
-        <w:t xml:space="preserve"> 0</w:t>
-      </w:r>
-      <w:r>
-        <w:rPr>
-          <w:rFonts w:eastAsia="Times New Roman"/>
-          <w:i/>
-          <w:iCs/>
-          <w:color w:val="000000" w:themeColor="text1"/>
-          <w:sz w:val="26"/>
-          <w:szCs w:val="26"/>
-        </w:rPr>
-        <w:t>3</w:t>
-      </w:r>
-      <w:r>
-        <w:rPr>
-          <w:rFonts w:eastAsia="Times New Roman"/>
-          <w:i/>
-          <w:iCs/>
-          <w:color w:val="000000" w:themeColor="text1"/>
-          <w:sz w:val="26"/>
-          <w:szCs w:val="26"/>
-        </w:rPr>
-        <w:t xml:space="preserve"> </w:t>
-      </w:r>
-      <w:proofErr w:type="spellStart"/>
-      <w:r>
-        <w:rPr>
-          <w:rFonts w:eastAsia="Times New Roman"/>
-          <w:i/>
-          <w:iCs/>
-          <w:color w:val="000000" w:themeColor="text1"/>
-          <w:sz w:val="26"/>
-          <w:szCs w:val="26"/>
-        </w:rPr>
-        <w:t>năm</w:t>
-      </w:r>
-      <w:proofErr w:type="spellEnd"/>
-      <w:r>
-        <w:rPr>
-          <w:rFonts w:eastAsia="Times New Roman"/>
-          <w:i/>
-          <w:iCs/>
-          <w:color w:val="000000" w:themeColor="text1"/>
-          <w:sz w:val="26"/>
-          <w:szCs w:val="26"/>
-        </w:rPr>
-        <w:t xml:space="preserve"> </w:t>
-      </w:r>
-      <w:r>
-        <w:rPr>
-          <w:rFonts w:eastAsia="Times New Roman"/>
-          <w:i/>
-          <w:iCs/>
-          <w:color w:val="000000" w:themeColor="text1"/>
-          <w:sz w:val="26"/>
-          <w:szCs w:val="26"/>
-          <w:lang w:val="vi-VN"/>
-        </w:rPr>
-        <w:t>2026]</w:t>
-      </w:r>
+      <w:bookmarkStart w:id="31000" w:name="MINGO_FIELD_0"/>
+      <w:r>
+        <w:t xml:space="preserve">Tây Ninh, ngày 21 tháng 03 năm 2026</w:t>
+      </w:r>
+      <w:bookmarkEnd w:id="31000"/>
     </w:p>
     <w:p>
       <w:pPr>
@@ -437,185 +267,14 @@
           <w:lang w:val="vi-VN" w:eastAsia="zh-CN"/>
         </w:rPr>
       </w:pPr>
-      <w:proofErr w:type="spellStart"/>
-      <w:r>
-        <w:rPr>
-          <w:rFonts w:eastAsia="Times New Roman"/>
-          <w:color w:val="000000" w:themeColor="text1"/>
-          <w:sz w:val="26"/>
-          <w:szCs w:val="26"/>
-          <w:lang w:eastAsia="zh-CN"/>
-        </w:rPr>
-        <w:t>Kính</w:t>
-      </w:r>
-      <w:proofErr w:type="spellEnd"/>
-      <w:r>
-        <w:rPr>
-          <w:rFonts w:eastAsia="Times New Roman"/>
-          <w:color w:val="000000" w:themeColor="text1"/>
-          <w:sz w:val="26"/>
-          <w:szCs w:val="26"/>
-          <w:lang w:eastAsia="zh-CN"/>
-        </w:rPr>
-        <w:t xml:space="preserve"> </w:t>
-      </w:r>
-      <w:proofErr w:type="spellStart"/>
-      <w:r>
-        <w:rPr>
-          <w:rFonts w:eastAsia="Times New Roman"/>
-          <w:color w:val="000000" w:themeColor="text1"/>
-          <w:sz w:val="26"/>
-          <w:szCs w:val="26"/>
-          <w:lang w:eastAsia="zh-CN"/>
-        </w:rPr>
-        <w:t>gửi</w:t>
-      </w:r>
-      <w:proofErr w:type="spellEnd"/>
-      <w:r>
-        <w:rPr>
-          <w:rFonts w:eastAsia="Times New Roman"/>
-          <w:color w:val="000000" w:themeColor="text1"/>
-          <w:sz w:val="26"/>
-          <w:szCs w:val="26"/>
-          <w:lang w:eastAsia="zh-CN"/>
-        </w:rPr>
-        <w:t xml:space="preserve">: </w:t>
-      </w:r>
-      <w:r>
-        <w:rPr>
-          <w:rFonts w:eastAsia="Times New Roman"/>
-          <w:color w:val="000000" w:themeColor="text1"/>
-          <w:sz w:val="26"/>
-          <w:szCs w:val="26"/>
-          <w:lang w:val="vi-VN" w:eastAsia="zh-CN"/>
-        </w:rPr>
-        <w:t>[</w:t>
-      </w:r>
-      <w:proofErr w:type="spellStart"/>
-      <w:r>
-        <w:rPr>
-          <w:color w:val="000000"/>
-          <w:sz w:val="26"/>
-          <w:szCs w:val="26"/>
-        </w:rPr>
-        <w:t>Phòng</w:t>
-      </w:r>
-      <w:proofErr w:type="spellEnd"/>
-      <w:r>
-        <w:rPr>
-          <w:color w:val="000000"/>
-          <w:sz w:val="26"/>
-          <w:szCs w:val="26"/>
-        </w:rPr>
-        <w:t xml:space="preserve"> </w:t>
-      </w:r>
-      <w:proofErr w:type="spellStart"/>
-      <w:r>
-        <w:rPr>
-          <w:color w:val="000000"/>
-          <w:sz w:val="26"/>
-          <w:szCs w:val="26"/>
-        </w:rPr>
-        <w:t>Đăng</w:t>
-      </w:r>
-      <w:proofErr w:type="spellEnd"/>
-      <w:r>
-        <w:rPr>
-          <w:color w:val="000000"/>
-          <w:sz w:val="26"/>
-          <w:szCs w:val="26"/>
-        </w:rPr>
-        <w:t xml:space="preserve"> </w:t>
-      </w:r>
-      <w:proofErr w:type="spellStart"/>
-      <w:r>
-        <w:rPr>
-          <w:color w:val="000000"/>
-          <w:sz w:val="26"/>
-          <w:szCs w:val="26"/>
-        </w:rPr>
-        <w:t>ký</w:t>
-      </w:r>
-      <w:proofErr w:type="spellEnd"/>
-      <w:r>
-        <w:rPr>
-          <w:color w:val="000000"/>
-          <w:sz w:val="26"/>
-          <w:szCs w:val="26"/>
-        </w:rPr>
-        <w:t xml:space="preserve"> </w:t>
-      </w:r>
-      <w:proofErr w:type="spellStart"/>
-      <w:r>
-        <w:rPr>
-          <w:color w:val="000000"/>
-          <w:sz w:val="26"/>
-          <w:szCs w:val="26"/>
-        </w:rPr>
-        <w:t>kinh</w:t>
-      </w:r>
-      <w:proofErr w:type="spellEnd"/>
-      <w:r>
-        <w:rPr>
-          <w:color w:val="000000"/>
-          <w:sz w:val="26"/>
-          <w:szCs w:val="26"/>
-        </w:rPr>
-        <w:t xml:space="preserve"> </w:t>
-      </w:r>
-      <w:proofErr w:type="spellStart"/>
-      <w:r>
-        <w:rPr>
-          <w:color w:val="000000"/>
-          <w:sz w:val="26"/>
-          <w:szCs w:val="26"/>
-        </w:rPr>
-        <w:t>doanh</w:t>
-      </w:r>
-      <w:proofErr w:type="spellEnd"/>
-      <w:r>
-        <w:rPr>
-          <w:color w:val="000000"/>
-          <w:sz w:val="26"/>
-          <w:szCs w:val="26"/>
-        </w:rPr>
-        <w:t xml:space="preserve"> </w:t>
-      </w:r>
-      <w:proofErr w:type="spellStart"/>
-      <w:r>
-        <w:rPr>
-          <w:color w:val="000000"/>
-          <w:sz w:val="26"/>
-          <w:szCs w:val="26"/>
-        </w:rPr>
-        <w:t>tỉnh</w:t>
-      </w:r>
-      <w:proofErr w:type="spellEnd"/>
-      <w:r>
-        <w:rPr>
-          <w:color w:val="000000"/>
-          <w:sz w:val="26"/>
-          <w:szCs w:val="26"/>
-        </w:rPr>
-        <w:t xml:space="preserve"> Tây </w:t>
-      </w:r>
-      <w:r>
-        <w:rPr>
-          <w:color w:val="000000"/>
-          <w:sz w:val="26"/>
-          <w:szCs w:val="26"/>
-        </w:rPr>
-        <w:t>Ninh</w:t>
-      </w:r>
-      <w:r>
-        <w:rPr>
-          <w:color w:val="000000"/>
-          <w:sz w:val="26"/>
-          <w:szCs w:val="26"/>
-          <w:lang w:val="vi-VN"/>
-        </w:rPr>
-        <w:t>]</w:t>
-      </w:r>
+      <w:r>
+        <w:t xml:space="preserve">Kính gửi: </w:t>
+      </w:r>
+      <w:bookmarkStart w:id="31001" w:name="MINGO_FIELD_1"/>
+      <w:r>
+        <w:t xml:space="preserve">Phòng Đăng ký kinh doanh tỉnh Tây Ninh</w:t>
+      </w:r>
+      <w:bookmarkEnd w:id="31001"/>
     </w:p>
     <w:p>
       <w:pPr>
@@ -638,60 +297,13 @@
         </w:rPr>
       </w:pPr>
       <w:r>
-        <w:rPr>
-          <w:rFonts w:eastAsia="Times New Roman"/>
-          <w:color w:val="000000" w:themeColor="text1"/>
-          <w:sz w:val="26"/>
-          <w:szCs w:val="26"/>
-          <w:lang w:val="vi-VN" w:eastAsia="zh-CN"/>
-        </w:rPr>
-        <w:t>Tôi là:</w:t>
-      </w:r>
-      <w:r>
-        <w:rPr>
-          <w:rFonts w:eastAsia="Times New Roman"/>
-          <w:color w:val="000000" w:themeColor="text1"/>
-          <w:sz w:val="26"/>
-          <w:szCs w:val="26"/>
-          <w:lang w:val="vi-VN" w:eastAsia="zh-CN"/>
-        </w:rPr>
-        <w:t xml:space="preserve">  </w:t>
-      </w:r>
-      <w:bookmarkStart w:id="0" w:name="_Hlk218626514"/>
-      <w:r>
-        <w:rPr>
-          <w:rFonts w:eastAsia="MS Mincho"/>
-          <w:color w:val="000000" w:themeColor="text1"/>
-          <w:sz w:val="26"/>
-          <w:szCs w:val="26"/>
-          <w:lang w:eastAsia="ja-JP"/>
-        </w:rPr>
-        <w:t>[</w:t>
-      </w:r>
-      <w:r>
-        <w:rPr>
-          <w:rFonts w:eastAsia="Times New Roman"/>
-          <w:b/>
-          <w:bCs/>
-          <w:color w:val="000000" w:themeColor="text1"/>
-          <w:sz w:val="26"/>
-          <w:szCs w:val="26"/>
-          <w:lang w:val="vi-VN" w:eastAsia="zh-CN"/>
-        </w:rPr>
-        <w:t>THOMAS EDITION</w:t>
-      </w:r>
-      <w:r>
-        <w:rPr>
-          <w:rFonts w:eastAsia="Times New Roman"/>
-          <w:b/>
-          <w:bCs/>
-          <w:color w:val="000000" w:themeColor="text1"/>
-          <w:sz w:val="26"/>
-          <w:szCs w:val="26"/>
-          <w:lang w:eastAsia="zh-CN"/>
-        </w:rPr>
-        <w:t>]</w:t>
-      </w:r>
+        <w:t xml:space="preserve">Tôi là:  </w:t>
+      </w:r>
+      <w:bookmarkStart w:id="31002" w:name="MINGO_FIELD_2"/>
+      <w:r>
+        <w:t xml:space="preserve">THOMAS EDITION</w:t>
+      </w:r>
+      <w:bookmarkEnd w:id="31002"/>
     </w:p>
     <w:p>
       <w:pPr>
@@ -710,48 +322,13 @@
         </w:rPr>
       </w:pPr>
       <w:r>
-        <w:rPr>
-          <w:rFonts w:eastAsia="Times New Roman"/>
-          <w:sz w:val="26"/>
-          <w:szCs w:val="26"/>
-          <w:lang w:val="vi-VN"/>
-        </w:rPr>
-        <w:t>Ngày, tháng, năm sinh:</w:t>
-      </w:r>
-      <w:r>
-        <w:rPr>
-          <w:rFonts w:eastAsia="Times New Roman"/>
-          <w:sz w:val="26"/>
-          <w:szCs w:val="26"/>
-        </w:rPr>
-        <w:t>[</w:t>
-      </w:r>
-      <w:r>
-        <w:rPr>
-          <w:rFonts w:eastAsia="Times New Roman"/>
-          <w:sz w:val="26"/>
-          <w:szCs w:val="26"/>
-          <w:lang w:val="vi-VN"/>
-        </w:rPr>
-        <w:t xml:space="preserve"> </w:t>
-      </w:r>
-      <w:r>
-        <w:rPr>
-          <w:rFonts w:eastAsia="Times New Roman"/>
-          <w:sz w:val="26"/>
-          <w:szCs w:val="26"/>
-          <w:lang w:val="vi-VN"/>
-        </w:rPr>
-        <w:t>11/11/1111</w:t>
-      </w:r>
-      <w:r>
-        <w:rPr>
-          <w:rFonts w:eastAsia="Times New Roman"/>
-          <w:sz w:val="26"/>
-          <w:szCs w:val="26"/>
-        </w:rPr>
-        <w:t>]</w:t>
-      </w:r>
+        <w:t xml:space="preserve">Ngày, tháng, năm sinh:</w:t>
+      </w:r>
+      <w:bookmarkStart w:id="31003" w:name="MINGO_FIELD_3"/>
+      <w:r>
+        <w:t xml:space="preserve"> 11/11/1111</w:t>
+      </w:r>
+      <w:bookmarkEnd w:id="31003"/>
     </w:p>
     <w:p>
       <w:pPr>
@@ -770,39 +347,13 @@
         </w:rPr>
       </w:pPr>
       <w:r>
-        <w:rPr>
-          <w:rFonts w:eastAsia="Times New Roman"/>
-          <w:sz w:val="26"/>
-          <w:szCs w:val="26"/>
-          <w:lang w:val="vi-VN"/>
-        </w:rPr>
         <w:t xml:space="preserve">Giới tính: </w:t>
       </w:r>
-      <w:r>
-        <w:rPr>
-          <w:rFonts w:eastAsia="Times New Roman"/>
-          <w:sz w:val="26"/>
-          <w:szCs w:val="26"/>
-        </w:rPr>
-        <w:t>[</w:t>
-      </w:r>
-      <w:r>
-        <w:rPr>
-          <w:rFonts w:eastAsia="Times New Roman"/>
-          <w:sz w:val="26"/>
-          <w:szCs w:val="26"/>
-          <w:lang w:val="vi-VN"/>
-        </w:rPr>
-        <w:t>Nữ</w:t>
-      </w:r>
-      <w:r>
-        <w:rPr>
-          <w:rFonts w:eastAsia="Times New Roman"/>
-          <w:sz w:val="26"/>
-          <w:szCs w:val="26"/>
-        </w:rPr>
-        <w:t>]</w:t>
-      </w:r>
+      <w:bookmarkStart w:id="31004" w:name="MINGO_FIELD_4"/>
+      <w:r>
+        <w:t xml:space="preserve">Nữ</w:t>
+      </w:r>
+      <w:bookmarkEnd w:id="31004"/>
     </w:p>
     <w:p>
       <w:pPr>
@@ -824,49 +375,13 @@
         </w:rPr>
       </w:pPr>
       <w:r>
-        <w:rPr>
-          <w:rFonts w:eastAsia="Times New Roman"/>
-          <w:sz w:val="26"/>
-          <w:szCs w:val="26"/>
-          <w:lang w:val="vi-VN"/>
-        </w:rPr>
-        <w:t>Số định danh cá nhân:</w:t>
-      </w:r>
-      <w:r>
-        <w:rPr>
-          <w:color w:val="000000" w:themeColor="text1"/>
-          <w:sz w:val="26"/>
-          <w:szCs w:val="26"/>
-          <w:lang w:val="vi-VN" w:eastAsia="zh-CN"/>
-        </w:rPr>
-        <w:t xml:space="preserve"> </w:t>
-      </w:r>
-      <w:r>
-        <w:rPr>
-          <w:color w:val="000000" w:themeColor="text1"/>
-          <w:sz w:val="26"/>
-          <w:szCs w:val="26"/>
-          <w:lang w:eastAsia="zh-CN"/>
-        </w:rPr>
-        <w:t>[</w:t>
-      </w:r>
-      <w:r>
-        <w:rPr>
-          <w:rFonts w:eastAsia="Times New Roman"/>
-          <w:sz w:val="26"/>
-          <w:szCs w:val="26"/>
-          <w:lang w:val="vi-VN"/>
-        </w:rPr>
-        <w:t>098765432</w:t>
-      </w:r>
-      <w:r>
-        <w:rPr>
-          <w:rFonts w:eastAsia="Times New Roman"/>
-          <w:sz w:val="26"/>
-          <w:szCs w:val="26"/>
-        </w:rPr>
-        <w:t>]</w:t>
-      </w:r>
+        <w:t xml:space="preserve">Số định danh cá nhân: </w:t>
+      </w:r>
+      <w:bookmarkStart w:id="31005" w:name="MINGO_FIELD_5"/>
+      <w:r>
+        <w:t xml:space="preserve">098765432</w:t>
+      </w:r>
+      <w:bookmarkEnd w:id="31005"/>
     </w:p>
     <w:bookmarkEnd w:id="0"/>
     <w:p>
@@ -911,62 +426,13 @@
         </w:rPr>
       </w:pPr>
       <w:r>
-        <w:rPr>
-          <w:spacing w:val="-8"/>
-          <w:sz w:val="26"/>
-          <w:szCs w:val="26"/>
-          <w:lang w:val="vi-VN"/>
-        </w:rPr>
-        <w:t>Số nhà/phòng, ngách/hẻm, ngõ/kiệt, đường/phố/đại lộ, tổ/xóm/ấp/thôn</w:t>
-      </w:r>
-      <w:r>
-        <w:rPr>
-          <w:sz w:val="26"/>
-          <w:szCs w:val="26"/>
-          <w:lang w:val="vi-VN"/>
-        </w:rPr>
-        <w:t xml:space="preserve">: </w:t>
-      </w:r>
-      <w:r>
-        <w:rPr>
-          <w:sz w:val="26"/>
-          <w:szCs w:val="26"/>
-          <w:lang w:val="vi-VN"/>
-        </w:rPr>
-        <w:t>[</w:t>
-      </w:r>
-      <w:r>
-        <w:rPr>
-          <w:sz w:val="26"/>
-          <w:szCs w:val="26"/>
-          <w:lang w:val="vi-VN"/>
-        </w:rPr>
-        <w:t>S</w:t>
-      </w:r>
-      <w:r>
-        <w:rPr>
-          <w:sz w:val="26"/>
-          <w:szCs w:val="26"/>
-          <w:lang w:val="vi-VN"/>
-        </w:rPr>
-        <w:t xml:space="preserve">ố nhà </w:t>
-      </w:r>
-      <w:r>
-        <w:rPr>
-          <w:sz w:val="26"/>
-          <w:szCs w:val="26"/>
-          <w:lang w:val="vi-VN"/>
-        </w:rPr>
-        <w:t>13, Thôn 4</w:t>
-      </w:r>
-      <w:r>
-        <w:rPr>
-          <w:sz w:val="26"/>
-          <w:szCs w:val="26"/>
-          <w:lang w:val="vi-VN"/>
-        </w:rPr>
-        <w:t>]</w:t>
-      </w:r>
+        <w:t xml:space="preserve">Số nhà/phòng, ngách/hẻm, ngõ/kiệt, đường/phố/đại lộ, tổ/xóm/ấp/thôn: </w:t>
+      </w:r>
+      <w:bookmarkStart w:id="31006" w:name="MINGO_FIELD_6"/>
+      <w:r>
+        <w:t xml:space="preserve">Số nhà 13, Thôn 4</w:t>
+      </w:r>
+      <w:bookmarkEnd w:id="31006"/>
     </w:p>
     <w:p>
       <w:pPr>
@@ -980,45 +446,13 @@
         </w:rPr>
       </w:pPr>
       <w:r>
-        <w:rPr>
-          <w:sz w:val="26"/>
-          <w:szCs w:val="26"/>
-          <w:lang w:val="vi-VN"/>
-        </w:rPr>
         <w:t xml:space="preserve">Xã/Phường/Đặc khu: </w:t>
       </w:r>
-      <w:r>
-        <w:rPr>
-          <w:sz w:val="26"/>
-          <w:szCs w:val="26"/>
-          <w:lang w:val="vi-VN"/>
-        </w:rPr>
-        <w:t>[</w:t>
-      </w:r>
-      <w:r>
-        <w:rPr>
-          <w:sz w:val="26"/>
-          <w:szCs w:val="26"/>
-          <w:lang w:val="vi-VN"/>
-        </w:rPr>
-        <w:t xml:space="preserve">Xã </w:t>
-      </w:r>
-      <w:r>
-        <w:rPr>
-          <w:sz w:val="26"/>
-          <w:szCs w:val="26"/>
-          <w:lang w:val="vi-VN"/>
-        </w:rPr>
-        <w:t>Hòa Lạc</w:t>
-      </w:r>
-      <w:r>
-        <w:rPr>
-          <w:sz w:val="26"/>
-          <w:szCs w:val="26"/>
-          <w:lang w:val="vi-VN"/>
-        </w:rPr>
-        <w:t>]</w:t>
-      </w:r>
+      <w:bookmarkStart w:id="31007" w:name="MINGO_FIELD_7"/>
+      <w:r>
+        <w:t xml:space="preserve">Xã Hòa Lạc</w:t>
+      </w:r>
+      <w:bookmarkEnd w:id="31007"/>
     </w:p>
     <w:p>
       <w:pPr>
@@ -1032,41 +466,13 @@
         </w:rPr>
       </w:pPr>
       <w:r>
-        <w:rPr>
-          <w:sz w:val="26"/>
-          <w:szCs w:val="26"/>
-          <w:lang w:val="vi-VN"/>
-        </w:rPr>
         <w:t xml:space="preserve">Tỉnh/Thành phố trực thuộc trung ương: </w:t>
       </w:r>
-      <w:r>
-        <w:rPr>
-          <w:sz w:val="26"/>
-          <w:szCs w:val="26"/>
-          <w:lang w:val="vi-VN"/>
-        </w:rPr>
-        <w:t>[</w:t>
-      </w:r>
-      <w:r>
-        <w:rPr>
-          <w:rFonts w:eastAsia="Times New Roman"/>
-          <w:color w:val="000000" w:themeColor="text1"/>
-          <w:sz w:val="26"/>
-          <w:szCs w:val="26"/>
-          <w:lang w:val="vi-VN" w:eastAsia="zh-CN"/>
-        </w:rPr>
-        <w:t>Hà Nội</w:t>
-      </w:r>
-      <w:r>
-        <w:rPr>
-          <w:rFonts w:eastAsia="Times New Roman"/>
-          <w:color w:val="000000" w:themeColor="text1"/>
-          <w:sz w:val="26"/>
-          <w:szCs w:val="26"/>
-          <w:lang w:val="vi-VN" w:eastAsia="zh-CN"/>
-        </w:rPr>
-        <w:t>]</w:t>
-      </w:r>
+      <w:bookmarkStart w:id="31008" w:name="MINGO_FIELD_8"/>
+      <w:r>
+        <w:t xml:space="preserve">Hà Nội</w:t>
+      </w:r>
+      <w:bookmarkEnd w:id="31008"/>
     </w:p>
     <w:p>
       <w:pPr>
@@ -3143,375 +2549,14 @@
           <w:lang w:eastAsia="zh-CN"/>
         </w:rPr>
       </w:pPr>
-      <w:bookmarkStart w:id="1" w:name="_Hlk169099485"/>
-      <w:bookmarkStart w:id="2" w:name="_Hlk201563569"/>
-      <w:proofErr w:type="spellStart"/>
-      <w:r>
-        <w:rPr>
-          <w:rFonts w:eastAsia="Times New Roman"/>
-          <w:color w:val="000000" w:themeColor="text1"/>
-          <w:sz w:val="26"/>
-          <w:szCs w:val="26"/>
-          <w:lang w:eastAsia="zh-CN"/>
-        </w:rPr>
-        <w:t>Tên</w:t>
-      </w:r>
-      <w:proofErr w:type="spellEnd"/>
-      <w:r>
-        <w:rPr>
-          <w:rFonts w:eastAsia="Times New Roman"/>
-          <w:color w:val="000000" w:themeColor="text1"/>
-          <w:sz w:val="26"/>
-          <w:szCs w:val="26"/>
-          <w:lang w:eastAsia="zh-CN"/>
-        </w:rPr>
-        <w:t xml:space="preserve"> </w:t>
-      </w:r>
-      <w:proofErr w:type="spellStart"/>
-      <w:r>
-        <w:rPr>
-          <w:rFonts w:eastAsia="Times New Roman"/>
-          <w:color w:val="000000" w:themeColor="text1"/>
-          <w:sz w:val="26"/>
-          <w:szCs w:val="26"/>
-          <w:lang w:eastAsia="zh-CN"/>
-        </w:rPr>
-        <w:t>công</w:t>
-      </w:r>
-      <w:proofErr w:type="spellEnd"/>
-      <w:r>
-        <w:rPr>
-          <w:rFonts w:eastAsia="Times New Roman"/>
-          <w:color w:val="000000" w:themeColor="text1"/>
-          <w:sz w:val="26"/>
-          <w:szCs w:val="26"/>
-          <w:lang w:eastAsia="zh-CN"/>
-        </w:rPr>
-        <w:t xml:space="preserve"> ty </w:t>
-      </w:r>
-      <w:proofErr w:type="spellStart"/>
-      <w:r>
-        <w:rPr>
-          <w:rFonts w:eastAsia="Times New Roman"/>
-          <w:color w:val="000000" w:themeColor="text1"/>
-          <w:sz w:val="26"/>
-          <w:szCs w:val="26"/>
-          <w:lang w:eastAsia="zh-CN"/>
-        </w:rPr>
-        <w:t>viết</w:t>
-      </w:r>
-      <w:proofErr w:type="spellEnd"/>
-      <w:r>
-        <w:rPr>
-          <w:rFonts w:eastAsia="Times New Roman"/>
-          <w:color w:val="000000" w:themeColor="text1"/>
-          <w:sz w:val="26"/>
-          <w:szCs w:val="26"/>
-          <w:lang w:eastAsia="zh-CN"/>
-        </w:rPr>
-        <w:t xml:space="preserve"> </w:t>
-      </w:r>
-      <w:proofErr w:type="spellStart"/>
-      <w:r>
-        <w:rPr>
-          <w:rFonts w:eastAsia="Times New Roman"/>
-          <w:color w:val="000000" w:themeColor="text1"/>
-          <w:sz w:val="26"/>
-          <w:szCs w:val="26"/>
-          <w:lang w:eastAsia="zh-CN"/>
-        </w:rPr>
-        <w:t>bằng</w:t>
-      </w:r>
-      <w:proofErr w:type="spellEnd"/>
-      <w:r>
-        <w:rPr>
-          <w:rFonts w:eastAsia="Times New Roman"/>
-          <w:color w:val="000000" w:themeColor="text1"/>
-          <w:sz w:val="26"/>
-          <w:szCs w:val="26"/>
-          <w:lang w:eastAsia="zh-CN"/>
-        </w:rPr>
-        <w:t xml:space="preserve"> </w:t>
-      </w:r>
-      <w:proofErr w:type="spellStart"/>
-      <w:r>
-        <w:rPr>
-          <w:rFonts w:eastAsia="Times New Roman"/>
-          <w:color w:val="000000" w:themeColor="text1"/>
-          <w:sz w:val="26"/>
-          <w:szCs w:val="26"/>
-          <w:lang w:eastAsia="zh-CN"/>
-        </w:rPr>
-        <w:t>tiếng</w:t>
-      </w:r>
-      <w:proofErr w:type="spellEnd"/>
-      <w:r>
-        <w:rPr>
-          <w:rFonts w:eastAsia="Times New Roman"/>
-          <w:color w:val="000000" w:themeColor="text1"/>
-          <w:sz w:val="26"/>
-          <w:szCs w:val="26"/>
-          <w:lang w:eastAsia="zh-CN"/>
-        </w:rPr>
-        <w:t xml:space="preserve"> </w:t>
-      </w:r>
-      <w:proofErr w:type="gramStart"/>
-      <w:r>
-        <w:rPr>
-          <w:rFonts w:eastAsia="Times New Roman"/>
-          <w:color w:val="000000" w:themeColor="text1"/>
-          <w:sz w:val="26"/>
-          <w:szCs w:val="26"/>
-          <w:lang w:eastAsia="zh-CN"/>
-        </w:rPr>
-        <w:t>Việt:</w:t>
-      </w:r>
-      <w:r>
-        <w:rPr>
-          <w:rFonts w:eastAsia="Times New Roman"/>
-          <w:color w:val="000000" w:themeColor="text1"/>
-          <w:sz w:val="26"/>
-          <w:szCs w:val="26"/>
-          <w:lang w:eastAsia="zh-CN"/>
-        </w:rPr>
-        <w:t>[</w:t>
-      </w:r>
-      <w:proofErr w:type="gramEnd"/>
-      <w:r>
-        <w:rPr>
-          <w:rFonts w:eastAsia="Times New Roman"/>
-          <w:color w:val="000000" w:themeColor="text1"/>
-          <w:sz w:val="26"/>
-          <w:szCs w:val="26"/>
-          <w:lang w:eastAsia="zh-CN"/>
-        </w:rPr>
-        <w:t xml:space="preserve"> </w:t>
-      </w:r>
-      <w:r>
-        <w:rPr>
-          <w:rFonts w:eastAsia="Times New Roman"/>
-          <w:b/>
-          <w:bCs/>
-          <w:color w:val="000000" w:themeColor="text1"/>
-          <w:sz w:val="26"/>
-          <w:szCs w:val="26"/>
-          <w:highlight w:val="yellow"/>
-          <w:lang w:eastAsia="zh-CN"/>
-        </w:rPr>
-        <w:t>CÔNG</w:t>
-      </w:r>
-      <w:r>
-        <w:rPr>
-          <w:rFonts w:eastAsia="Times New Roman"/>
-          <w:b/>
-          <w:bCs/>
-          <w:color w:val="000000" w:themeColor="text1"/>
-          <w:sz w:val="26"/>
-          <w:szCs w:val="26"/>
-          <w:lang w:val="vi-VN" w:eastAsia="zh-CN"/>
-        </w:rPr>
-        <w:t xml:space="preserve"> </w:t>
-      </w:r>
-      <w:r>
-        <w:rPr>
-          <w:rFonts w:eastAsia="Times New Roman"/>
-          <w:b/>
-          <w:bCs/>
-          <w:color w:val="000000" w:themeColor="text1"/>
-          <w:sz w:val="26"/>
-          <w:szCs w:val="26"/>
-          <w:highlight w:val="yellow"/>
-          <w:lang w:val="vi-VN" w:eastAsia="zh-CN"/>
-        </w:rPr>
-        <w:t>TY</w:t>
-      </w:r>
-      <w:r>
-        <w:rPr>
-          <w:rFonts w:eastAsia="Times New Roman"/>
-          <w:b/>
-          <w:bCs/>
-          <w:color w:val="000000" w:themeColor="text1"/>
-          <w:sz w:val="26"/>
-          <w:szCs w:val="26"/>
-          <w:lang w:val="vi-VN" w:eastAsia="zh-CN"/>
-        </w:rPr>
-        <w:t xml:space="preserve"> </w:t>
-      </w:r>
-      <w:r>
-        <w:rPr>
-          <w:rFonts w:eastAsia="Times New Roman"/>
-          <w:b/>
-          <w:bCs/>
-          <w:color w:val="000000" w:themeColor="text1"/>
-          <w:sz w:val="26"/>
-          <w:szCs w:val="26"/>
-          <w:highlight w:val="yellow"/>
-          <w:lang w:val="vi-VN" w:eastAsia="zh-CN"/>
-        </w:rPr>
-        <w:t>TNHH</w:t>
-      </w:r>
-      <w:r>
-        <w:rPr>
-          <w:rFonts w:eastAsia="Times New Roman"/>
-          <w:b/>
-          <w:bCs/>
-          <w:color w:val="000000" w:themeColor="text1"/>
-          <w:sz w:val="26"/>
-          <w:szCs w:val="26"/>
-          <w:lang w:val="vi-VN" w:eastAsia="zh-CN"/>
-        </w:rPr>
-        <w:t xml:space="preserve"> </w:t>
-      </w:r>
-      <w:r>
-        <w:rPr>
-          <w:rFonts w:eastAsia="Times New Roman"/>
-          <w:b/>
-          <w:bCs/>
-          <w:color w:val="000000" w:themeColor="text1"/>
-          <w:sz w:val="26"/>
-          <w:szCs w:val="26"/>
-          <w:highlight w:val="yellow"/>
-          <w:lang w:val="vi-VN" w:eastAsia="zh-CN"/>
-        </w:rPr>
-        <w:t>THƯƠNG</w:t>
-      </w:r>
-      <w:r>
-        <w:rPr>
-          <w:rFonts w:eastAsia="Times New Roman"/>
-          <w:b/>
-          <w:bCs/>
-          <w:color w:val="000000" w:themeColor="text1"/>
-          <w:sz w:val="26"/>
-          <w:szCs w:val="26"/>
-          <w:lang w:val="vi-VN" w:eastAsia="zh-CN"/>
-        </w:rPr>
-        <w:t xml:space="preserve"> </w:t>
-      </w:r>
-      <w:r>
-        <w:rPr>
-          <w:rFonts w:eastAsia="Times New Roman"/>
-          <w:b/>
-          <w:bCs/>
-          <w:color w:val="000000" w:themeColor="text1"/>
-          <w:sz w:val="26"/>
-          <w:szCs w:val="26"/>
-          <w:highlight w:val="yellow"/>
-          <w:lang w:val="vi-VN" w:eastAsia="zh-CN"/>
-        </w:rPr>
-        <w:t>MẠI</w:t>
-      </w:r>
-      <w:r>
-        <w:rPr>
-          <w:rFonts w:eastAsia="Times New Roman"/>
-          <w:b/>
-          <w:bCs/>
-          <w:color w:val="000000" w:themeColor="text1"/>
-          <w:sz w:val="26"/>
-          <w:szCs w:val="26"/>
-          <w:lang w:val="vi-VN" w:eastAsia="zh-CN"/>
-        </w:rPr>
-        <w:t xml:space="preserve"> </w:t>
-      </w:r>
-      <w:r>
-        <w:rPr>
-          <w:rFonts w:eastAsia="Times New Roman"/>
-          <w:b/>
-          <w:bCs/>
-          <w:color w:val="000000" w:themeColor="text1"/>
-          <w:sz w:val="26"/>
-          <w:szCs w:val="26"/>
-          <w:highlight w:val="yellow"/>
-          <w:lang w:val="vi-VN" w:eastAsia="zh-CN"/>
-        </w:rPr>
-        <w:t>VÀ</w:t>
-      </w:r>
-      <w:r>
-        <w:rPr>
-          <w:rFonts w:eastAsia="Times New Roman"/>
-          <w:b/>
-          <w:bCs/>
-          <w:color w:val="000000" w:themeColor="text1"/>
-          <w:sz w:val="26"/>
-          <w:szCs w:val="26"/>
-          <w:lang w:val="vi-VN" w:eastAsia="zh-CN"/>
-        </w:rPr>
-        <w:t xml:space="preserve"> </w:t>
-      </w:r>
-      <w:r>
-        <w:rPr>
-          <w:rFonts w:eastAsia="Times New Roman"/>
-          <w:b/>
-          <w:bCs/>
-          <w:color w:val="000000" w:themeColor="text1"/>
-          <w:sz w:val="26"/>
-          <w:szCs w:val="26"/>
-          <w:highlight w:val="yellow"/>
-          <w:lang w:val="vi-VN" w:eastAsia="zh-CN"/>
-        </w:rPr>
-        <w:t>DỊCH</w:t>
-      </w:r>
-      <w:r>
-        <w:rPr>
-          <w:rFonts w:eastAsia="Times New Roman"/>
-          <w:b/>
-          <w:bCs/>
-          <w:color w:val="000000" w:themeColor="text1"/>
-          <w:sz w:val="26"/>
-          <w:szCs w:val="26"/>
-          <w:lang w:val="vi-VN" w:eastAsia="zh-CN"/>
-        </w:rPr>
-        <w:t xml:space="preserve"> </w:t>
-      </w:r>
-      <w:r>
-        <w:rPr>
-          <w:rFonts w:eastAsia="Times New Roman"/>
-          <w:b/>
-          <w:bCs/>
-          <w:color w:val="000000" w:themeColor="text1"/>
-          <w:sz w:val="26"/>
-          <w:szCs w:val="26"/>
-          <w:highlight w:val="yellow"/>
-          <w:lang w:val="vi-VN" w:eastAsia="zh-CN"/>
-        </w:rPr>
-        <w:t>VỤ</w:t>
-      </w:r>
-      <w:r>
-        <w:rPr>
-          <w:rFonts w:eastAsia="Times New Roman"/>
-          <w:b/>
-          <w:bCs/>
-          <w:color w:val="000000" w:themeColor="text1"/>
-          <w:sz w:val="26"/>
-          <w:szCs w:val="26"/>
-          <w:lang w:val="vi-VN" w:eastAsia="zh-CN"/>
-        </w:rPr>
-        <w:t xml:space="preserve"> </w:t>
-      </w:r>
-      <w:r>
-        <w:rPr>
-          <w:rFonts w:eastAsia="Times New Roman"/>
-          <w:b/>
-          <w:bCs/>
-          <w:color w:val="000000" w:themeColor="text1"/>
-          <w:sz w:val="26"/>
-          <w:szCs w:val="26"/>
-          <w:highlight w:val="yellow"/>
-          <w:lang w:val="vi-VN" w:eastAsia="zh-CN"/>
-        </w:rPr>
-        <w:t>THOMAS</w:t>
-      </w:r>
-      <w:r>
-        <w:rPr>
-          <w:rFonts w:eastAsia="Times New Roman"/>
-          <w:b/>
-          <w:bCs/>
-          <w:color w:val="000000" w:themeColor="text1"/>
-          <w:sz w:val="26"/>
-          <w:szCs w:val="26"/>
-          <w:lang w:eastAsia="zh-CN"/>
-        </w:rPr>
-        <w:t>]</w:t>
-      </w:r>
+      <w:r>
+        <w:t xml:space="preserve">Tên công ty viết bằng tiếng Việt:</w:t>
+      </w:r>
+      <w:bookmarkStart w:id="31009" w:name="MINGO_FIELD_9"/>
+      <w:r>
+        <w:t xml:space="preserve"> CÔNG TY TNHH THƯƠNG MẠI VÀ DỊCH VỤ THOMAS</w:t>
+      </w:r>
+      <w:bookmarkEnd w:id="31009"/>
     </w:p>
     <w:p>
       <w:pPr>
@@ -3663,88 +2708,13 @@
         </w:rPr>
       </w:pPr>
       <w:r>
-        <w:rPr>
-          <w:rFonts w:eastAsia="Times New Roman"/>
-          <w:color w:val="000000" w:themeColor="text1"/>
-          <w:sz w:val="26"/>
-          <w:szCs w:val="26"/>
-          <w:lang w:val="vi-VN" w:eastAsia="zh-CN"/>
-        </w:rPr>
         <w:t xml:space="preserve">Số nhà/phòng, ngách/hẻm, ngõ/kiệt, đường/phố/đại lộ, tổ/xóm/ấp/thôn: </w:t>
       </w:r>
-      <w:r>
-        <w:rPr>
-          <w:rFonts w:eastAsia="Times New Roman"/>
-          <w:color w:val="000000" w:themeColor="text1"/>
-          <w:sz w:val="26"/>
-          <w:szCs w:val="26"/>
-          <w:lang w:val="vi-VN" w:eastAsia="zh-CN"/>
-        </w:rPr>
-        <w:t>[</w:t>
-      </w:r>
-      <w:r>
-        <w:rPr>
-          <w:rFonts w:eastAsia="Times New Roman"/>
-          <w:color w:val="000000" w:themeColor="text1"/>
-          <w:sz w:val="26"/>
-          <w:szCs w:val="26"/>
-          <w:highlight w:val="yellow"/>
-          <w:lang w:val="vi-VN" w:eastAsia="zh-CN"/>
-        </w:rPr>
-        <w:t>Số</w:t>
-      </w:r>
-      <w:r>
-        <w:rPr>
-          <w:rFonts w:eastAsia="Times New Roman"/>
-          <w:color w:val="000000" w:themeColor="text1"/>
-          <w:sz w:val="26"/>
-          <w:szCs w:val="26"/>
-          <w:lang w:val="vi-VN" w:eastAsia="zh-CN"/>
-        </w:rPr>
-        <w:t xml:space="preserve"> </w:t>
-      </w:r>
-      <w:r>
-        <w:rPr>
-          <w:rFonts w:eastAsia="Times New Roman"/>
-          <w:color w:val="000000" w:themeColor="text1"/>
-          <w:sz w:val="26"/>
-          <w:szCs w:val="26"/>
-          <w:highlight w:val="yellow"/>
-          <w:lang w:val="vi-VN" w:eastAsia="zh-CN"/>
-        </w:rPr>
-        <w:t>nhà</w:t>
-      </w:r>
-      <w:r>
-        <w:rPr>
-          <w:rFonts w:eastAsia="Times New Roman"/>
-          <w:color w:val="000000" w:themeColor="text1"/>
-          <w:sz w:val="26"/>
-          <w:szCs w:val="26"/>
-          <w:lang w:val="vi-VN" w:eastAsia="zh-CN"/>
-        </w:rPr>
-        <w:t xml:space="preserve"> </w:t>
-      </w:r>
-      <w:r>
-        <w:rPr>
-          <w:rFonts w:eastAsia="Times New Roman"/>
-          <w:color w:val="000000" w:themeColor="text1"/>
-          <w:sz w:val="26"/>
-          <w:szCs w:val="26"/>
-          <w:highlight w:val="yellow"/>
-          <w:lang w:val="vi-VN" w:eastAsia="zh-CN"/>
-        </w:rPr>
-        <w:t>13</w:t>
-      </w:r>
-      <w:r>
-        <w:rPr>
-          <w:rFonts w:eastAsia="Times New Roman"/>
-          <w:color w:val="000000" w:themeColor="text1"/>
-          <w:sz w:val="26"/>
-          <w:szCs w:val="26"/>
-          <w:lang w:val="vi-VN" w:eastAsia="zh-CN"/>
-        </w:rPr>
-        <w:t>]</w:t>
-      </w:r>
+      <w:bookmarkStart w:id="31010" w:name="MINGO_FIELD_10"/>
+      <w:r>
+        <w:t xml:space="preserve">Số nhà 13</w:t>
+      </w:r>
+      <w:bookmarkEnd w:id="31010"/>
     </w:p>
     <w:p>
       <w:pPr>
@@ -3762,72 +2732,13 @@
         </w:rPr>
       </w:pPr>
       <w:r>
-        <w:rPr>
-          <w:sz w:val="26"/>
-          <w:szCs w:val="26"/>
-          <w:lang w:val="vi-VN"/>
-        </w:rPr>
         <w:t xml:space="preserve">Xã/Phường/Đặc khu: </w:t>
       </w:r>
-      <w:r>
-        <w:rPr>
-          <w:sz w:val="26"/>
-          <w:szCs w:val="26"/>
-          <w:lang w:val="vi-VN"/>
-        </w:rPr>
-        <w:t>[</w:t>
-      </w:r>
-      <w:r>
-        <w:rPr>
-          <w:sz w:val="26"/>
-          <w:szCs w:val="26"/>
-          <w:highlight w:val="yellow"/>
-          <w:lang w:val="vi-VN"/>
-        </w:rPr>
-        <w:t>Xã</w:t>
-      </w:r>
-      <w:r>
-        <w:rPr>
-          <w:sz w:val="26"/>
-          <w:szCs w:val="26"/>
-          <w:lang w:val="vi-VN"/>
-        </w:rPr>
-        <w:t xml:space="preserve"> </w:t>
-      </w:r>
-      <w:r>
-        <w:rPr>
-          <w:sz w:val="26"/>
-          <w:szCs w:val="26"/>
-          <w:highlight w:val="yellow"/>
-          <w:lang w:val="vi-VN"/>
-        </w:rPr>
-        <w:t>Hòa</w:t>
-      </w:r>
-      <w:r>
-        <w:rPr>
-          <w:sz w:val="26"/>
-          <w:szCs w:val="26"/>
-          <w:lang w:val="vi-VN"/>
-        </w:rPr>
-        <w:t xml:space="preserve"> </w:t>
-      </w:r>
-      <w:r>
-        <w:rPr>
-          <w:sz w:val="26"/>
-          <w:szCs w:val="26"/>
-          <w:highlight w:val="yellow"/>
-          <w:lang w:val="vi-VN"/>
-        </w:rPr>
-        <w:t>Lạc</w:t>
-      </w:r>
-      <w:r>
-        <w:rPr>
-          <w:sz w:val="26"/>
-          <w:szCs w:val="26"/>
-          <w:lang w:val="vi-VN"/>
-        </w:rPr>
-        <w:t>]</w:t>
-      </w:r>
+      <w:bookmarkStart w:id="31011" w:name="MINGO_FIELD_11"/>
+      <w:r>
+        <w:t xml:space="preserve">Xã Hòa Lạc</w:t>
+      </w:r>
+      <w:bookmarkEnd w:id="31011"/>
     </w:p>
     <w:p>
       <w:pPr>
@@ -3841,55 +2752,13 @@
         </w:rPr>
       </w:pPr>
       <w:r>
-        <w:rPr>
-          <w:sz w:val="26"/>
-          <w:szCs w:val="26"/>
-          <w:lang w:val="vi-VN"/>
-        </w:rPr>
         <w:t xml:space="preserve">Tỉnh/Thành phố trực thuộc trung ương: </w:t>
       </w:r>
-      <w:r>
-        <w:rPr>
-          <w:sz w:val="26"/>
-          <w:szCs w:val="26"/>
-          <w:lang w:val="vi-VN"/>
-        </w:rPr>
-        <w:t>[</w:t>
-      </w:r>
-      <w:r>
-        <w:rPr>
-          <w:sz w:val="26"/>
-          <w:szCs w:val="26"/>
-          <w:highlight w:val="yellow"/>
-          <w:lang w:val="vi-VN"/>
-        </w:rPr>
-        <w:t>Hà</w:t>
-      </w:r>
-      <w:r>
-        <w:rPr>
-          <w:sz w:val="26"/>
-          <w:szCs w:val="26"/>
-          <w:lang w:val="vi-VN"/>
-        </w:rPr>
-        <w:t xml:space="preserve"> </w:t>
-      </w:r>
-      <w:r>
-        <w:rPr>
-          <w:sz w:val="26"/>
-          <w:szCs w:val="26"/>
-          <w:highlight w:val="yellow"/>
-          <w:lang w:val="vi-VN"/>
-        </w:rPr>
-        <w:t>Nội</w:t>
-      </w:r>
-      <w:r>
-        <w:rPr>
-          <w:sz w:val="26"/>
-          <w:szCs w:val="26"/>
-          <w:lang w:val="vi-VN"/>
-        </w:rPr>
-        <w:t>]</w:t>
-      </w:r>
+      <w:bookmarkStart w:id="31012" w:name="MINGO_FIELD_12"/>
+      <w:r>
+        <w:t xml:space="preserve">Hà Nội</w:t>
+      </w:r>
+      <w:bookmarkEnd w:id="31012"/>
     </w:p>
     <w:p>
       <w:pPr>
@@ -3910,179 +2779,15 @@
         </w:rPr>
       </w:pPr>
       <w:r>
-        <w:rPr>
-          <w:rFonts w:eastAsia="Times New Roman"/>
-          <w:color w:val="000000" w:themeColor="text1"/>
-          <w:sz w:val="26"/>
-          <w:szCs w:val="26"/>
-          <w:lang w:val="vi-VN" w:eastAsia="zh-CN"/>
-        </w:rPr>
-        <w:t>Điện thoại:</w:t>
-      </w:r>
-      <w:r>
-        <w:rPr>
-          <w:sz w:val="26"/>
-          <w:szCs w:val="26"/>
-          <w:lang w:val="vi-VN"/>
-        </w:rPr>
-        <w:t xml:space="preserve"> </w:t>
-      </w:r>
-      <w:r>
-        <w:rPr>
-          <w:sz w:val="26"/>
-          <w:szCs w:val="26"/>
-          <w:lang w:val="vi-VN"/>
-        </w:rPr>
-        <w:t>[</w:t>
-      </w:r>
-      <w:r>
-        <w:rPr>
-          <w:sz w:val="26"/>
-          <w:szCs w:val="26"/>
-          <w:highlight w:val="yellow"/>
-          <w:lang w:val="vi-VN"/>
-        </w:rPr>
-        <w:t>09876654311</w:t>
-      </w:r>
-      <w:r>
-        <w:rPr>
-          <w:sz w:val="26"/>
-          <w:szCs w:val="26"/>
-          <w:lang w:val="vi-VN"/>
-        </w:rPr>
-        <w:t>]</w:t>
-      </w:r>
-      <w:r>
-        <w:rPr>
-          <w:rFonts w:eastAsia="Times New Roman"/>
-          <w:color w:val="000000" w:themeColor="text1"/>
-          <w:sz w:val="26"/>
-          <w:szCs w:val="26"/>
-          <w:lang w:val="vi-VN" w:eastAsia="zh-CN"/>
-        </w:rPr>
-        <w:t xml:space="preserve">              </w:t>
-      </w:r>
-      <w:r>
-        <w:rPr>
-          <w:rFonts w:eastAsia="Times New Roman"/>
-          <w:color w:val="000000" w:themeColor="text1"/>
-          <w:sz w:val="26"/>
-          <w:szCs w:val="26"/>
-          <w:lang w:val="vi-VN" w:eastAsia="zh-CN"/>
-        </w:rPr>
-        <w:t xml:space="preserve">    </w:t>
-      </w:r>
-      <w:r>
-        <w:rPr>
-          <w:rFonts w:eastAsia="Times New Roman"/>
-          <w:color w:val="000000" w:themeColor="text1"/>
-          <w:sz w:val="26"/>
-          <w:szCs w:val="26"/>
-          <w:lang w:val="vi-VN" w:eastAsia="zh-CN"/>
-        </w:rPr>
-        <w:t xml:space="preserve">  </w:t>
-      </w:r>
-      <w:r>
-        <w:rPr>
-          <w:rFonts w:eastAsia="Times New Roman"/>
-          <w:color w:val="000000" w:themeColor="text1"/>
-          <w:sz w:val="26"/>
-          <w:szCs w:val="26"/>
-          <w:lang w:val="vi-VN" w:eastAsia="zh-CN"/>
-        </w:rPr>
-        <w:t xml:space="preserve">  </w:t>
-      </w:r>
-      <w:r>
-        <w:rPr>
-          <w:rFonts w:eastAsia="Times New Roman"/>
-          <w:color w:val="000000" w:themeColor="text1"/>
-          <w:sz w:val="26"/>
-          <w:szCs w:val="26"/>
-          <w:lang w:val="vi-VN" w:eastAsia="zh-CN"/>
-        </w:rPr>
-        <w:t xml:space="preserve">  </w:t>
-      </w:r>
-      <w:r>
-        <w:rPr>
-          <w:rFonts w:eastAsia="Times New Roman"/>
-          <w:color w:val="000000" w:themeColor="text1"/>
-          <w:sz w:val="26"/>
-          <w:szCs w:val="26"/>
-          <w:lang w:val="vi-VN" w:eastAsia="zh-CN"/>
-        </w:rPr>
-        <w:t xml:space="preserve"> </w:t>
-      </w:r>
-      <w:r>
-        <w:rPr>
-          <w:rFonts w:eastAsia="Times New Roman"/>
-          <w:color w:val="000000" w:themeColor="text1"/>
-          <w:sz w:val="26"/>
-          <w:szCs w:val="26"/>
-          <w:lang w:val="vi-VN" w:eastAsia="zh-CN"/>
-        </w:rPr>
-        <w:t xml:space="preserve"> </w:t>
-      </w:r>
-      <w:r>
-        <w:rPr>
-          <w:rFonts w:eastAsia="Times New Roman"/>
-          <w:color w:val="000000" w:themeColor="text1"/>
-          <w:sz w:val="26"/>
-          <w:szCs w:val="26"/>
-          <w:lang w:val="vi-VN" w:eastAsia="zh-CN"/>
-        </w:rPr>
-        <w:t xml:space="preserve"> </w:t>
-      </w:r>
-      <w:r>
-        <w:rPr>
-          <w:rFonts w:eastAsia="Times New Roman"/>
-          <w:color w:val="000000" w:themeColor="text1"/>
-          <w:sz w:val="26"/>
-          <w:szCs w:val="26"/>
-          <w:lang w:val="vi-VN" w:eastAsia="zh-CN"/>
-        </w:rPr>
-        <w:t xml:space="preserve">  </w:t>
-      </w:r>
-      <w:r>
-        <w:rPr>
-          <w:rFonts w:eastAsia="Times New Roman"/>
-          <w:color w:val="000000" w:themeColor="text1"/>
-          <w:sz w:val="26"/>
-          <w:szCs w:val="26"/>
-          <w:lang w:val="vi-VN" w:eastAsia="zh-CN"/>
-        </w:rPr>
-        <w:t xml:space="preserve">      </w:t>
-      </w:r>
-      <w:proofErr w:type="spellStart"/>
-      <w:r>
-        <w:rPr>
-          <w:rFonts w:eastAsia="Times New Roman"/>
-          <w:color w:val="000000" w:themeColor="text1"/>
-          <w:sz w:val="26"/>
-          <w:szCs w:val="26"/>
-          <w:lang w:val="vi-VN" w:eastAsia="zh-CN"/>
-        </w:rPr>
-        <w:t>Fax</w:t>
-      </w:r>
-      <w:proofErr w:type="spellEnd"/>
-      <w:r>
-        <w:rPr>
-          <w:rFonts w:eastAsia="Times New Roman"/>
-          <w:color w:val="000000" w:themeColor="text1"/>
-          <w:sz w:val="26"/>
-          <w:szCs w:val="26"/>
-          <w:lang w:val="vi-VN" w:eastAsia="zh-CN"/>
-        </w:rPr>
-        <w:t xml:space="preserve"> (nếu có):</w:t>
-      </w:r>
-      <w:r>
-        <w:rPr>
-          <w:rFonts w:eastAsia="Times New Roman"/>
-          <w:color w:val="000000" w:themeColor="text1"/>
-          <w:sz w:val="26"/>
-          <w:szCs w:val="26"/>
-          <w:lang w:val="vi-VN" w:eastAsia="zh-CN"/>
-        </w:rPr>
-        <w:t>……………</w:t>
+        <w:t xml:space="preserve">Điện thoại: </w:t>
+      </w:r>
+      <w:bookmarkStart w:id="31013" w:name="MINGO_FIELD_13"/>
+      <w:r>
+        <w:t xml:space="preserve">09876654311</w:t>
+      </w:r>
+      <w:bookmarkEnd w:id="31013"/>
+      <w:r>
+        <w:t xml:space="preserve">                                   Fax (nếu có):……………</w:t>
       </w:r>
     </w:p>
     <w:p>
@@ -6364,82 +5069,11 @@
                 <w:szCs w:val="26"/>
               </w:rPr>
             </w:pPr>
-            <w:r>
-              <w:rPr>
-                <w:sz w:val="26"/>
-                <w:szCs w:val="26"/>
-              </w:rPr>
-              <w:t>[</w:t>
-            </w:r>
-            <w:r>
-              <w:rPr>
-                <w:sz w:val="26"/>
-                <w:szCs w:val="26"/>
-              </w:rPr>
-              <w:t xml:space="preserve">Bán buôn gạo, lúa </w:t>
-            </w:r>
-            <w:proofErr w:type="spellStart"/>
-            <w:r>
-              <w:rPr>
-                <w:sz w:val="26"/>
-                <w:szCs w:val="26"/>
-              </w:rPr>
-              <w:t>mỳ</w:t>
-            </w:r>
-            <w:proofErr w:type="spellEnd"/>
-            <w:r>
-              <w:rPr>
-                <w:sz w:val="26"/>
-                <w:szCs w:val="26"/>
-              </w:rPr>
-              <w:t xml:space="preserve">, sản phẩm từ ngũ cốc khác, bột </w:t>
-            </w:r>
-            <w:proofErr w:type="spellStart"/>
-            <w:r>
-              <w:rPr>
-                <w:sz w:val="26"/>
-                <w:szCs w:val="26"/>
-              </w:rPr>
-              <w:t>mỳ</w:t>
-            </w:r>
-            <w:proofErr w:type="spellEnd"/>
-            <w:r>
-              <w:rPr>
-                <w:sz w:val="26"/>
-                <w:szCs w:val="26"/>
-                <w:lang w:val="vi-VN"/>
-              </w:rPr>
-              <w:br/>
-            </w:r>
-            <w:r>
-              <w:rPr>
-                <w:sz w:val="26"/>
-                <w:szCs w:val="26"/>
-              </w:rPr>
-              <w:t>Chi</w:t>
-            </w:r>
-            <w:r>
-              <w:rPr>
-                <w:sz w:val="26"/>
-                <w:szCs w:val="26"/>
-                <w:lang w:val="vi-VN"/>
-              </w:rPr>
-              <w:t xml:space="preserve"> tiết: </w:t>
-            </w:r>
-            <w:r>
-              <w:rPr>
-                <w:sz w:val="26"/>
-                <w:szCs w:val="26"/>
-              </w:rPr>
-              <w:t>Bán buôn gạo</w:t>
-            </w:r>
-            <w:r>
-              <w:rPr>
-                <w:sz w:val="26"/>
-                <w:szCs w:val="26"/>
-              </w:rPr>
-              <w:t>]</w:t>
-            </w:r>
+            <w:bookmarkStart w:id="31014" w:name="MINGO_FIELD_14"/>
+            <w:r>
+              <w:t xml:space="preserve">Bán buôn gạo, lúa mỳ, sản phẩm từ ngũ cốc khác, bột mỳChi tiết: Bán buôn gạo</w:t>
+            </w:r>
+            <w:bookmarkEnd w:id="31014"/>
           </w:p>
         </w:tc>
         <w:tc>
@@ -6458,30 +5092,11 @@
                 <w:lang w:val="en-US"/>
               </w:rPr>
             </w:pPr>
-            <w:r>
-              <w:rPr>
-                <w:sz w:val="26"/>
-                <w:szCs w:val="26"/>
-                <w:lang w:val="en-US"/>
-              </w:rPr>
-              <w:t>[</w:t>
-            </w:r>
-            <w:r>
-              <w:rPr>
-                <w:sz w:val="26"/>
-                <w:szCs w:val="26"/>
-                <w:lang w:val="en-US"/>
-              </w:rPr>
-              <w:t>4631</w:t>
-            </w:r>
-            <w:r>
-              <w:rPr>
-                <w:sz w:val="26"/>
-                <w:szCs w:val="26"/>
-                <w:lang w:val="en-US"/>
-              </w:rPr>
-              <w:t>]</w:t>
-            </w:r>
+            <w:bookmarkStart w:id="31015" w:name="MINGO_FIELD_15"/>
+            <w:r>
+              <w:t xml:space="preserve">4631</w:t>
+            </w:r>
+            <w:bookmarkEnd w:id="31015"/>
           </w:p>
         </w:tc>
         <w:tc>
@@ -6541,29 +5156,11 @@
                 <w:lang w:val="en-US"/>
               </w:rPr>
             </w:pPr>
-            <w:r>
-              <w:rPr>
-                <w:sz w:val="26"/>
-                <w:szCs w:val="26"/>
-                <w:lang w:val="en-US"/>
-              </w:rPr>
-              <w:t>[</w:t>
-            </w:r>
-            <w:r>
-              <w:rPr>
-                <w:sz w:val="26"/>
-                <w:szCs w:val="26"/>
-              </w:rPr>
-              <w:t>Bán buôn thực phẩm</w:t>
-            </w:r>
-            <w:r>
-              <w:rPr>
-                <w:sz w:val="26"/>
-                <w:szCs w:val="26"/>
-                <w:lang w:val="en-US"/>
-              </w:rPr>
-              <w:t>]</w:t>
-            </w:r>
+            <w:bookmarkStart w:id="31016" w:name="MINGO_FIELD_16"/>
+            <w:r>
+              <w:t xml:space="preserve">Bán buôn thực phẩm</w:t>
+            </w:r>
+            <w:bookmarkEnd w:id="31016"/>
           </w:p>
         </w:tc>
         <w:tc>
@@ -6582,30 +5179,11 @@
                 <w:lang w:val="en-US"/>
               </w:rPr>
             </w:pPr>
-            <w:r>
-              <w:rPr>
-                <w:sz w:val="26"/>
-                <w:szCs w:val="26"/>
-                <w:lang w:val="en-US"/>
-              </w:rPr>
-              <w:t>[</w:t>
-            </w:r>
-            <w:r>
-              <w:rPr>
-                <w:sz w:val="26"/>
-                <w:szCs w:val="26"/>
-                <w:lang w:val="en-US"/>
-              </w:rPr>
-              <w:t>4632</w:t>
-            </w:r>
-            <w:r>
-              <w:rPr>
-                <w:sz w:val="26"/>
-                <w:szCs w:val="26"/>
-                <w:lang w:val="en-US"/>
-              </w:rPr>
-              <w:t>]</w:t>
-            </w:r>
+            <w:bookmarkStart w:id="31017" w:name="MINGO_FIELD_17"/>
+            <w:r>
+              <w:t xml:space="preserve">4632</w:t>
+            </w:r>
+            <w:bookmarkEnd w:id="31017"/>
           </w:p>
         </w:tc>
         <w:tc>
@@ -6669,52 +5247,11 @@
                 <w:szCs w:val="26"/>
               </w:rPr>
             </w:pPr>
-            <w:r>
-              <w:rPr>
-                <w:b/>
-                <w:bCs/>
-                <w:sz w:val="26"/>
-                <w:szCs w:val="26"/>
-              </w:rPr>
-              <w:t>[</w:t>
-            </w:r>
-            <w:r>
-              <w:rPr>
-                <w:b/>
-                <w:bCs/>
-                <w:sz w:val="26"/>
-                <w:szCs w:val="26"/>
-              </w:rPr>
-              <w:t xml:space="preserve">Bán buôn nông, lâm sản nguyên liệu (trừ gỗ, tre, nứa) và động vật sống </w:t>
-            </w:r>
-            <w:r>
-              <w:rPr>
-                <w:b/>
-                <w:bCs/>
-                <w:sz w:val="26"/>
-                <w:szCs w:val="26"/>
-                <w:lang w:val="vi-VN"/>
-              </w:rPr>
-              <w:br/>
-            </w:r>
-            <w:r>
-              <w:rPr>
-                <w:b/>
-                <w:bCs/>
-                <w:sz w:val="26"/>
-                <w:szCs w:val="26"/>
-              </w:rPr>
-              <w:t>Chi tiết: Bán buôn lúa, tấm, cám, lúa giống và các mặt hàng nông, lâm sản nguyên liệu (trừ gỗ, tre, nứa)</w:t>
-            </w:r>
-            <w:r>
-              <w:rPr>
-                <w:b/>
-                <w:bCs/>
-                <w:sz w:val="26"/>
-                <w:szCs w:val="26"/>
-              </w:rPr>
-              <w:t>]</w:t>
-            </w:r>
+            <w:bookmarkStart w:id="31018" w:name="MINGO_FIELD_18"/>
+            <w:r>
+              <w:t xml:space="preserve">Bán buôn nông, lâm sản nguyên liệu (trừ gỗ, tre, nứa) và động vật sống Chi tiết: Bán buôn lúa, tấm, cám, lúa giống và các mặt hàng nông, lâm sản nguyên liệu (trừ gỗ, tre, nứa)</w:t>
+            </w:r>
+            <w:bookmarkEnd w:id="31018"/>
           </w:p>
         </w:tc>
         <w:tc>
@@ -6735,36 +5272,11 @@
                 <w:lang w:val="en-US"/>
               </w:rPr>
             </w:pPr>
-            <w:r>
-              <w:rPr>
-                <w:b/>
-                <w:bCs/>
-                <w:sz w:val="26"/>
-                <w:szCs w:val="26"/>
-                <w:lang w:val="en-US"/>
-              </w:rPr>
-              <w:t>[</w:t>
-            </w:r>
-            <w:r>
-              <w:rPr>
-                <w:b/>
-                <w:bCs/>
-                <w:sz w:val="26"/>
-                <w:szCs w:val="26"/>
-                <w:lang w:val="en-US"/>
-              </w:rPr>
-              <w:t>4620</w:t>
-            </w:r>
-            <w:r>
-              <w:rPr>
-                <w:b/>
-                <w:bCs/>
-                <w:sz w:val="26"/>
-                <w:szCs w:val="26"/>
-                <w:lang w:val="en-US"/>
-              </w:rPr>
-              <w:t>]</w:t>
-            </w:r>
+            <w:bookmarkStart w:id="31019" w:name="MINGO_FIELD_19"/>
+            <w:r>
+              <w:t xml:space="preserve">4620</w:t>
+            </w:r>
+            <w:bookmarkEnd w:id="31019"/>
           </w:p>
         </w:tc>
         <w:tc>
@@ -6836,67 +5348,11 @@
                 <w:szCs w:val="26"/>
               </w:rPr>
             </w:pPr>
-            <w:r>
-              <w:rPr>
-                <w:sz w:val="26"/>
-                <w:szCs w:val="26"/>
-              </w:rPr>
-              <w:t>[</w:t>
-            </w:r>
-            <w:r>
-              <w:rPr>
-                <w:sz w:val="26"/>
-                <w:szCs w:val="26"/>
-              </w:rPr>
-              <w:t xml:space="preserve">Đại lý, môi giới, đấu giá hàng </w:t>
-            </w:r>
-            <w:proofErr w:type="spellStart"/>
-            <w:r>
-              <w:rPr>
-                <w:sz w:val="26"/>
-                <w:szCs w:val="26"/>
-              </w:rPr>
-              <w:t>hoá</w:t>
-            </w:r>
-            <w:proofErr w:type="spellEnd"/>
-            <w:r>
-              <w:rPr>
-                <w:sz w:val="26"/>
-                <w:szCs w:val="26"/>
-              </w:rPr>
-              <w:t xml:space="preserve"> </w:t>
-            </w:r>
-            <w:r>
-              <w:rPr>
-                <w:sz w:val="26"/>
-                <w:szCs w:val="26"/>
-                <w:lang w:val="vi-VN"/>
-              </w:rPr>
-              <w:br/>
-            </w:r>
-            <w:r>
-              <w:rPr>
-                <w:sz w:val="26"/>
-                <w:szCs w:val="26"/>
-              </w:rPr>
-              <w:t xml:space="preserve">Chi tiết: Trừ đấu giá hàng </w:t>
-            </w:r>
-            <w:proofErr w:type="spellStart"/>
-            <w:r>
-              <w:rPr>
-                <w:sz w:val="26"/>
-                <w:szCs w:val="26"/>
-              </w:rPr>
-              <w:t>hoá</w:t>
-            </w:r>
-            <w:proofErr w:type="spellEnd"/>
-            <w:r>
-              <w:rPr>
-                <w:sz w:val="26"/>
-                <w:szCs w:val="26"/>
-              </w:rPr>
-              <w:t>]</w:t>
-            </w:r>
+            <w:bookmarkStart w:id="31020" w:name="MINGO_FIELD_20"/>
+            <w:r>
+              <w:t xml:space="preserve">Đại lý, môi giới, đấu giá hàng hoá Chi tiết: Trừ đấu giá hàng hoá</w:t>
+            </w:r>
+            <w:bookmarkEnd w:id="31020"/>
           </w:p>
         </w:tc>
         <w:tc>
@@ -6915,30 +5371,11 @@
                 <w:lang w:val="en-US"/>
               </w:rPr>
             </w:pPr>
-            <w:r>
-              <w:rPr>
-                <w:sz w:val="26"/>
-                <w:szCs w:val="26"/>
-                <w:lang w:val="en-US"/>
-              </w:rPr>
-              <w:t>[</w:t>
-            </w:r>
-            <w:r>
-              <w:rPr>
-                <w:sz w:val="26"/>
-                <w:szCs w:val="26"/>
-                <w:lang w:val="en-US"/>
-              </w:rPr>
-              <w:t>4610</w:t>
-            </w:r>
-            <w:r>
-              <w:rPr>
-                <w:sz w:val="26"/>
-                <w:szCs w:val="26"/>
-                <w:lang w:val="en-US"/>
-              </w:rPr>
-              <w:t>]</w:t>
-            </w:r>
+            <w:bookmarkStart w:id="31021" w:name="MINGO_FIELD_21"/>
+            <w:r>
+              <w:t xml:space="preserve">4610</w:t>
+            </w:r>
+            <w:bookmarkEnd w:id="31021"/>
           </w:p>
         </w:tc>
         <w:tc>
@@ -7000,76 +5437,11 @@
                 <w:szCs w:val="26"/>
               </w:rPr>
             </w:pPr>
-            <w:r>
-              <w:rPr>
-                <w:sz w:val="26"/>
-                <w:szCs w:val="26"/>
-                <w:lang w:val="en-US"/>
-              </w:rPr>
-              <w:t>[</w:t>
-            </w:r>
-            <w:r>
-              <w:rPr>
-                <w:sz w:val="26"/>
-                <w:szCs w:val="26"/>
-                <w:lang w:val="en-US"/>
-              </w:rPr>
-              <w:t xml:space="preserve">Bán </w:t>
-            </w:r>
-            <w:proofErr w:type="spellStart"/>
-            <w:r>
-              <w:rPr>
-                <w:sz w:val="26"/>
-                <w:szCs w:val="26"/>
-                <w:lang w:val="en-US"/>
-              </w:rPr>
-              <w:t>lẻ</w:t>
-            </w:r>
-            <w:proofErr w:type="spellEnd"/>
-            <w:r>
-              <w:rPr>
-                <w:sz w:val="26"/>
-                <w:szCs w:val="26"/>
-                <w:lang w:val="en-US"/>
-              </w:rPr>
-              <w:t xml:space="preserve"> </w:t>
-            </w:r>
-            <w:proofErr w:type="spellStart"/>
-            <w:r>
-              <w:rPr>
-                <w:sz w:val="26"/>
-                <w:szCs w:val="26"/>
-                <w:lang w:val="en-US"/>
-              </w:rPr>
-              <w:t>lương</w:t>
-            </w:r>
-            <w:proofErr w:type="spellEnd"/>
-            <w:r>
-              <w:rPr>
-                <w:sz w:val="26"/>
-                <w:szCs w:val="26"/>
-                <w:lang w:val="en-US"/>
-              </w:rPr>
-              <w:t xml:space="preserve"> </w:t>
-            </w:r>
-            <w:proofErr w:type="spellStart"/>
-            <w:r>
-              <w:rPr>
-                <w:sz w:val="26"/>
-                <w:szCs w:val="26"/>
-                <w:lang w:val="en-US"/>
-              </w:rPr>
-              <w:t>thực</w:t>
-            </w:r>
-            <w:proofErr w:type="spellEnd"/>
-            <w:r>
-              <w:rPr>
-                <w:sz w:val="26"/>
-                <w:szCs w:val="26"/>
-                <w:lang w:val="en-US"/>
-              </w:rPr>
-              <w:t>]</w:t>
-            </w:r>
+            <w:bookmarkStart w:id="31022" w:name="MINGO_FIELD_22"/>
+            <w:r>
+              <w:t xml:space="preserve">Bán lẻ lương thực</w:t>
+            </w:r>
+            <w:bookmarkEnd w:id="31022"/>
           </w:p>
         </w:tc>
         <w:tc>
@@ -7088,30 +5460,11 @@
                 <w:lang w:val="en-US"/>
               </w:rPr>
             </w:pPr>
-            <w:r>
-              <w:rPr>
-                <w:sz w:val="26"/>
-                <w:szCs w:val="26"/>
-                <w:lang w:val="en-US"/>
-              </w:rPr>
-              <w:t>[</w:t>
-            </w:r>
-            <w:r>
-              <w:rPr>
-                <w:sz w:val="26"/>
-                <w:szCs w:val="26"/>
-                <w:lang w:val="en-US"/>
-              </w:rPr>
-              <w:t>4721</w:t>
-            </w:r>
-            <w:r>
-              <w:rPr>
-                <w:sz w:val="26"/>
-                <w:szCs w:val="26"/>
-                <w:lang w:val="en-US"/>
-              </w:rPr>
-              <w:t>]</w:t>
-            </w:r>
+            <w:bookmarkStart w:id="31023" w:name="MINGO_FIELD_23"/>
+            <w:r>
+              <w:t xml:space="preserve">4721</w:t>
+            </w:r>
+            <w:bookmarkEnd w:id="31023"/>
           </w:p>
         </w:tc>
         <w:tc>
@@ -7173,42 +5526,11 @@
                 <w:szCs w:val="26"/>
               </w:rPr>
             </w:pPr>
-            <w:r>
-              <w:rPr>
-                <w:sz w:val="26"/>
-                <w:szCs w:val="26"/>
-              </w:rPr>
-              <w:t>[</w:t>
-            </w:r>
-            <w:r>
-              <w:rPr>
-                <w:sz w:val="26"/>
-                <w:szCs w:val="26"/>
-              </w:rPr>
-              <w:t xml:space="preserve">Hoạt động dịch vụ hỗ trợ kinh doanh khác còn lại chưa được phân vào đâu </w:t>
-            </w:r>
-            <w:r>
-              <w:rPr>
-                <w:sz w:val="26"/>
-                <w:szCs w:val="26"/>
-                <w:lang w:val="vi-VN"/>
-              </w:rPr>
-              <w:br/>
-            </w:r>
-            <w:r>
-              <w:rPr>
-                <w:sz w:val="26"/>
-                <w:szCs w:val="26"/>
-              </w:rPr>
-              <w:t>Chi tiết: Xuất nhập khẩu các mặt hàng doanh nghiệp kinh doanh</w:t>
-            </w:r>
-            <w:r>
-              <w:rPr>
-                <w:sz w:val="26"/>
-                <w:szCs w:val="26"/>
-              </w:rPr>
-              <w:t>]</w:t>
-            </w:r>
+            <w:bookmarkStart w:id="31024" w:name="MINGO_FIELD_24"/>
+            <w:r>
+              <w:t xml:space="preserve">Hoạt động dịch vụ hỗ trợ kinh doanh khác còn lại chưa được phân vào đâu Chi tiết: Xuất nhập khẩu các mặt hàng doanh nghiệp kinh doanh</w:t>
+            </w:r>
+            <w:bookmarkEnd w:id="31024"/>
           </w:p>
         </w:tc>
         <w:tc>
@@ -7227,30 +5549,11 @@
                 <w:lang w:val="en-US"/>
               </w:rPr>
             </w:pPr>
-            <w:r>
-              <w:rPr>
-                <w:sz w:val="26"/>
-                <w:szCs w:val="26"/>
-                <w:lang w:val="en-US"/>
-              </w:rPr>
-              <w:t>[</w:t>
-            </w:r>
-            <w:r>
-              <w:rPr>
-                <w:sz w:val="26"/>
-                <w:szCs w:val="26"/>
-                <w:lang w:val="en-US"/>
-              </w:rPr>
-              <w:t>8299</w:t>
-            </w:r>
-            <w:r>
-              <w:rPr>
-                <w:sz w:val="26"/>
-                <w:szCs w:val="26"/>
-                <w:lang w:val="en-US"/>
-              </w:rPr>
-              <w:t>]</w:t>
-            </w:r>
+            <w:bookmarkStart w:id="31025" w:name="MINGO_FIELD_25"/>
+            <w:r>
+              <w:t xml:space="preserve">8299</w:t>
+            </w:r>
+            <w:bookmarkEnd w:id="31025"/>
           </w:p>
         </w:tc>
         <w:tc>
@@ -7312,42 +5615,11 @@
                 <w:szCs w:val="26"/>
               </w:rPr>
             </w:pPr>
-            <w:r>
-              <w:rPr>
-                <w:sz w:val="26"/>
-                <w:szCs w:val="26"/>
-              </w:rPr>
-              <w:t>[</w:t>
-            </w:r>
-            <w:r>
-              <w:rPr>
-                <w:sz w:val="26"/>
-                <w:szCs w:val="26"/>
-              </w:rPr>
-              <w:t xml:space="preserve">Kho bãi và lưu giữ hàng hóa </w:t>
-            </w:r>
-            <w:r>
-              <w:rPr>
-                <w:sz w:val="26"/>
-                <w:szCs w:val="26"/>
-                <w:lang w:val="vi-VN"/>
-              </w:rPr>
-              <w:br/>
-            </w:r>
-            <w:r>
-              <w:rPr>
-                <w:sz w:val="26"/>
-                <w:szCs w:val="26"/>
-              </w:rPr>
-              <w:t>Chi tiết: Lưu giữ hàng hóa (trừ kinh doanh kho bãi).</w:t>
-            </w:r>
-            <w:r>
-              <w:rPr>
-                <w:sz w:val="26"/>
-                <w:szCs w:val="26"/>
-              </w:rPr>
-              <w:t>]</w:t>
-            </w:r>
+            <w:bookmarkStart w:id="31026" w:name="MINGO_FIELD_26"/>
+            <w:r>
+              <w:t xml:space="preserve">Kho bãi và lưu giữ hàng hóa Chi tiết: Lưu giữ hàng hóa (trừ kinh doanh kho bãi).</w:t>
+            </w:r>
+            <w:bookmarkEnd w:id="31026"/>
           </w:p>
         </w:tc>
         <w:tc>
@@ -7366,29 +5638,11 @@
                 <w:lang w:val="en-US"/>
               </w:rPr>
             </w:pPr>
-            <w:r>
-              <w:rPr>
-                <w:sz w:val="26"/>
-                <w:szCs w:val="26"/>
-                <w:lang w:val="en-US"/>
-              </w:rPr>
-              <w:t>[</w:t>
-            </w:r>
-            <w:r>
-              <w:rPr>
-                <w:sz w:val="26"/>
-                <w:szCs w:val="26"/>
-              </w:rPr>
-              <w:t>5210</w:t>
-            </w:r>
-            <w:r>
-              <w:rPr>
-                <w:sz w:val="26"/>
-                <w:szCs w:val="26"/>
-                <w:lang w:val="en-US"/>
-              </w:rPr>
-              <w:t>]</w:t>
-            </w:r>
+            <w:bookmarkStart w:id="31027" w:name="MINGO_FIELD_27"/>
+            <w:r>
+              <w:t xml:space="preserve">5210</w:t>
+            </w:r>
+            <w:bookmarkEnd w:id="31027"/>
           </w:p>
         </w:tc>
         <w:tc>
@@ -7600,61 +5854,13 @@
         </w:rPr>
       </w:pPr>
       <w:r>
-        <w:rPr>
-          <w:rFonts w:eastAsia="Times New Roman"/>
-          <w:color w:val="000000" w:themeColor="text1"/>
-          <w:sz w:val="26"/>
-          <w:szCs w:val="26"/>
-          <w:lang w:val="pt-BR" w:eastAsia="zh-CN"/>
-        </w:rPr>
         <w:t xml:space="preserve">Họ, chữ đệm và tên chủ sở hữu: </w:t>
       </w:r>
-      <w:r>
-        <w:rPr>
-          <w:rFonts w:eastAsia="Times New Roman"/>
-          <w:color w:val="000000" w:themeColor="text1"/>
-          <w:sz w:val="26"/>
-          <w:szCs w:val="26"/>
-          <w:lang w:val="pt-BR" w:eastAsia="zh-CN"/>
-        </w:rPr>
-        <w:t>[</w:t>
-      </w:r>
-      <w:r>
-        <w:rPr>
-          <w:rFonts w:eastAsia="Times New Roman"/>
-          <w:b/>
-          <w:bCs/>
-          <w:color w:val="000000" w:themeColor="text1"/>
-          <w:sz w:val="26"/>
-          <w:szCs w:val="26"/>
-          <w:lang w:val="pt-BR" w:eastAsia="zh-CN"/>
-        </w:rPr>
-        <w:t>THOMAS</w:t>
-      </w:r>
-      <w:r>
-        <w:rPr>
-          <w:rFonts w:eastAsia="Times New Roman"/>
-          <w:b/>
-          <w:bCs/>
-          <w:color w:val="000000" w:themeColor="text1"/>
-          <w:sz w:val="26"/>
-          <w:szCs w:val="26"/>
-          <w:lang w:val="vi-VN" w:eastAsia="zh-CN"/>
-        </w:rPr>
-        <w:t xml:space="preserve"> EDITION</w:t>
-      </w:r>
-      <w:r>
-        <w:rPr>
-          <w:rFonts w:eastAsia="Times New Roman"/>
-          <w:b/>
-          <w:bCs/>
-          <w:color w:val="000000" w:themeColor="text1"/>
-          <w:sz w:val="26"/>
-          <w:szCs w:val="26"/>
-          <w:lang w:val="pt-BR" w:eastAsia="zh-CN"/>
-        </w:rPr>
-        <w:t>]</w:t>
-      </w:r>
+      <w:bookmarkStart w:id="31028" w:name="MINGO_FIELD_28"/>
+      <w:r>
+        <w:t xml:space="preserve">THOMAS EDITION</w:t>
+      </w:r>
+      <w:bookmarkEnd w:id="31028"/>
     </w:p>
     <w:p>
       <w:pPr>
@@ -7674,50 +5880,13 @@
         </w:rPr>
       </w:pPr>
       <w:r>
-        <w:rPr>
-          <w:rFonts w:eastAsia="Times New Roman"/>
-          <w:sz w:val="26"/>
-          <w:szCs w:val="26"/>
-          <w:lang w:val="vi-VN"/>
-        </w:rPr>
         <w:t xml:space="preserve">Ngày, tháng, năm sinh: </w:t>
       </w:r>
-      <w:r>
-        <w:rPr>
-          <w:rFonts w:eastAsia="Times New Roman"/>
-          <w:sz w:val="26"/>
-          <w:szCs w:val="26"/>
-          <w:lang w:val="pt-BR"/>
-        </w:rPr>
-        <w:t>[</w:t>
-      </w:r>
-      <w:r>
-        <w:rPr>
-          <w:rFonts w:eastAsia="Times New Roman"/>
-          <w:sz w:val="26"/>
-          <w:szCs w:val="26"/>
-          <w:lang w:val="vi-VN"/>
-        </w:rPr>
-        <w:t>11</w:t>
-      </w:r>
-      <w:r>
-        <w:rPr>
-          <w:rFonts w:eastAsia="Times New Roman"/>
-          <w:sz w:val="26"/>
-          <w:szCs w:val="26"/>
-          <w:lang w:val="vi-VN"/>
-        </w:rPr>
-        <w:t>/11/1111</w:t>
-      </w:r>
-      <w:r>
-        <w:rPr>
-          <w:rFonts w:eastAsia="Times New Roman"/>
-          <w:sz w:val="26"/>
-          <w:szCs w:val="26"/>
-          <w:lang w:val="pt-BR"/>
-        </w:rPr>
-        <w:t>]</w:t>
-      </w:r>
+      <w:bookmarkStart w:id="31029" w:name="MINGO_FIELD_29"/>
+      <w:r>
+        <w:t xml:space="preserve">11/11/1111</w:t>
+      </w:r>
+      <w:bookmarkEnd w:id="31029"/>
     </w:p>
     <w:p>
       <w:pPr>
@@ -7740,41 +5909,13 @@
         </w:rPr>
       </w:pPr>
       <w:r>
-        <w:rPr>
-          <w:rFonts w:eastAsia="Times New Roman"/>
-          <w:sz w:val="26"/>
-          <w:szCs w:val="26"/>
-          <w:lang w:val="vi-VN"/>
-        </w:rPr>
         <w:t xml:space="preserve">Giới tính: </w:t>
       </w:r>
-      <w:r>
-        <w:rPr>
-          <w:rFonts w:eastAsia="Times New Roman"/>
-          <w:sz w:val="26"/>
-          <w:szCs w:val="26"/>
-          <w:lang w:val="pt-BR"/>
-        </w:rPr>
-        <w:t>[</w:t>
-      </w:r>
-      <w:r>
-        <w:rPr>
-          <w:rFonts w:eastAsia="Times New Roman"/>
-          <w:sz w:val="26"/>
-          <w:szCs w:val="26"/>
-          <w:lang w:val="vi-VN"/>
-        </w:rPr>
-        <w:t>Nữ</w:t>
-      </w:r>
-      <w:r>
-        <w:rPr>
-          <w:rFonts w:eastAsia="Times New Roman"/>
-          <w:sz w:val="26"/>
-          <w:szCs w:val="26"/>
-          <w:lang w:val="pt-BR"/>
-        </w:rPr>
-        <w:t>]</w:t>
-      </w:r>
+      <w:bookmarkStart w:id="31030" w:name="MINGO_FIELD_30"/>
+      <w:r>
+        <w:t xml:space="preserve">Nữ</w:t>
+      </w:r>
+      <w:bookmarkEnd w:id="31030"/>
     </w:p>
     <w:p>
       <w:pPr>
@@ -7797,41 +5938,13 @@
         </w:rPr>
       </w:pPr>
       <w:r>
-        <w:rPr>
-          <w:rFonts w:eastAsia="Times New Roman"/>
-          <w:sz w:val="26"/>
-          <w:szCs w:val="26"/>
-          <w:lang w:val="pt-BR"/>
-        </w:rPr>
         <w:t xml:space="preserve">Số định danh cá nhân: </w:t>
       </w:r>
-      <w:r>
-        <w:rPr>
-          <w:rFonts w:eastAsia="Times New Roman"/>
-          <w:sz w:val="26"/>
-          <w:szCs w:val="26"/>
-          <w:lang w:val="pt-BR"/>
-        </w:rPr>
-        <w:t>[</w:t>
-      </w:r>
-      <w:r>
-        <w:rPr>
-          <w:rFonts w:eastAsia="Times New Roman"/>
-          <w:sz w:val="26"/>
-          <w:szCs w:val="26"/>
-          <w:lang w:val="pt-BR"/>
-        </w:rPr>
-        <w:t>0987654321</w:t>
-      </w:r>
-      <w:r>
-        <w:rPr>
-          <w:rFonts w:eastAsia="Times New Roman"/>
-          <w:sz w:val="26"/>
-          <w:szCs w:val="26"/>
-          <w:lang w:val="pt-BR"/>
-        </w:rPr>
-        <w:t>]</w:t>
-      </w:r>
+      <w:bookmarkStart w:id="31031" w:name="MINGO_FIELD_31"/>
+      <w:r>
+        <w:t xml:space="preserve">0987654321</w:t>
+      </w:r>
+      <w:bookmarkEnd w:id="31031"/>
     </w:p>
     <w:p>
       <w:pPr>
@@ -7875,62 +5988,13 @@
         </w:rPr>
       </w:pPr>
       <w:r>
-        <w:rPr>
-          <w:spacing w:val="-8"/>
-          <w:sz w:val="26"/>
-          <w:szCs w:val="26"/>
-          <w:lang w:val="vi-VN"/>
-        </w:rPr>
-        <w:t>Số nhà/phòng, ngách/hẻm, ngõ/kiệt, đường/phố/đại lộ, tổ/xóm/ấp/thôn</w:t>
-      </w:r>
-      <w:r>
-        <w:rPr>
-          <w:sz w:val="26"/>
-          <w:szCs w:val="26"/>
-          <w:lang w:val="vi-VN"/>
-        </w:rPr>
-        <w:t xml:space="preserve">: </w:t>
-      </w:r>
-      <w:r>
-        <w:rPr>
-          <w:sz w:val="26"/>
-          <w:szCs w:val="26"/>
-          <w:lang w:val="vi-VN"/>
-        </w:rPr>
-        <w:t>[</w:t>
-      </w:r>
-      <w:r>
-        <w:rPr>
-          <w:sz w:val="26"/>
-          <w:szCs w:val="26"/>
-          <w:lang w:val="vi-VN"/>
-        </w:rPr>
-        <w:t xml:space="preserve">Số nhà 13, </w:t>
-      </w:r>
-      <w:r>
-        <w:rPr>
-          <w:sz w:val="26"/>
-          <w:szCs w:val="26"/>
-          <w:lang w:val="vi-VN"/>
-        </w:rPr>
-        <w:t>T</w:t>
-      </w:r>
-      <w:r>
-        <w:rPr>
-          <w:sz w:val="26"/>
-          <w:szCs w:val="26"/>
-          <w:lang w:val="vi-VN"/>
-        </w:rPr>
-        <w:t>hôn 4</w:t>
-      </w:r>
-      <w:r>
-        <w:rPr>
-          <w:sz w:val="26"/>
-          <w:szCs w:val="26"/>
-          <w:lang w:val="vi-VN"/>
-        </w:rPr>
-        <w:t>]</w:t>
-      </w:r>
+        <w:t xml:space="preserve">Số nhà/phòng, ngách/hẻm, ngõ/kiệt, đường/phố/đại lộ, tổ/xóm/ấp/thôn: </w:t>
+      </w:r>
+      <w:bookmarkStart w:id="31032" w:name="MINGO_FIELD_32"/>
+      <w:r>
+        <w:t xml:space="preserve">Số nhà 13, Thôn 4</w:t>
+      </w:r>
+      <w:bookmarkEnd w:id="31032"/>
     </w:p>
     <w:p>
       <w:pPr>
@@ -7944,45 +6008,13 @@
         </w:rPr>
       </w:pPr>
       <w:r>
-        <w:rPr>
-          <w:sz w:val="26"/>
-          <w:szCs w:val="26"/>
-          <w:lang w:val="vi-VN"/>
-        </w:rPr>
         <w:t xml:space="preserve">Xã/Phường/Đặc khu: </w:t>
       </w:r>
-      <w:r>
-        <w:rPr>
-          <w:sz w:val="26"/>
-          <w:szCs w:val="26"/>
-          <w:lang w:val="vi-VN"/>
-        </w:rPr>
-        <w:t>[</w:t>
-      </w:r>
-      <w:r>
-        <w:rPr>
-          <w:sz w:val="26"/>
-          <w:szCs w:val="26"/>
-          <w:lang w:val="vi-VN"/>
-        </w:rPr>
-        <w:t xml:space="preserve">Xã </w:t>
-      </w:r>
-      <w:r>
-        <w:rPr>
-          <w:sz w:val="26"/>
-          <w:szCs w:val="26"/>
-          <w:lang w:val="vi-VN"/>
-        </w:rPr>
-        <w:t>Hòa Lạc</w:t>
-      </w:r>
-      <w:r>
-        <w:rPr>
-          <w:sz w:val="26"/>
-          <w:szCs w:val="26"/>
-          <w:lang w:val="vi-VN"/>
-        </w:rPr>
-        <w:t>]</w:t>
-      </w:r>
+      <w:bookmarkStart w:id="31033" w:name="MINGO_FIELD_33"/>
+      <w:r>
+        <w:t xml:space="preserve">Xã Hòa Lạc</w:t>
+      </w:r>
+      <w:bookmarkEnd w:id="31033"/>
     </w:p>
     <w:p>
       <w:pPr>
@@ -8008,41 +6040,13 @@
         </w:rPr>
       </w:pPr>
       <w:r>
-        <w:rPr>
-          <w:sz w:val="26"/>
-          <w:szCs w:val="26"/>
-          <w:lang w:val="vi-VN"/>
-        </w:rPr>
         <w:t xml:space="preserve">Tỉnh/Thành phố trực thuộc trung ương: </w:t>
       </w:r>
-      <w:r>
-        <w:rPr>
-          <w:sz w:val="26"/>
-          <w:szCs w:val="26"/>
-          <w:lang w:val="vi-VN"/>
-        </w:rPr>
-        <w:t>[</w:t>
-      </w:r>
-      <w:r>
-        <w:rPr>
-          <w:rFonts w:eastAsia="Times New Roman"/>
-          <w:color w:val="000000" w:themeColor="text1"/>
-          <w:sz w:val="26"/>
-          <w:szCs w:val="26"/>
-          <w:lang w:val="vi-VN" w:eastAsia="zh-CN"/>
-        </w:rPr>
-        <w:t>Tỉnh Hà Giang</w:t>
-      </w:r>
-      <w:r>
-        <w:rPr>
-          <w:rFonts w:eastAsia="Times New Roman"/>
-          <w:color w:val="000000" w:themeColor="text1"/>
-          <w:sz w:val="26"/>
-          <w:szCs w:val="26"/>
-          <w:lang w:val="vi-VN" w:eastAsia="zh-CN"/>
-        </w:rPr>
-        <w:t>]</w:t>
-      </w:r>
+      <w:bookmarkStart w:id="31034" w:name="MINGO_FIELD_34"/>
+      <w:r>
+        <w:t xml:space="preserve">Tỉnh Hà Giang</w:t>
+      </w:r>
+      <w:bookmarkEnd w:id="31034"/>
     </w:p>
     <w:p>
       <w:pPr>
@@ -8066,38 +6070,13 @@
         </w:rPr>
       </w:pPr>
       <w:r>
-        <w:rPr>
-          <w:sz w:val="26"/>
-          <w:szCs w:val="26"/>
-          <w:lang w:val="vi-VN"/>
-        </w:rPr>
         <w:t xml:space="preserve">Quốc gia: </w:t>
       </w:r>
-      <w:r>
-        <w:rPr>
-          <w:sz w:val="26"/>
-          <w:szCs w:val="26"/>
-          <w:lang w:val="vi-VN"/>
-        </w:rPr>
-        <w:t>[</w:t>
-      </w:r>
-      <w:r>
-        <w:rPr>
-          <w:sz w:val="26"/>
-          <w:szCs w:val="26"/>
-          <w:highlight w:val="yellow"/>
-          <w:lang w:val="vi-VN"/>
-        </w:rPr>
-        <w:t>Việt Nam</w:t>
-      </w:r>
-      <w:r>
-        <w:rPr>
-          <w:sz w:val="26"/>
-          <w:szCs w:val="26"/>
-          <w:lang w:val="vi-VN"/>
-        </w:rPr>
-        <w:t>]</w:t>
-      </w:r>
+      <w:bookmarkStart w:id="31035" w:name="MINGO_FIELD_35"/>
+      <w:r>
+        <w:t xml:space="preserve">Việt Nam</w:t>
+      </w:r>
+      <w:bookmarkEnd w:id="31035"/>
     </w:p>
     <w:p>
       <w:pPr>
@@ -9113,225 +7092,15 @@
           <w:lang w:val="vi-VN" w:eastAsia="zh-CN"/>
         </w:rPr>
       </w:pPr>
-      <w:proofErr w:type="spellStart"/>
-      <w:r>
-        <w:rPr>
-          <w:rFonts w:eastAsia="Times New Roman"/>
-          <w:color w:val="000000" w:themeColor="text1"/>
-          <w:sz w:val="26"/>
-          <w:szCs w:val="26"/>
-          <w:lang w:val="fr-FR" w:eastAsia="zh-CN"/>
-        </w:rPr>
-        <w:t>Vốn</w:t>
-      </w:r>
-      <w:proofErr w:type="spellEnd"/>
-      <w:r>
-        <w:rPr>
-          <w:rFonts w:eastAsia="Times New Roman"/>
-          <w:color w:val="000000" w:themeColor="text1"/>
-          <w:sz w:val="26"/>
-          <w:szCs w:val="26"/>
-          <w:lang w:val="fr-FR" w:eastAsia="zh-CN"/>
-        </w:rPr>
-        <w:t xml:space="preserve"> </w:t>
-      </w:r>
-      <w:proofErr w:type="spellStart"/>
-      <w:r>
-        <w:rPr>
-          <w:rFonts w:eastAsia="Times New Roman"/>
-          <w:color w:val="000000" w:themeColor="text1"/>
-          <w:sz w:val="26"/>
-          <w:szCs w:val="26"/>
-          <w:lang w:val="fr-FR" w:eastAsia="zh-CN"/>
-        </w:rPr>
-        <w:t>điều</w:t>
-      </w:r>
-      <w:proofErr w:type="spellEnd"/>
-      <w:r>
-        <w:rPr>
-          <w:rFonts w:eastAsia="Times New Roman"/>
-          <w:color w:val="000000" w:themeColor="text1"/>
-          <w:sz w:val="26"/>
-          <w:szCs w:val="26"/>
-          <w:lang w:val="fr-FR" w:eastAsia="zh-CN"/>
-        </w:rPr>
-        <w:t xml:space="preserve"> </w:t>
-      </w:r>
-      <w:proofErr w:type="spellStart"/>
-      <w:r>
-        <w:rPr>
-          <w:rFonts w:eastAsia="Times New Roman"/>
-          <w:color w:val="000000" w:themeColor="text1"/>
-          <w:sz w:val="26"/>
-          <w:szCs w:val="26"/>
-          <w:lang w:val="fr-FR" w:eastAsia="zh-CN"/>
-        </w:rPr>
-        <w:t>lệ</w:t>
-      </w:r>
-      <w:proofErr w:type="spellEnd"/>
-      <w:r>
-        <w:rPr>
-          <w:rFonts w:eastAsia="Times New Roman"/>
-          <w:color w:val="000000" w:themeColor="text1"/>
-          <w:sz w:val="26"/>
-          <w:szCs w:val="26"/>
-          <w:lang w:val="fr-FR" w:eastAsia="zh-CN"/>
-        </w:rPr>
-        <w:t xml:space="preserve"> (</w:t>
-      </w:r>
-      <w:proofErr w:type="spellStart"/>
-      <w:r>
-        <w:rPr>
-          <w:rFonts w:eastAsia="Times New Roman"/>
-          <w:iCs/>
-          <w:color w:val="000000" w:themeColor="text1"/>
-          <w:sz w:val="26"/>
-          <w:szCs w:val="26"/>
-          <w:lang w:val="fr-FR" w:eastAsia="zh-CN"/>
-        </w:rPr>
-        <w:t>bằng</w:t>
-      </w:r>
-      <w:proofErr w:type="spellEnd"/>
-      <w:r>
-        <w:rPr>
-          <w:rFonts w:eastAsia="Times New Roman"/>
-          <w:iCs/>
-          <w:color w:val="000000" w:themeColor="text1"/>
-          <w:sz w:val="26"/>
-          <w:szCs w:val="26"/>
-          <w:lang w:val="fr-FR" w:eastAsia="zh-CN"/>
-        </w:rPr>
-        <w:t xml:space="preserve"> </w:t>
-      </w:r>
-      <w:proofErr w:type="spellStart"/>
-      <w:proofErr w:type="gramStart"/>
-      <w:r>
-        <w:rPr>
-          <w:rFonts w:eastAsia="Times New Roman"/>
-          <w:iCs/>
-          <w:color w:val="000000" w:themeColor="text1"/>
-          <w:sz w:val="26"/>
-          <w:szCs w:val="26"/>
-          <w:lang w:val="fr-FR" w:eastAsia="zh-CN"/>
-        </w:rPr>
-        <w:t>số</w:t>
-      </w:r>
-      <w:proofErr w:type="spellEnd"/>
-      <w:r>
-        <w:rPr>
-          <w:rFonts w:eastAsia="Times New Roman"/>
-          <w:iCs/>
-          <w:color w:val="000000" w:themeColor="text1"/>
-          <w:sz w:val="26"/>
-          <w:szCs w:val="26"/>
-          <w:lang w:val="fr-FR" w:eastAsia="zh-CN"/>
-        </w:rPr>
-        <w:t>;</w:t>
-      </w:r>
-      <w:proofErr w:type="gramEnd"/>
-      <w:r>
-        <w:rPr>
-          <w:rFonts w:eastAsia="Times New Roman"/>
-          <w:iCs/>
-          <w:color w:val="000000" w:themeColor="text1"/>
-          <w:sz w:val="26"/>
-          <w:szCs w:val="26"/>
-          <w:lang w:val="fr-FR" w:eastAsia="zh-CN"/>
-        </w:rPr>
-        <w:t xml:space="preserve"> VNĐ</w:t>
-      </w:r>
-      <w:proofErr w:type="gramStart"/>
-      <w:r>
-        <w:rPr>
-          <w:rFonts w:eastAsia="Times New Roman"/>
-          <w:color w:val="000000" w:themeColor="text1"/>
-          <w:sz w:val="26"/>
-          <w:szCs w:val="26"/>
-          <w:lang w:val="fr-FR" w:eastAsia="zh-CN"/>
-        </w:rPr>
-        <w:t>):</w:t>
-      </w:r>
-      <w:proofErr w:type="gramEnd"/>
-      <w:r>
-        <w:rPr>
-          <w:rFonts w:eastAsia="Times New Roman"/>
-          <w:color w:val="000000" w:themeColor="text1"/>
-          <w:sz w:val="26"/>
-          <w:szCs w:val="26"/>
-          <w:lang w:val="fr-FR" w:eastAsia="zh-CN"/>
-        </w:rPr>
-        <w:t xml:space="preserve"> </w:t>
-      </w:r>
-      <w:r>
-        <w:rPr>
-          <w:rFonts w:eastAsia="Times New Roman"/>
-          <w:color w:val="000000" w:themeColor="text1"/>
-          <w:sz w:val="26"/>
-          <w:szCs w:val="26"/>
-          <w:lang w:val="fr-FR" w:eastAsia="zh-CN"/>
-        </w:rPr>
-        <w:t>[</w:t>
-      </w:r>
-      <w:r>
-        <w:rPr>
-          <w:rFonts w:eastAsia="Times New Roman"/>
-          <w:color w:val="000000" w:themeColor="text1"/>
-          <w:sz w:val="26"/>
-          <w:szCs w:val="26"/>
-          <w:highlight w:val="yellow"/>
-          <w:lang w:val="fr-FR" w:eastAsia="zh-CN"/>
-        </w:rPr>
-        <w:t>3</w:t>
-      </w:r>
-      <w:r>
-        <w:rPr>
-          <w:rFonts w:eastAsia="Times New Roman"/>
-          <w:color w:val="000000" w:themeColor="text1"/>
-          <w:sz w:val="26"/>
-          <w:szCs w:val="26"/>
-          <w:highlight w:val="yellow"/>
-          <w:lang w:val="vi-VN" w:eastAsia="zh-CN"/>
-        </w:rPr>
-        <w:t>.000.000.000</w:t>
-      </w:r>
-      <w:r>
-        <w:rPr>
-          <w:rFonts w:eastAsia="Times New Roman"/>
-          <w:color w:val="000000" w:themeColor="text1"/>
-          <w:sz w:val="26"/>
-          <w:szCs w:val="26"/>
-          <w:highlight w:val="yellow"/>
-          <w:lang w:val="vi-VN" w:eastAsia="zh-CN"/>
-        </w:rPr>
-        <w:t xml:space="preserve"> </w:t>
-      </w:r>
-      <w:r>
-        <w:rPr>
-          <w:color w:val="000000" w:themeColor="text1"/>
-          <w:sz w:val="26"/>
-          <w:szCs w:val="26"/>
-          <w:highlight w:val="yellow"/>
-          <w:lang w:val="fr-FR"/>
-        </w:rPr>
-        <w:t>VNĐ</w:t>
-      </w:r>
-      <w:r>
-        <w:rPr>
-          <w:color w:val="000000" w:themeColor="text1"/>
-          <w:sz w:val="26"/>
-          <w:szCs w:val="26"/>
-          <w:lang w:val="fr-FR"/>
-        </w:rPr>
-        <w:t>]</w:t>
-      </w:r>
-      <w:r>
-        <w:rPr>
-          <w:b/>
-          <w:color w:val="000000" w:themeColor="text1"/>
-          <w:sz w:val="26"/>
-          <w:szCs w:val="26"/>
-          <w:lang w:val="fr-FR"/>
-        </w:rPr>
+      <w:r>
+        <w:t xml:space="preserve">Vốn điều lệ (bằng số; VNĐ): </w:t>
+      </w:r>
+      <w:bookmarkStart w:id="31036" w:name="MINGO_FIELD_36"/>
+      <w:r>
+        <w:t xml:space="preserve">3.000.000.000 VNĐ</w:t>
+      </w:r>
+      <w:bookmarkEnd w:id="31036"/>
+      <w:r>
         <w:t xml:space="preserve"> </w:t>
       </w:r>
     </w:p>
@@ -9353,88 +7122,13 @@
         </w:rPr>
       </w:pPr>
       <w:r>
-        <w:rPr>
-          <w:rFonts w:eastAsia="Times New Roman"/>
-          <w:color w:val="000000" w:themeColor="text1"/>
-          <w:sz w:val="26"/>
-          <w:szCs w:val="26"/>
-          <w:lang w:val="vi-VN" w:eastAsia="zh-CN"/>
-        </w:rPr>
-        <w:t xml:space="preserve">Vốn điều lệ </w:t>
-      </w:r>
-      <w:r>
-        <w:rPr>
-          <w:rFonts w:eastAsia="Times New Roman"/>
-          <w:iCs/>
-          <w:color w:val="000000" w:themeColor="text1"/>
-          <w:sz w:val="26"/>
-          <w:szCs w:val="26"/>
-          <w:lang w:val="vi-VN" w:eastAsia="zh-CN"/>
-        </w:rPr>
-        <w:t>(bằng chữ; VNĐ)</w:t>
-      </w:r>
-      <w:r>
-        <w:rPr>
-          <w:rFonts w:eastAsia="Times New Roman"/>
-          <w:color w:val="000000" w:themeColor="text1"/>
-          <w:sz w:val="26"/>
-          <w:szCs w:val="26"/>
-          <w:lang w:val="vi-VN" w:eastAsia="zh-CN"/>
-        </w:rPr>
-        <w:t xml:space="preserve">: </w:t>
-      </w:r>
-      <w:r>
-        <w:rPr>
-          <w:rFonts w:eastAsia="Times New Roman"/>
-          <w:color w:val="000000" w:themeColor="text1"/>
-          <w:sz w:val="26"/>
-          <w:szCs w:val="26"/>
-          <w:lang w:val="vi-VN" w:eastAsia="zh-CN"/>
-        </w:rPr>
-        <w:t>[</w:t>
-      </w:r>
-      <w:r>
-        <w:rPr>
-          <w:rFonts w:eastAsia="Times New Roman"/>
-          <w:color w:val="000000" w:themeColor="text1"/>
-          <w:sz w:val="26"/>
-          <w:szCs w:val="26"/>
-          <w:highlight w:val="yellow"/>
-          <w:lang w:val="vi-VN" w:eastAsia="zh-CN"/>
-        </w:rPr>
-        <w:t xml:space="preserve">Ba tỷ </w:t>
-      </w:r>
-      <w:r>
-        <w:rPr>
-          <w:rFonts w:eastAsia="Times New Roman"/>
-          <w:color w:val="000000" w:themeColor="text1"/>
-          <w:sz w:val="26"/>
-          <w:szCs w:val="26"/>
-          <w:highlight w:val="yellow"/>
-          <w:lang w:val="vi-VN" w:eastAsia="zh-CN"/>
-        </w:rPr>
-        <w:t>đồng</w:t>
-      </w:r>
-      <w:r>
-        <w:rPr>
-          <w:b/>
-          <w:color w:val="000000" w:themeColor="text1"/>
-          <w:sz w:val="26"/>
-          <w:szCs w:val="26"/>
-          <w:lang w:val="vi-VN"/>
-        </w:rPr>
-        <w:t xml:space="preserve"> </w:t>
-      </w:r>
-      <w:r>
-        <w:rPr>
-          <w:b/>
-          <w:color w:val="000000" w:themeColor="text1"/>
-          <w:sz w:val="26"/>
-          <w:szCs w:val="26"/>
-          <w:lang w:val="vi-VN"/>
-        </w:rPr>
-        <w:t>]</w:t>
-      </w:r>
+        <w:t xml:space="preserve">Vốn điều lệ (bằng chữ; VNĐ): </w:t>
+      </w:r>
+      <w:bookmarkStart w:id="31037" w:name="MINGO_FIELD_37"/>
+      <w:r>
+        <w:t xml:space="preserve">Ba tỷ đồng </w:t>
+      </w:r>
+      <w:bookmarkEnd w:id="31037"/>
     </w:p>
     <w:p>
       <w:pPr>
@@ -10527,39 +8221,11 @@
                 <w:lang w:val="vi-VN" w:eastAsia="zh-CN"/>
               </w:rPr>
             </w:pPr>
-            <w:r>
-              <w:rPr>
-                <w:rFonts w:eastAsia="Times New Roman"/>
-                <w:bCs/>
-                <w:color w:val="000000" w:themeColor="text1"/>
-                <w:sz w:val="26"/>
-                <w:szCs w:val="26"/>
-                <w:lang w:eastAsia="zh-CN"/>
-              </w:rPr>
-              <w:t>[</w:t>
-            </w:r>
-            <w:r>
-              <w:rPr>
-                <w:rFonts w:eastAsia="Times New Roman"/>
-                <w:bCs/>
-                <w:color w:val="000000" w:themeColor="text1"/>
-                <w:sz w:val="26"/>
-                <w:szCs w:val="26"/>
-                <w:lang w:eastAsia="zh-CN"/>
-              </w:rPr>
-              <w:t>0</w:t>
-            </w:r>
-            <w:r>
-              <w:rPr>
-                <w:rFonts w:eastAsia="Times New Roman"/>
-                <w:bCs/>
-                <w:color w:val="000000" w:themeColor="text1"/>
-                <w:sz w:val="26"/>
-                <w:szCs w:val="26"/>
-                <w:lang w:eastAsia="zh-CN"/>
-              </w:rPr>
-              <w:t>]</w:t>
-            </w:r>
+            <w:bookmarkStart w:id="31038" w:name="MINGO_FIELD_38"/>
+            <w:r>
+              <w:t xml:space="preserve">0</w:t>
+            </w:r>
+            <w:bookmarkEnd w:id="31038"/>
           </w:p>
         </w:tc>
         <w:tc>
@@ -10587,39 +8253,11 @@
                 <w:lang w:val="vi-VN" w:eastAsia="zh-CN"/>
               </w:rPr>
             </w:pPr>
-            <w:r>
-              <w:rPr>
-                <w:rFonts w:eastAsia="Times New Roman"/>
-                <w:bCs/>
-                <w:color w:val="000000" w:themeColor="text1"/>
-                <w:sz w:val="26"/>
-                <w:szCs w:val="26"/>
-                <w:lang w:eastAsia="zh-CN"/>
-              </w:rPr>
-              <w:t>[</w:t>
-            </w:r>
-            <w:r>
-              <w:rPr>
-                <w:rFonts w:eastAsia="Times New Roman"/>
-                <w:bCs/>
-                <w:color w:val="000000" w:themeColor="text1"/>
-                <w:sz w:val="26"/>
-                <w:szCs w:val="26"/>
-                <w:lang w:eastAsia="zh-CN"/>
-              </w:rPr>
-              <w:t>0</w:t>
-            </w:r>
-            <w:r>
-              <w:rPr>
-                <w:rFonts w:eastAsia="Times New Roman"/>
-                <w:bCs/>
-                <w:color w:val="000000" w:themeColor="text1"/>
-                <w:sz w:val="26"/>
-                <w:szCs w:val="26"/>
-                <w:lang w:eastAsia="zh-CN"/>
-              </w:rPr>
-              <w:t>]</w:t>
-            </w:r>
+            <w:bookmarkStart w:id="31039" w:name="MINGO_FIELD_39"/>
+            <w:r>
+              <w:t xml:space="preserve">0</w:t>
+            </w:r>
+            <w:bookmarkEnd w:id="31039"/>
           </w:p>
         </w:tc>
       </w:tr>
@@ -10729,89 +8367,11 @@
                 <w:lang w:eastAsia="zh-CN"/>
               </w:rPr>
             </w:pPr>
-            <w:r>
-              <w:rPr>
-                <w:color w:val="000000" w:themeColor="text1"/>
-                <w:sz w:val="26"/>
-                <w:szCs w:val="26"/>
-                <w:highlight w:val="yellow"/>
-              </w:rPr>
-              <w:t>[</w:t>
-            </w:r>
-            <w:r>
-              <w:rPr>
-                <w:color w:val="000000" w:themeColor="text1"/>
-                <w:sz w:val="26"/>
-                <w:szCs w:val="26"/>
-                <w:highlight w:val="yellow"/>
-              </w:rPr>
-              <w:t>3</w:t>
-            </w:r>
-            <w:r>
-              <w:rPr>
-                <w:color w:val="000000" w:themeColor="text1"/>
-                <w:sz w:val="26"/>
-                <w:szCs w:val="26"/>
-                <w:lang w:val="vi-VN"/>
-              </w:rPr>
-              <w:t>.</w:t>
-            </w:r>
-            <w:r>
-              <w:rPr>
-                <w:color w:val="000000" w:themeColor="text1"/>
-                <w:sz w:val="26"/>
-                <w:szCs w:val="26"/>
-                <w:highlight w:val="yellow"/>
-                <w:lang w:val="vi-VN"/>
-              </w:rPr>
-              <w:t>000</w:t>
-            </w:r>
-            <w:r>
-              <w:rPr>
-                <w:color w:val="000000" w:themeColor="text1"/>
-                <w:sz w:val="26"/>
-                <w:szCs w:val="26"/>
-                <w:lang w:val="vi-VN"/>
-              </w:rPr>
-              <w:t>.</w:t>
-            </w:r>
-            <w:r>
-              <w:rPr>
-                <w:color w:val="000000" w:themeColor="text1"/>
-                <w:sz w:val="26"/>
-                <w:szCs w:val="26"/>
-                <w:highlight w:val="yellow"/>
-                <w:lang w:val="vi-VN"/>
-              </w:rPr>
-              <w:t>000</w:t>
-            </w:r>
-            <w:r>
-              <w:rPr>
-                <w:color w:val="000000" w:themeColor="text1"/>
-                <w:sz w:val="26"/>
-                <w:szCs w:val="26"/>
-                <w:lang w:val="vi-VN"/>
-              </w:rPr>
-              <w:t>.</w:t>
-            </w:r>
-            <w:r>
-              <w:rPr>
-                <w:color w:val="000000" w:themeColor="text1"/>
-                <w:sz w:val="26"/>
-                <w:szCs w:val="26"/>
-                <w:highlight w:val="yellow"/>
-                <w:lang w:val="vi-VN"/>
-              </w:rPr>
-              <w:t>000</w:t>
-            </w:r>
-            <w:r>
-              <w:rPr>
-                <w:color w:val="000000" w:themeColor="text1"/>
-                <w:sz w:val="26"/>
-                <w:szCs w:val="26"/>
-              </w:rPr>
-              <w:t>]</w:t>
-            </w:r>
+            <w:bookmarkStart w:id="31040" w:name="MINGO_FIELD_40"/>
+            <w:r>
+              <w:t xml:space="preserve">3.000.000.000</w:t>
+            </w:r>
+            <w:bookmarkEnd w:id="31040"/>
           </w:p>
         </w:tc>
         <w:tc>
@@ -10958,39 +8518,11 @@
                 <w:lang w:val="vi-VN" w:eastAsia="zh-CN"/>
               </w:rPr>
             </w:pPr>
-            <w:r>
-              <w:rPr>
-                <w:rFonts w:eastAsia="Times New Roman"/>
-                <w:bCs/>
-                <w:color w:val="000000" w:themeColor="text1"/>
-                <w:sz w:val="26"/>
-                <w:szCs w:val="26"/>
-                <w:lang w:eastAsia="zh-CN"/>
-              </w:rPr>
-              <w:t>[</w:t>
-            </w:r>
-            <w:r>
-              <w:rPr>
-                <w:rFonts w:eastAsia="Times New Roman"/>
-                <w:bCs/>
-                <w:color w:val="000000" w:themeColor="text1"/>
-                <w:sz w:val="26"/>
-                <w:szCs w:val="26"/>
-                <w:lang w:eastAsia="zh-CN"/>
-              </w:rPr>
-              <w:t>0</w:t>
-            </w:r>
-            <w:r>
-              <w:rPr>
-                <w:rFonts w:eastAsia="Times New Roman"/>
-                <w:bCs/>
-                <w:color w:val="000000" w:themeColor="text1"/>
-                <w:sz w:val="26"/>
-                <w:szCs w:val="26"/>
-                <w:lang w:eastAsia="zh-CN"/>
-              </w:rPr>
-              <w:t>]</w:t>
-            </w:r>
+            <w:bookmarkStart w:id="31041" w:name="MINGO_FIELD_41"/>
+            <w:r>
+              <w:t xml:space="preserve">0</w:t>
+            </w:r>
+            <w:bookmarkEnd w:id="31041"/>
           </w:p>
         </w:tc>
         <w:tc>
@@ -11018,39 +8550,11 @@
                 <w:lang w:val="vi-VN" w:eastAsia="zh-CN"/>
               </w:rPr>
             </w:pPr>
-            <w:r>
-              <w:rPr>
-                <w:rFonts w:eastAsia="Times New Roman"/>
-                <w:bCs/>
-                <w:color w:val="000000" w:themeColor="text1"/>
-                <w:sz w:val="26"/>
-                <w:szCs w:val="26"/>
-                <w:lang w:eastAsia="zh-CN"/>
-              </w:rPr>
-              <w:t>[</w:t>
-            </w:r>
-            <w:r>
-              <w:rPr>
-                <w:rFonts w:eastAsia="Times New Roman"/>
-                <w:bCs/>
-                <w:color w:val="000000" w:themeColor="text1"/>
-                <w:sz w:val="26"/>
-                <w:szCs w:val="26"/>
-                <w:lang w:eastAsia="zh-CN"/>
-              </w:rPr>
-              <w:t>0</w:t>
-            </w:r>
-            <w:r>
-              <w:rPr>
-                <w:rFonts w:eastAsia="Times New Roman"/>
-                <w:bCs/>
-                <w:color w:val="000000" w:themeColor="text1"/>
-                <w:sz w:val="26"/>
-                <w:szCs w:val="26"/>
-                <w:lang w:eastAsia="zh-CN"/>
-              </w:rPr>
-              <w:t>]</w:t>
-            </w:r>
+            <w:bookmarkStart w:id="31042" w:name="MINGO_FIELD_42"/>
+            <w:r>
+              <w:t xml:space="preserve">0</w:t>
+            </w:r>
+            <w:bookmarkEnd w:id="31042"/>
           </w:p>
         </w:tc>
       </w:tr>
@@ -11138,39 +8642,11 @@
                 <w:lang w:val="vi-VN" w:eastAsia="zh-CN"/>
               </w:rPr>
             </w:pPr>
-            <w:r>
-              <w:rPr>
-                <w:rFonts w:eastAsia="Times New Roman"/>
-                <w:bCs/>
-                <w:color w:val="000000" w:themeColor="text1"/>
-                <w:sz w:val="26"/>
-                <w:szCs w:val="26"/>
-                <w:lang w:eastAsia="zh-CN"/>
-              </w:rPr>
-              <w:t>[</w:t>
-            </w:r>
-            <w:r>
-              <w:rPr>
-                <w:rFonts w:eastAsia="Times New Roman"/>
-                <w:bCs/>
-                <w:color w:val="000000" w:themeColor="text1"/>
-                <w:sz w:val="26"/>
-                <w:szCs w:val="26"/>
-                <w:lang w:eastAsia="zh-CN"/>
-              </w:rPr>
-              <w:t>0</w:t>
-            </w:r>
-            <w:r>
-              <w:rPr>
-                <w:rFonts w:eastAsia="Times New Roman"/>
-                <w:bCs/>
-                <w:color w:val="000000" w:themeColor="text1"/>
-                <w:sz w:val="26"/>
-                <w:szCs w:val="26"/>
-                <w:lang w:eastAsia="zh-CN"/>
-              </w:rPr>
-              <w:t>]</w:t>
-            </w:r>
+            <w:bookmarkStart w:id="31043" w:name="MINGO_FIELD_43"/>
+            <w:r>
+              <w:t xml:space="preserve">0</w:t>
+            </w:r>
+            <w:bookmarkEnd w:id="31043"/>
           </w:p>
         </w:tc>
         <w:tc>
@@ -11198,39 +8674,11 @@
                 <w:lang w:val="vi-VN" w:eastAsia="zh-CN"/>
               </w:rPr>
             </w:pPr>
-            <w:r>
-              <w:rPr>
-                <w:rFonts w:eastAsia="Times New Roman"/>
-                <w:bCs/>
-                <w:color w:val="000000" w:themeColor="text1"/>
-                <w:sz w:val="26"/>
-                <w:szCs w:val="26"/>
-                <w:lang w:eastAsia="zh-CN"/>
-              </w:rPr>
-              <w:t>[</w:t>
-            </w:r>
-            <w:r>
-              <w:rPr>
-                <w:rFonts w:eastAsia="Times New Roman"/>
-                <w:bCs/>
-                <w:color w:val="000000" w:themeColor="text1"/>
-                <w:sz w:val="26"/>
-                <w:szCs w:val="26"/>
-                <w:lang w:eastAsia="zh-CN"/>
-              </w:rPr>
-              <w:t>0</w:t>
-            </w:r>
-            <w:r>
-              <w:rPr>
-                <w:rFonts w:eastAsia="Times New Roman"/>
-                <w:bCs/>
-                <w:color w:val="000000" w:themeColor="text1"/>
-                <w:sz w:val="26"/>
-                <w:szCs w:val="26"/>
-                <w:lang w:eastAsia="zh-CN"/>
-              </w:rPr>
-              <w:t>]</w:t>
-            </w:r>
+            <w:bookmarkStart w:id="31044" w:name="MINGO_FIELD_44"/>
+            <w:r>
+              <w:t xml:space="preserve">0</w:t>
+            </w:r>
+            <w:bookmarkEnd w:id="31044"/>
           </w:p>
         </w:tc>
       </w:tr>
@@ -11318,89 +8766,11 @@
                 <w:lang w:eastAsia="zh-CN"/>
               </w:rPr>
             </w:pPr>
-            <w:r>
-              <w:rPr>
-                <w:color w:val="000000" w:themeColor="text1"/>
-                <w:sz w:val="26"/>
-                <w:szCs w:val="26"/>
-                <w:highlight w:val="yellow"/>
-              </w:rPr>
-              <w:t>[</w:t>
-            </w:r>
-            <w:r>
-              <w:rPr>
-                <w:color w:val="000000" w:themeColor="text1"/>
-                <w:sz w:val="26"/>
-                <w:szCs w:val="26"/>
-                <w:highlight w:val="yellow"/>
-              </w:rPr>
-              <w:t>3</w:t>
-            </w:r>
-            <w:r>
-              <w:rPr>
-                <w:color w:val="000000" w:themeColor="text1"/>
-                <w:sz w:val="26"/>
-                <w:szCs w:val="26"/>
-                <w:lang w:val="vi-VN"/>
-              </w:rPr>
-              <w:t>.</w:t>
-            </w:r>
-            <w:r>
-              <w:rPr>
-                <w:color w:val="000000" w:themeColor="text1"/>
-                <w:sz w:val="26"/>
-                <w:szCs w:val="26"/>
-                <w:highlight w:val="yellow"/>
-                <w:lang w:val="vi-VN"/>
-              </w:rPr>
-              <w:t>000</w:t>
-            </w:r>
-            <w:r>
-              <w:rPr>
-                <w:color w:val="000000" w:themeColor="text1"/>
-                <w:sz w:val="26"/>
-                <w:szCs w:val="26"/>
-                <w:lang w:val="vi-VN"/>
-              </w:rPr>
-              <w:t>.</w:t>
-            </w:r>
-            <w:r>
-              <w:rPr>
-                <w:color w:val="000000" w:themeColor="text1"/>
-                <w:sz w:val="26"/>
-                <w:szCs w:val="26"/>
-                <w:highlight w:val="yellow"/>
-                <w:lang w:val="vi-VN"/>
-              </w:rPr>
-              <w:t>000</w:t>
-            </w:r>
-            <w:r>
-              <w:rPr>
-                <w:color w:val="000000" w:themeColor="text1"/>
-                <w:sz w:val="26"/>
-                <w:szCs w:val="26"/>
-                <w:lang w:val="vi-VN"/>
-              </w:rPr>
-              <w:t>.</w:t>
-            </w:r>
-            <w:r>
-              <w:rPr>
-                <w:color w:val="000000" w:themeColor="text1"/>
-                <w:sz w:val="26"/>
-                <w:szCs w:val="26"/>
-                <w:highlight w:val="yellow"/>
-                <w:lang w:val="vi-VN"/>
-              </w:rPr>
-              <w:t>000</w:t>
-            </w:r>
-            <w:r>
-              <w:rPr>
-                <w:color w:val="000000" w:themeColor="text1"/>
-                <w:sz w:val="26"/>
-                <w:szCs w:val="26"/>
-              </w:rPr>
-              <w:t>]</w:t>
-            </w:r>
+            <w:bookmarkStart w:id="31045" w:name="MINGO_FIELD_45"/>
+            <w:r>
+              <w:t xml:space="preserve">3.000.000.000</w:t>
+            </w:r>
+            <w:bookmarkEnd w:id="31045"/>
           </w:p>
         </w:tc>
         <w:tc>
@@ -11428,36 +8798,11 @@
                 <w:lang w:eastAsia="zh-CN"/>
               </w:rPr>
             </w:pPr>
-            <w:r>
-              <w:rPr>
-                <w:rFonts w:eastAsia="Times New Roman"/>
-                <w:color w:val="000000" w:themeColor="text1"/>
-                <w:sz w:val="26"/>
-                <w:szCs w:val="26"/>
-                <w:lang w:eastAsia="zh-CN"/>
-              </w:rPr>
-              <w:t>[</w:t>
-            </w:r>
-            <w:r>
-              <w:rPr>
-                <w:rFonts w:eastAsia="Times New Roman"/>
-                <w:color w:val="000000" w:themeColor="text1"/>
-                <w:sz w:val="26"/>
-                <w:szCs w:val="26"/>
-                <w:lang w:val="vi-VN" w:eastAsia="zh-CN"/>
-              </w:rPr>
-              <w:t>100</w:t>
-            </w:r>
-            <w:r>
-              <w:rPr>
-                <w:rFonts w:eastAsia="Times New Roman"/>
-                <w:color w:val="000000" w:themeColor="text1"/>
-                <w:sz w:val="26"/>
-                <w:szCs w:val="26"/>
-                <w:lang w:eastAsia="zh-CN"/>
-              </w:rPr>
-              <w:t>]</w:t>
-            </w:r>
+            <w:bookmarkStart w:id="31046" w:name="MINGO_FIELD_46"/>
+            <w:r>
+              <w:t xml:space="preserve">100</w:t>
+            </w:r>
+            <w:bookmarkEnd w:id="31046"/>
           </w:p>
         </w:tc>
       </w:tr>
@@ -12284,89 +9629,11 @@
                 <w:lang w:eastAsia="zh-CN"/>
               </w:rPr>
             </w:pPr>
-            <w:r>
-              <w:rPr>
-                <w:color w:val="000000" w:themeColor="text1"/>
-                <w:sz w:val="26"/>
-                <w:szCs w:val="26"/>
-                <w:highlight w:val="yellow"/>
-              </w:rPr>
-              <w:t>[</w:t>
-            </w:r>
-            <w:r>
-              <w:rPr>
-                <w:color w:val="000000" w:themeColor="text1"/>
-                <w:sz w:val="26"/>
-                <w:szCs w:val="26"/>
-                <w:highlight w:val="yellow"/>
-              </w:rPr>
-              <w:t>3</w:t>
-            </w:r>
-            <w:r>
-              <w:rPr>
-                <w:color w:val="000000" w:themeColor="text1"/>
-                <w:sz w:val="26"/>
-                <w:szCs w:val="26"/>
-                <w:lang w:val="vi-VN"/>
-              </w:rPr>
-              <w:t>.</w:t>
-            </w:r>
-            <w:r>
-              <w:rPr>
-                <w:color w:val="000000" w:themeColor="text1"/>
-                <w:sz w:val="26"/>
-                <w:szCs w:val="26"/>
-                <w:highlight w:val="yellow"/>
-                <w:lang w:val="vi-VN"/>
-              </w:rPr>
-              <w:t>000</w:t>
-            </w:r>
-            <w:r>
-              <w:rPr>
-                <w:color w:val="000000" w:themeColor="text1"/>
-                <w:sz w:val="26"/>
-                <w:szCs w:val="26"/>
-                <w:lang w:val="vi-VN"/>
-              </w:rPr>
-              <w:t>.</w:t>
-            </w:r>
-            <w:r>
-              <w:rPr>
-                <w:color w:val="000000" w:themeColor="text1"/>
-                <w:sz w:val="26"/>
-                <w:szCs w:val="26"/>
-                <w:highlight w:val="yellow"/>
-                <w:lang w:val="vi-VN"/>
-              </w:rPr>
-              <w:t>000</w:t>
-            </w:r>
-            <w:r>
-              <w:rPr>
-                <w:color w:val="000000" w:themeColor="text1"/>
-                <w:sz w:val="26"/>
-                <w:szCs w:val="26"/>
-                <w:lang w:val="vi-VN"/>
-              </w:rPr>
-              <w:t>.</w:t>
-            </w:r>
-            <w:r>
-              <w:rPr>
-                <w:color w:val="000000" w:themeColor="text1"/>
-                <w:sz w:val="26"/>
-                <w:szCs w:val="26"/>
-                <w:highlight w:val="yellow"/>
-                <w:lang w:val="vi-VN"/>
-              </w:rPr>
-              <w:t>000</w:t>
-            </w:r>
-            <w:r>
-              <w:rPr>
-                <w:color w:val="000000" w:themeColor="text1"/>
-                <w:sz w:val="26"/>
-                <w:szCs w:val="26"/>
-              </w:rPr>
-              <w:t>]</w:t>
-            </w:r>
+            <w:bookmarkStart w:id="31047" w:name="MINGO_FIELD_47"/>
+            <w:r>
+              <w:t xml:space="preserve">3.000.000.000</w:t>
+            </w:r>
+            <w:bookmarkEnd w:id="31047"/>
           </w:p>
         </w:tc>
         <w:tc>
@@ -12391,39 +9658,11 @@
                 <w:lang w:eastAsia="zh-CN"/>
               </w:rPr>
             </w:pPr>
-            <w:r>
-              <w:rPr>
-                <w:rFonts w:eastAsia="Times New Roman"/>
-                <w:bCs/>
-                <w:color w:val="000000" w:themeColor="text1"/>
-                <w:sz w:val="26"/>
-                <w:szCs w:val="26"/>
-                <w:lang w:eastAsia="zh-CN"/>
-              </w:rPr>
-              <w:t>[</w:t>
-            </w:r>
-            <w:r>
-              <w:rPr>
-                <w:rFonts w:eastAsia="Times New Roman"/>
-                <w:bCs/>
-                <w:color w:val="000000" w:themeColor="text1"/>
-                <w:sz w:val="26"/>
-                <w:szCs w:val="26"/>
-                <w:lang w:val="vi-VN" w:eastAsia="zh-CN"/>
-              </w:rPr>
-              <w:t>100</w:t>
-            </w:r>
-            <w:r>
-              <w:rPr>
-                <w:rFonts w:eastAsia="Times New Roman"/>
-                <w:bCs/>
-                <w:color w:val="000000" w:themeColor="text1"/>
-                <w:sz w:val="26"/>
-                <w:szCs w:val="26"/>
-                <w:lang w:eastAsia="zh-CN"/>
-              </w:rPr>
-              <w:t>]</w:t>
-            </w:r>
+            <w:bookmarkStart w:id="31048" w:name="MINGO_FIELD_48"/>
+            <w:r>
+              <w:t xml:space="preserve">100</w:t>
+            </w:r>
+            <w:bookmarkEnd w:id="31048"/>
           </w:p>
         </w:tc>
       </w:tr>
@@ -12965,39 +10204,11 @@
                 <w:lang w:eastAsia="zh-CN"/>
               </w:rPr>
             </w:pPr>
-            <w:r>
-              <w:rPr>
-                <w:rFonts w:eastAsia="Times New Roman"/>
-                <w:bCs/>
-                <w:color w:val="000000" w:themeColor="text1"/>
-                <w:sz w:val="26"/>
-                <w:szCs w:val="26"/>
-                <w:lang w:eastAsia="zh-CN"/>
-              </w:rPr>
-              <w:t>[</w:t>
-            </w:r>
-            <w:r>
-              <w:rPr>
-                <w:rFonts w:eastAsia="Times New Roman"/>
-                <w:bCs/>
-                <w:color w:val="000000" w:themeColor="text1"/>
-                <w:sz w:val="26"/>
-                <w:szCs w:val="26"/>
-                <w:lang w:eastAsia="zh-CN"/>
-              </w:rPr>
-              <w:t>0</w:t>
-            </w:r>
-            <w:r>
-              <w:rPr>
-                <w:rFonts w:eastAsia="Times New Roman"/>
-                <w:bCs/>
-                <w:color w:val="000000" w:themeColor="text1"/>
-                <w:sz w:val="26"/>
-                <w:szCs w:val="26"/>
-                <w:lang w:eastAsia="zh-CN"/>
-              </w:rPr>
-              <w:t>]</w:t>
-            </w:r>
+            <w:bookmarkStart w:id="31049" w:name="MINGO_FIELD_49"/>
+            <w:r>
+              <w:t xml:space="preserve">0</w:t>
+            </w:r>
+            <w:bookmarkEnd w:id="31049"/>
           </w:p>
         </w:tc>
         <w:tc>
@@ -13023,40 +10234,11 @@
                 <w:lang w:eastAsia="zh-CN"/>
               </w:rPr>
             </w:pPr>
-            <w:r>
-              <w:rPr>
-                <w:rFonts w:eastAsia="Times New Roman"/>
-                <w:bCs/>
-                <w:color w:val="000000" w:themeColor="text1"/>
-                <w:sz w:val="26"/>
-                <w:szCs w:val="26"/>
-                <w:lang w:eastAsia="zh-CN"/>
-              </w:rPr>
-              <w:tab/>
-              <w:t>[</w:t>
-            </w:r>
-            <w:r>
-              <w:rPr>
-                <w:rFonts w:eastAsia="Times New Roman"/>
-                <w:bCs/>
-                <w:color w:val="000000" w:themeColor="text1"/>
-                <w:sz w:val="26"/>
-                <w:szCs w:val="26"/>
-                <w:lang w:eastAsia="zh-CN"/>
-              </w:rPr>
-              <w:t>0</w:t>
-            </w:r>
-            <w:r>
-              <w:rPr>
-                <w:rFonts w:eastAsia="Times New Roman"/>
-                <w:bCs/>
-                <w:color w:val="000000" w:themeColor="text1"/>
-                <w:sz w:val="26"/>
-                <w:szCs w:val="26"/>
-                <w:lang w:eastAsia="zh-CN"/>
-              </w:rPr>
-              <w:t>]</w:t>
-            </w:r>
+            <w:bookmarkStart w:id="31050" w:name="MINGO_FIELD_50"/>
+            <w:r>
+              <w:t xml:space="preserve">0</w:t>
+            </w:r>
+            <w:bookmarkEnd w:id="31050"/>
           </w:p>
         </w:tc>
       </w:tr>
@@ -13158,39 +10340,11 @@
                 <w:lang w:eastAsia="zh-CN"/>
               </w:rPr>
             </w:pPr>
-            <w:r>
-              <w:rPr>
-                <w:rFonts w:eastAsia="Times New Roman"/>
-                <w:bCs/>
-                <w:color w:val="000000" w:themeColor="text1"/>
-                <w:sz w:val="26"/>
-                <w:szCs w:val="26"/>
-                <w:lang w:eastAsia="zh-CN"/>
-              </w:rPr>
-              <w:t>[</w:t>
-            </w:r>
-            <w:r>
-              <w:rPr>
-                <w:rFonts w:eastAsia="Times New Roman"/>
-                <w:bCs/>
-                <w:color w:val="000000" w:themeColor="text1"/>
-                <w:sz w:val="26"/>
-                <w:szCs w:val="26"/>
-                <w:lang w:eastAsia="zh-CN"/>
-              </w:rPr>
-              <w:t>0</w:t>
-            </w:r>
-            <w:r>
-              <w:rPr>
-                <w:rFonts w:eastAsia="Times New Roman"/>
-                <w:bCs/>
-                <w:color w:val="000000" w:themeColor="text1"/>
-                <w:sz w:val="26"/>
-                <w:szCs w:val="26"/>
-                <w:lang w:eastAsia="zh-CN"/>
-              </w:rPr>
-              <w:t>]</w:t>
-            </w:r>
+            <w:bookmarkStart w:id="31051" w:name="MINGO_FIELD_51"/>
+            <w:r>
+              <w:t xml:space="preserve">0</w:t>
+            </w:r>
+            <w:bookmarkEnd w:id="31051"/>
           </w:p>
         </w:tc>
         <w:tc>
@@ -13215,39 +10369,11 @@
                 <w:lang w:eastAsia="zh-CN"/>
               </w:rPr>
             </w:pPr>
-            <w:r>
-              <w:rPr>
-                <w:rFonts w:eastAsia="Times New Roman"/>
-                <w:bCs/>
-                <w:color w:val="000000" w:themeColor="text1"/>
-                <w:sz w:val="26"/>
-                <w:szCs w:val="26"/>
-                <w:lang w:eastAsia="zh-CN"/>
-              </w:rPr>
-              <w:t>[</w:t>
-            </w:r>
-            <w:r>
-              <w:rPr>
-                <w:rFonts w:eastAsia="Times New Roman"/>
-                <w:bCs/>
-                <w:color w:val="000000" w:themeColor="text1"/>
-                <w:sz w:val="26"/>
-                <w:szCs w:val="26"/>
-                <w:lang w:eastAsia="zh-CN"/>
-              </w:rPr>
-              <w:t>0</w:t>
-            </w:r>
-            <w:r>
-              <w:rPr>
-                <w:rFonts w:eastAsia="Times New Roman"/>
-                <w:bCs/>
-                <w:color w:val="000000" w:themeColor="text1"/>
-                <w:sz w:val="26"/>
-                <w:szCs w:val="26"/>
-                <w:lang w:eastAsia="zh-CN"/>
-              </w:rPr>
-              <w:t>]</w:t>
-            </w:r>
+            <w:bookmarkStart w:id="31052" w:name="MINGO_FIELD_52"/>
+            <w:r>
+              <w:t xml:space="preserve">0</w:t>
+            </w:r>
+            <w:bookmarkEnd w:id="31052"/>
           </w:p>
         </w:tc>
       </w:tr>
@@ -13466,39 +10592,11 @@
                 <w:lang w:eastAsia="zh-CN"/>
               </w:rPr>
             </w:pPr>
-            <w:r>
-              <w:rPr>
-                <w:rFonts w:eastAsia="Times New Roman"/>
-                <w:bCs/>
-                <w:color w:val="000000" w:themeColor="text1"/>
-                <w:sz w:val="26"/>
-                <w:szCs w:val="26"/>
-                <w:lang w:eastAsia="zh-CN"/>
-              </w:rPr>
-              <w:t>[</w:t>
-            </w:r>
-            <w:r>
-              <w:rPr>
-                <w:rFonts w:eastAsia="Times New Roman"/>
-                <w:bCs/>
-                <w:color w:val="000000" w:themeColor="text1"/>
-                <w:sz w:val="26"/>
-                <w:szCs w:val="26"/>
-                <w:lang w:eastAsia="zh-CN"/>
-              </w:rPr>
-              <w:t>0</w:t>
-            </w:r>
-            <w:r>
-              <w:rPr>
-                <w:rFonts w:eastAsia="Times New Roman"/>
-                <w:bCs/>
-                <w:color w:val="000000" w:themeColor="text1"/>
-                <w:sz w:val="26"/>
-                <w:szCs w:val="26"/>
-                <w:lang w:eastAsia="zh-CN"/>
-              </w:rPr>
-              <w:t>]</w:t>
-            </w:r>
+            <w:bookmarkStart w:id="31053" w:name="MINGO_FIELD_53"/>
+            <w:r>
+              <w:t xml:space="preserve">0</w:t>
+            </w:r>
+            <w:bookmarkEnd w:id="31053"/>
           </w:p>
         </w:tc>
         <w:tc>
@@ -13523,39 +10621,11 @@
                 <w:lang w:eastAsia="zh-CN"/>
               </w:rPr>
             </w:pPr>
-            <w:r>
-              <w:rPr>
-                <w:rFonts w:eastAsia="Times New Roman"/>
-                <w:bCs/>
-                <w:color w:val="000000" w:themeColor="text1"/>
-                <w:sz w:val="26"/>
-                <w:szCs w:val="26"/>
-                <w:lang w:eastAsia="zh-CN"/>
-              </w:rPr>
-              <w:t>[</w:t>
-            </w:r>
-            <w:r>
-              <w:rPr>
-                <w:rFonts w:eastAsia="Times New Roman"/>
-                <w:bCs/>
-                <w:color w:val="000000" w:themeColor="text1"/>
-                <w:sz w:val="26"/>
-                <w:szCs w:val="26"/>
-                <w:lang w:eastAsia="zh-CN"/>
-              </w:rPr>
-              <w:t>0</w:t>
-            </w:r>
-            <w:r>
-              <w:rPr>
-                <w:rFonts w:eastAsia="Times New Roman"/>
-                <w:bCs/>
-                <w:color w:val="000000" w:themeColor="text1"/>
-                <w:sz w:val="26"/>
-                <w:szCs w:val="26"/>
-                <w:lang w:eastAsia="zh-CN"/>
-              </w:rPr>
-              <w:t>]</w:t>
-            </w:r>
+            <w:bookmarkStart w:id="31054" w:name="MINGO_FIELD_54"/>
+            <w:r>
+              <w:t xml:space="preserve">0</w:t>
+            </w:r>
+            <w:bookmarkEnd w:id="31054"/>
           </w:p>
         </w:tc>
       </w:tr>
@@ -13798,39 +10868,11 @@
                 <w:lang w:eastAsia="zh-CN"/>
               </w:rPr>
             </w:pPr>
-            <w:r>
-              <w:rPr>
-                <w:rFonts w:eastAsia="Times New Roman"/>
-                <w:bCs/>
-                <w:color w:val="000000" w:themeColor="text1"/>
-                <w:sz w:val="26"/>
-                <w:szCs w:val="26"/>
-                <w:lang w:eastAsia="zh-CN"/>
-              </w:rPr>
-              <w:t>[</w:t>
-            </w:r>
-            <w:r>
-              <w:rPr>
-                <w:rFonts w:eastAsia="Times New Roman"/>
-                <w:bCs/>
-                <w:color w:val="000000" w:themeColor="text1"/>
-                <w:sz w:val="26"/>
-                <w:szCs w:val="26"/>
-                <w:lang w:eastAsia="zh-CN"/>
-              </w:rPr>
-              <w:t>0</w:t>
-            </w:r>
-            <w:r>
-              <w:rPr>
-                <w:rFonts w:eastAsia="Times New Roman"/>
-                <w:bCs/>
-                <w:color w:val="000000" w:themeColor="text1"/>
-                <w:sz w:val="26"/>
-                <w:szCs w:val="26"/>
-                <w:lang w:eastAsia="zh-CN"/>
-              </w:rPr>
-              <w:t>]</w:t>
-            </w:r>
+            <w:bookmarkStart w:id="31055" w:name="MINGO_FIELD_55"/>
+            <w:r>
+              <w:t xml:space="preserve">0</w:t>
+            </w:r>
+            <w:bookmarkEnd w:id="31055"/>
           </w:p>
         </w:tc>
         <w:tc>
@@ -13855,39 +10897,11 @@
                 <w:lang w:eastAsia="zh-CN"/>
               </w:rPr>
             </w:pPr>
-            <w:r>
-              <w:rPr>
-                <w:rFonts w:eastAsia="Times New Roman"/>
-                <w:bCs/>
-                <w:color w:val="000000" w:themeColor="text1"/>
-                <w:sz w:val="26"/>
-                <w:szCs w:val="26"/>
-                <w:lang w:eastAsia="zh-CN"/>
-              </w:rPr>
-              <w:t>[</w:t>
-            </w:r>
-            <w:r>
-              <w:rPr>
-                <w:rFonts w:eastAsia="Times New Roman"/>
-                <w:bCs/>
-                <w:color w:val="000000" w:themeColor="text1"/>
-                <w:sz w:val="26"/>
-                <w:szCs w:val="26"/>
-                <w:lang w:eastAsia="zh-CN"/>
-              </w:rPr>
-              <w:t>0</w:t>
-            </w:r>
-            <w:r>
-              <w:rPr>
-                <w:rFonts w:eastAsia="Times New Roman"/>
-                <w:bCs/>
-                <w:color w:val="000000" w:themeColor="text1"/>
-                <w:sz w:val="26"/>
-                <w:szCs w:val="26"/>
-                <w:lang w:eastAsia="zh-CN"/>
-              </w:rPr>
-              <w:t>]</w:t>
-            </w:r>
+            <w:bookmarkStart w:id="31056" w:name="MINGO_FIELD_56"/>
+            <w:r>
+              <w:t xml:space="preserve">0</w:t>
+            </w:r>
+            <w:bookmarkEnd w:id="31056"/>
           </w:p>
         </w:tc>
       </w:tr>
@@ -14848,39 +11862,11 @@
                 <w:lang w:eastAsia="zh-CN"/>
               </w:rPr>
             </w:pPr>
-            <w:r>
-              <w:rPr>
-                <w:rFonts w:eastAsia="Times New Roman"/>
-                <w:bCs/>
-                <w:color w:val="000000" w:themeColor="text1"/>
-                <w:sz w:val="26"/>
-                <w:szCs w:val="26"/>
-                <w:lang w:eastAsia="zh-CN"/>
-              </w:rPr>
-              <w:t>[</w:t>
-            </w:r>
-            <w:r>
-              <w:rPr>
-                <w:rFonts w:eastAsia="Times New Roman"/>
-                <w:bCs/>
-                <w:color w:val="000000" w:themeColor="text1"/>
-                <w:sz w:val="26"/>
-                <w:szCs w:val="26"/>
-                <w:lang w:eastAsia="zh-CN"/>
-              </w:rPr>
-              <w:t>0</w:t>
-            </w:r>
-            <w:r>
-              <w:rPr>
-                <w:rFonts w:eastAsia="Times New Roman"/>
-                <w:bCs/>
-                <w:color w:val="000000" w:themeColor="text1"/>
-                <w:sz w:val="26"/>
-                <w:szCs w:val="26"/>
-                <w:lang w:eastAsia="zh-CN"/>
-              </w:rPr>
-              <w:t>]</w:t>
-            </w:r>
+            <w:bookmarkStart w:id="31057" w:name="MINGO_FIELD_57"/>
+            <w:r>
+              <w:t xml:space="preserve">0</w:t>
+            </w:r>
+            <w:bookmarkEnd w:id="31057"/>
           </w:p>
         </w:tc>
         <w:tc>
@@ -14905,39 +11891,11 @@
                 <w:lang w:eastAsia="zh-CN"/>
               </w:rPr>
             </w:pPr>
-            <w:r>
-              <w:rPr>
-                <w:rFonts w:eastAsia="Times New Roman"/>
-                <w:bCs/>
-                <w:color w:val="000000" w:themeColor="text1"/>
-                <w:sz w:val="26"/>
-                <w:szCs w:val="26"/>
-                <w:lang w:eastAsia="zh-CN"/>
-              </w:rPr>
-              <w:t>[</w:t>
-            </w:r>
-            <w:r>
-              <w:rPr>
-                <w:rFonts w:eastAsia="Times New Roman"/>
-                <w:bCs/>
-                <w:color w:val="000000" w:themeColor="text1"/>
-                <w:sz w:val="26"/>
-                <w:szCs w:val="26"/>
-                <w:lang w:eastAsia="zh-CN"/>
-              </w:rPr>
-              <w:t>0</w:t>
-            </w:r>
-            <w:r>
-              <w:rPr>
-                <w:rFonts w:eastAsia="Times New Roman"/>
-                <w:bCs/>
-                <w:color w:val="000000" w:themeColor="text1"/>
-                <w:sz w:val="26"/>
-                <w:szCs w:val="26"/>
-                <w:lang w:eastAsia="zh-CN"/>
-              </w:rPr>
-              <w:t>]</w:t>
-            </w:r>
+            <w:bookmarkStart w:id="31058" w:name="MINGO_FIELD_58"/>
+            <w:r>
+              <w:t xml:space="preserve">0</w:t>
+            </w:r>
+            <w:bookmarkEnd w:id="31058"/>
           </w:p>
         </w:tc>
       </w:tr>
@@ -15030,90 +11988,11 @@
                 <w:lang w:eastAsia="zh-CN"/>
               </w:rPr>
             </w:pPr>
-            <w:r>
-              <w:rPr>
-                <w:color w:val="000000" w:themeColor="text1"/>
-                <w:sz w:val="26"/>
-                <w:szCs w:val="26"/>
-                <w:highlight w:val="yellow"/>
-              </w:rPr>
-              <w:t>[</w:t>
-            </w:r>
-            <w:r>
-              <w:rPr>
-                <w:color w:val="000000" w:themeColor="text1"/>
-                <w:sz w:val="26"/>
-                <w:szCs w:val="26"/>
-                <w:highlight w:val="yellow"/>
-              </w:rPr>
-              <w:t>3</w:t>
-            </w:r>
-            <w:r>
-              <w:rPr>
-                <w:color w:val="000000" w:themeColor="text1"/>
-                <w:sz w:val="26"/>
-                <w:szCs w:val="26"/>
-                <w:lang w:val="vi-VN"/>
-              </w:rPr>
-              <w:t>.</w:t>
-            </w:r>
-            <w:r>
-              <w:rPr>
-                <w:color w:val="000000" w:themeColor="text1"/>
-                <w:sz w:val="26"/>
-                <w:szCs w:val="26"/>
-                <w:highlight w:val="yellow"/>
-                <w:lang w:val="vi-VN"/>
-              </w:rPr>
-              <w:t>000</w:t>
-            </w:r>
-            <w:r>
-              <w:rPr>
-                <w:color w:val="000000" w:themeColor="text1"/>
-                <w:sz w:val="26"/>
-                <w:szCs w:val="26"/>
-                <w:lang w:val="vi-VN"/>
-              </w:rPr>
-              <w:t>.</w:t>
-            </w:r>
-            <w:r>
-              <w:rPr>
-                <w:color w:val="000000" w:themeColor="text1"/>
-                <w:sz w:val="26"/>
-                <w:szCs w:val="26"/>
-                <w:highlight w:val="yellow"/>
-                <w:lang w:val="vi-VN"/>
-              </w:rPr>
-              <w:t>000</w:t>
-            </w:r>
-            <w:r>
-              <w:rPr>
-                <w:color w:val="000000" w:themeColor="text1"/>
-                <w:sz w:val="26"/>
-                <w:szCs w:val="26"/>
-                <w:lang w:val="vi-VN"/>
-              </w:rPr>
-              <w:t>.</w:t>
-            </w:r>
-            <w:r>
-              <w:rPr>
-                <w:color w:val="000000" w:themeColor="text1"/>
-                <w:sz w:val="26"/>
-                <w:szCs w:val="26"/>
-                <w:highlight w:val="yellow"/>
-                <w:lang w:val="vi-VN"/>
-              </w:rPr>
-              <w:t>000</w:t>
-            </w:r>
-            <w:r>
-              <w:rPr>
-                <w:color w:val="000000" w:themeColor="text1"/>
-                <w:sz w:val="26"/>
-                <w:szCs w:val="26"/>
-                <w:highlight w:val="yellow"/>
-              </w:rPr>
-              <w:t>]</w:t>
-            </w:r>
+            <w:bookmarkStart w:id="31059" w:name="MINGO_FIELD_59"/>
+            <w:r>
+              <w:t xml:space="preserve">3.000.000.000</w:t>
+            </w:r>
+            <w:bookmarkEnd w:id="31059"/>
           </w:p>
         </w:tc>
         <w:tc>
@@ -15139,39 +12018,11 @@
                 <w:lang w:eastAsia="zh-CN"/>
               </w:rPr>
             </w:pPr>
-            <w:r>
-              <w:rPr>
-                <w:rFonts w:eastAsia="Times New Roman"/>
-                <w:bCs/>
-                <w:color w:val="000000" w:themeColor="text1"/>
-                <w:sz w:val="26"/>
-                <w:szCs w:val="26"/>
-                <w:lang w:eastAsia="zh-CN"/>
-              </w:rPr>
-              <w:t>[</w:t>
-            </w:r>
-            <w:r>
-              <w:rPr>
-                <w:rFonts w:eastAsia="Times New Roman"/>
-                <w:bCs/>
-                <w:color w:val="000000" w:themeColor="text1"/>
-                <w:sz w:val="26"/>
-                <w:szCs w:val="26"/>
-                <w:lang w:val="vi-VN" w:eastAsia="zh-CN"/>
-              </w:rPr>
-              <w:t>100</w:t>
-            </w:r>
-            <w:r>
-              <w:rPr>
-                <w:rFonts w:eastAsia="Times New Roman"/>
-                <w:bCs/>
-                <w:color w:val="000000" w:themeColor="text1"/>
-                <w:sz w:val="26"/>
-                <w:szCs w:val="26"/>
-                <w:lang w:eastAsia="zh-CN"/>
-              </w:rPr>
-              <w:t>]</w:t>
-            </w:r>
+            <w:bookmarkStart w:id="31060" w:name="MINGO_FIELD_60"/>
+            <w:r>
+              <w:t xml:space="preserve">100</w:t>
+            </w:r>
+            <w:bookmarkEnd w:id="31060"/>
           </w:p>
         </w:tc>
       </w:tr>
@@ -15383,162 +12234,14 @@
           <w:lang w:eastAsia="zh-CN"/>
         </w:rPr>
       </w:pPr>
-      <w:proofErr w:type="spellStart"/>
-      <w:r>
-        <w:rPr>
-          <w:rFonts w:eastAsia="Times New Roman"/>
-          <w:color w:val="000000" w:themeColor="text1"/>
-          <w:sz w:val="26"/>
-          <w:szCs w:val="26"/>
-          <w:lang w:eastAsia="zh-CN"/>
-        </w:rPr>
-        <w:t>Họ</w:t>
-      </w:r>
-      <w:proofErr w:type="spellEnd"/>
-      <w:r>
-        <w:rPr>
-          <w:rFonts w:eastAsia="Times New Roman"/>
-          <w:color w:val="000000" w:themeColor="text1"/>
-          <w:sz w:val="26"/>
-          <w:szCs w:val="26"/>
-          <w:lang w:eastAsia="zh-CN"/>
-        </w:rPr>
-        <w:t xml:space="preserve">, </w:t>
-      </w:r>
-      <w:proofErr w:type="spellStart"/>
-      <w:r>
-        <w:rPr>
-          <w:rFonts w:eastAsia="Times New Roman"/>
-          <w:color w:val="000000" w:themeColor="text1"/>
-          <w:sz w:val="26"/>
-          <w:szCs w:val="26"/>
-          <w:lang w:eastAsia="zh-CN"/>
-        </w:rPr>
-        <w:t>chữ</w:t>
-      </w:r>
-      <w:proofErr w:type="spellEnd"/>
-      <w:r>
-        <w:rPr>
-          <w:rFonts w:eastAsia="Times New Roman"/>
-          <w:color w:val="000000" w:themeColor="text1"/>
-          <w:sz w:val="26"/>
-          <w:szCs w:val="26"/>
-          <w:lang w:eastAsia="zh-CN"/>
-        </w:rPr>
-        <w:t xml:space="preserve"> </w:t>
-      </w:r>
-      <w:proofErr w:type="spellStart"/>
-      <w:r>
-        <w:rPr>
-          <w:rFonts w:eastAsia="Times New Roman"/>
-          <w:color w:val="000000" w:themeColor="text1"/>
-          <w:sz w:val="26"/>
-          <w:szCs w:val="26"/>
-          <w:lang w:eastAsia="zh-CN"/>
-        </w:rPr>
-        <w:t>đệm</w:t>
-      </w:r>
-      <w:proofErr w:type="spellEnd"/>
-      <w:r>
-        <w:rPr>
-          <w:rFonts w:eastAsia="Times New Roman"/>
-          <w:color w:val="000000" w:themeColor="text1"/>
-          <w:sz w:val="26"/>
-          <w:szCs w:val="26"/>
-          <w:lang w:eastAsia="zh-CN"/>
-        </w:rPr>
-        <w:t xml:space="preserve"> </w:t>
-      </w:r>
-      <w:proofErr w:type="spellStart"/>
-      <w:r>
-        <w:rPr>
-          <w:rFonts w:eastAsia="Times New Roman"/>
-          <w:color w:val="000000" w:themeColor="text1"/>
-          <w:sz w:val="26"/>
-          <w:szCs w:val="26"/>
-          <w:lang w:eastAsia="zh-CN"/>
-        </w:rPr>
-        <w:t>và</w:t>
-      </w:r>
-      <w:proofErr w:type="spellEnd"/>
-      <w:r>
-        <w:rPr>
-          <w:rFonts w:eastAsia="Times New Roman"/>
-          <w:color w:val="000000" w:themeColor="text1"/>
-          <w:sz w:val="26"/>
-          <w:szCs w:val="26"/>
-          <w:lang w:eastAsia="zh-CN"/>
-        </w:rPr>
-        <w:t xml:space="preserve"> </w:t>
-      </w:r>
-      <w:proofErr w:type="spellStart"/>
-      <w:r>
-        <w:rPr>
-          <w:rFonts w:eastAsia="Times New Roman"/>
-          <w:color w:val="000000" w:themeColor="text1"/>
-          <w:sz w:val="26"/>
-          <w:szCs w:val="26"/>
-          <w:lang w:eastAsia="zh-CN"/>
-        </w:rPr>
-        <w:t>tên</w:t>
-      </w:r>
-      <w:proofErr w:type="spellEnd"/>
-      <w:r>
-        <w:rPr>
-          <w:rFonts w:eastAsia="Times New Roman"/>
-          <w:color w:val="000000" w:themeColor="text1"/>
-          <w:sz w:val="26"/>
-          <w:szCs w:val="26"/>
-          <w:lang w:eastAsia="zh-CN"/>
-        </w:rPr>
-        <w:t xml:space="preserve">: </w:t>
-      </w:r>
-      <w:r>
-        <w:rPr>
-          <w:rFonts w:eastAsia="Times New Roman"/>
-          <w:color w:val="000000" w:themeColor="text1"/>
-          <w:sz w:val="26"/>
-          <w:szCs w:val="26"/>
-          <w:lang w:eastAsia="zh-CN"/>
-        </w:rPr>
-        <w:t>[</w:t>
-      </w:r>
-      <w:r>
-        <w:rPr>
-          <w:rFonts w:eastAsia="Times New Roman"/>
-          <w:b/>
-          <w:bCs/>
-          <w:color w:val="000000" w:themeColor="text1"/>
-          <w:sz w:val="26"/>
-          <w:szCs w:val="26"/>
-          <w:lang w:eastAsia="zh-CN"/>
-        </w:rPr>
-        <w:t>THOMAS</w:t>
-      </w:r>
-      <w:r>
-        <w:rPr>
-          <w:rFonts w:eastAsia="Times New Roman"/>
-          <w:b/>
-          <w:bCs/>
-          <w:color w:val="000000" w:themeColor="text1"/>
-          <w:sz w:val="26"/>
-          <w:szCs w:val="26"/>
-          <w:lang w:val="vi-VN" w:eastAsia="zh-CN"/>
-        </w:rPr>
-        <w:t xml:space="preserve"> EDITION</w:t>
-      </w:r>
-      <w:r>
-        <w:rPr>
-          <w:rFonts w:eastAsia="Times New Roman"/>
-          <w:b/>
-          <w:bCs/>
-          <w:color w:val="000000" w:themeColor="text1"/>
-          <w:sz w:val="26"/>
-          <w:szCs w:val="26"/>
-          <w:lang w:eastAsia="zh-CN"/>
-        </w:rPr>
-        <w:t>]</w:t>
-      </w:r>
+      <w:r>
+        <w:t xml:space="preserve">Họ, chữ đệm và tên: </w:t>
+      </w:r>
+      <w:bookmarkStart w:id="31061" w:name="MINGO_FIELD_61"/>
+      <w:r>
+        <w:t xml:space="preserve">THOMAS EDITION</w:t>
+      </w:r>
+      <w:bookmarkEnd w:id="31061"/>
     </w:p>
     <w:p>
       <w:pPr>
@@ -15557,48 +12260,13 @@
         </w:rPr>
       </w:pPr>
       <w:r>
-        <w:rPr>
-          <w:rFonts w:eastAsia="Times New Roman"/>
-          <w:sz w:val="26"/>
-          <w:szCs w:val="26"/>
-          <w:lang w:val="vi-VN"/>
-        </w:rPr>
         <w:t xml:space="preserve">Ngày, tháng, năm sinh: </w:t>
       </w:r>
-      <w:r>
-        <w:rPr>
-          <w:rFonts w:eastAsia="Times New Roman"/>
-          <w:sz w:val="26"/>
-          <w:szCs w:val="26"/>
-        </w:rPr>
-        <w:t>[</w:t>
-      </w:r>
-      <w:r>
-        <w:rPr>
-          <w:rFonts w:eastAsia="Times New Roman"/>
-          <w:sz w:val="26"/>
-          <w:szCs w:val="26"/>
-          <w:lang w:val="vi-VN"/>
-        </w:rPr>
-        <w:t>11</w:t>
-      </w:r>
-      <w:r>
-        <w:rPr>
-          <w:rFonts w:eastAsia="Times New Roman"/>
-          <w:sz w:val="26"/>
-          <w:szCs w:val="26"/>
-          <w:lang w:val="vi-VN"/>
-        </w:rPr>
-        <w:t>/11/1111</w:t>
-      </w:r>
-      <w:r>
-        <w:rPr>
-          <w:rFonts w:eastAsia="Times New Roman"/>
-          <w:sz w:val="26"/>
-          <w:szCs w:val="26"/>
-        </w:rPr>
-        <w:t>]</w:t>
-      </w:r>
+      <w:bookmarkStart w:id="31062" w:name="MINGO_FIELD_62"/>
+      <w:r>
+        <w:t xml:space="preserve">11/11/1111</w:t>
+      </w:r>
+      <w:bookmarkEnd w:id="31062"/>
     </w:p>
     <w:p>
       <w:pPr>
@@ -15617,39 +12285,13 @@
         </w:rPr>
       </w:pPr>
       <w:r>
-        <w:rPr>
-          <w:rFonts w:eastAsia="Times New Roman"/>
-          <w:sz w:val="26"/>
-          <w:szCs w:val="26"/>
-          <w:lang w:val="vi-VN"/>
-        </w:rPr>
         <w:t xml:space="preserve">Giới tính: </w:t>
       </w:r>
-      <w:r>
-        <w:rPr>
-          <w:rFonts w:eastAsia="Times New Roman"/>
-          <w:sz w:val="26"/>
-          <w:szCs w:val="26"/>
-        </w:rPr>
-        <w:t>[</w:t>
-      </w:r>
-      <w:r>
-        <w:rPr>
-          <w:rFonts w:eastAsia="Times New Roman"/>
-          <w:sz w:val="26"/>
-          <w:szCs w:val="26"/>
-          <w:lang w:val="vi-VN"/>
-        </w:rPr>
-        <w:t>Nữ</w:t>
-      </w:r>
-      <w:r>
-        <w:rPr>
-          <w:rFonts w:eastAsia="Times New Roman"/>
-          <w:sz w:val="26"/>
-          <w:szCs w:val="26"/>
-        </w:rPr>
-        <w:t>]</w:t>
-      </w:r>
+      <w:bookmarkStart w:id="31063" w:name="MINGO_FIELD_63"/>
+      <w:r>
+        <w:t xml:space="preserve">Nữ</w:t>
+      </w:r>
+      <w:bookmarkEnd w:id="31063"/>
     </w:p>
     <w:p>
       <w:pPr>
@@ -15672,50 +12314,13 @@
         </w:rPr>
       </w:pPr>
       <w:r>
-        <w:rPr>
-          <w:rFonts w:eastAsia="Times New Roman"/>
-          <w:sz w:val="26"/>
-          <w:szCs w:val="26"/>
-          <w:lang w:val="vi-VN"/>
-        </w:rPr>
-        <w:t>Số định danh cá nhân:</w:t>
-      </w:r>
-      <w:r>
-        <w:rPr>
-          <w:rFonts w:eastAsia="Times New Roman"/>
-          <w:sz w:val="26"/>
-          <w:szCs w:val="26"/>
-          <w:lang w:val="pt-BR"/>
-        </w:rPr>
-        <w:t>[</w:t>
-      </w:r>
-      <w:r>
-        <w:rPr>
-          <w:color w:val="000000" w:themeColor="text1"/>
-          <w:sz w:val="26"/>
-          <w:szCs w:val="26"/>
-          <w:lang w:val="vi-VN" w:eastAsia="zh-CN"/>
-        </w:rPr>
-        <w:t xml:space="preserve"> </w:t>
-      </w:r>
-      <w:r>
-        <w:rPr>
-          <w:rFonts w:eastAsia="Times New Roman"/>
-          <w:sz w:val="26"/>
-          <w:szCs w:val="26"/>
-          <w:lang w:val="vi-VN"/>
-        </w:rPr>
-        <w:t>0987654321</w:t>
-      </w:r>
-      <w:r>
-        <w:rPr>
-          <w:rFonts w:eastAsia="Times New Roman"/>
-          <w:sz w:val="26"/>
-          <w:szCs w:val="26"/>
-          <w:lang w:val="pt-BR"/>
-        </w:rPr>
-        <w:t>]</w:t>
-      </w:r>
+        <w:t xml:space="preserve">Số định danh cá nhân:</w:t>
+      </w:r>
+      <w:bookmarkStart w:id="31064" w:name="MINGO_FIELD_64"/>
+      <w:r>
+        <w:t xml:space="preserve"> 0987654321</w:t>
+      </w:r>
+      <w:bookmarkEnd w:id="31064"/>
     </w:p>
     <w:p>
       <w:pPr>
@@ -15785,46 +12390,13 @@
         </w:rPr>
       </w:pPr>
       <w:r>
-        <w:rPr>
-          <w:spacing w:val="-8"/>
-          <w:sz w:val="26"/>
-          <w:szCs w:val="26"/>
-          <w:lang w:val="vi-VN"/>
-        </w:rPr>
-        <w:t>Số nhà/phòng, ngách/hẻm, ngõ/kiệt, đường/phố/đại lộ, tổ/xóm/ấp/thôn</w:t>
-      </w:r>
-      <w:r>
-        <w:rPr>
-          <w:sz w:val="26"/>
-          <w:szCs w:val="26"/>
-          <w:lang w:val="vi-VN"/>
-        </w:rPr>
-        <w:t xml:space="preserve">: </w:t>
-      </w:r>
-      <w:r>
-        <w:rPr>
-          <w:sz w:val="26"/>
-          <w:szCs w:val="26"/>
-          <w:lang w:val="vi-VN"/>
-        </w:rPr>
-        <w:t>[</w:t>
-      </w:r>
-      <w:r>
-        <w:rPr>
-          <w:sz w:val="26"/>
-          <w:szCs w:val="26"/>
-          <w:lang w:val="vi-VN"/>
-        </w:rPr>
-        <w:t>Số nhà 13, Thôn 4</w:t>
-      </w:r>
-      <w:r>
-        <w:rPr>
-          <w:sz w:val="26"/>
-          <w:szCs w:val="26"/>
-          <w:lang w:val="vi-VN"/>
-        </w:rPr>
-        <w:t>]</w:t>
-      </w:r>
+        <w:t xml:space="preserve">Số nhà/phòng, ngách/hẻm, ngõ/kiệt, đường/phố/đại lộ, tổ/xóm/ấp/thôn: </w:t>
+      </w:r>
+      <w:bookmarkStart w:id="31065" w:name="MINGO_FIELD_65"/>
+      <w:r>
+        <w:t xml:space="preserve">Số nhà 13, Thôn 4</w:t>
+      </w:r>
+      <w:bookmarkEnd w:id="31065"/>
     </w:p>
     <w:p>
       <w:pPr>
@@ -15837,45 +12409,13 @@
         </w:rPr>
       </w:pPr>
       <w:r>
-        <w:rPr>
-          <w:sz w:val="26"/>
-          <w:szCs w:val="26"/>
-          <w:lang w:val="vi-VN"/>
-        </w:rPr>
         <w:t xml:space="preserve">Xã/Phường/Đặc khu: </w:t>
       </w:r>
-      <w:r>
-        <w:rPr>
-          <w:sz w:val="26"/>
-          <w:szCs w:val="26"/>
-          <w:lang w:val="vi-VN"/>
-        </w:rPr>
-        <w:t>[</w:t>
-      </w:r>
-      <w:r>
-        <w:rPr>
-          <w:sz w:val="26"/>
-          <w:szCs w:val="26"/>
-          <w:lang w:val="vi-VN"/>
-        </w:rPr>
-        <w:t xml:space="preserve">Xã </w:t>
-      </w:r>
-      <w:r>
-        <w:rPr>
-          <w:sz w:val="26"/>
-          <w:szCs w:val="26"/>
-          <w:lang w:val="vi-VN"/>
-        </w:rPr>
-        <w:t>Hòa Lạc</w:t>
-      </w:r>
-      <w:r>
-        <w:rPr>
-          <w:sz w:val="26"/>
-          <w:szCs w:val="26"/>
-          <w:lang w:val="vi-VN"/>
-        </w:rPr>
-        <w:t>]</w:t>
-      </w:r>
+      <w:bookmarkStart w:id="31066" w:name="MINGO_FIELD_66"/>
+      <w:r>
+        <w:t xml:space="preserve">Xã Hòa Lạc</w:t>
+      </w:r>
+      <w:bookmarkEnd w:id="31066"/>
     </w:p>
     <w:p>
       <w:pPr>
@@ -15899,51 +12439,13 @@
         </w:rPr>
       </w:pPr>
       <w:r>
-        <w:rPr>
-          <w:sz w:val="26"/>
-          <w:szCs w:val="26"/>
-          <w:lang w:val="vi-VN"/>
-        </w:rPr>
         <w:t xml:space="preserve">Tỉnh/Thành phố trực thuộc trung ương: </w:t>
       </w:r>
-      <w:r>
-        <w:rPr>
-          <w:sz w:val="26"/>
-          <w:szCs w:val="26"/>
-          <w:lang w:val="vi-VN"/>
-        </w:rPr>
-        <w:t>[</w:t>
-      </w:r>
-      <w:r>
-        <w:rPr>
-          <w:rFonts w:eastAsia="Times New Roman"/>
-          <w:color w:val="000000" w:themeColor="text1"/>
-          <w:sz w:val="26"/>
-          <w:szCs w:val="26"/>
-          <w:lang w:val="vi-VN" w:eastAsia="zh-CN"/>
-        </w:rPr>
-        <w:t xml:space="preserve">Tỉnh </w:t>
-      </w:r>
-      <w:r>
-        <w:rPr>
-          <w:rFonts w:eastAsia="Times New Roman"/>
-          <w:color w:val="000000" w:themeColor="text1"/>
-          <w:sz w:val="26"/>
-          <w:szCs w:val="26"/>
-          <w:lang w:val="vi-VN" w:eastAsia="zh-CN"/>
-        </w:rPr>
-        <w:t>Hà Giang</w:t>
-      </w:r>
-      <w:r>
-        <w:rPr>
-          <w:rFonts w:eastAsia="Times New Roman"/>
-          <w:color w:val="000000" w:themeColor="text1"/>
-          <w:sz w:val="26"/>
-          <w:szCs w:val="26"/>
-          <w:lang w:val="vi-VN" w:eastAsia="zh-CN"/>
-        </w:rPr>
-        <w:t>]</w:t>
-      </w:r>
+      <w:bookmarkStart w:id="31067" w:name="MINGO_FIELD_67"/>
+      <w:r>
+        <w:t xml:space="preserve">Tỉnh Hà Giang</w:t>
+      </w:r>
+      <w:bookmarkEnd w:id="31067"/>
     </w:p>
     <w:p>
       <w:pPr>
@@ -15967,39 +12469,13 @@
         </w:rPr>
       </w:pPr>
       <w:r>
-        <w:rPr>
-          <w:sz w:val="26"/>
-          <w:szCs w:val="26"/>
-          <w:lang w:val="vi-VN"/>
-        </w:rPr>
-        <w:lastRenderedPageBreak/>
         <w:t xml:space="preserve">Quốc gia: </w:t>
       </w:r>
-      <w:r>
-        <w:rPr>
-          <w:sz w:val="26"/>
-          <w:szCs w:val="26"/>
-          <w:lang w:val="vi-VN"/>
-        </w:rPr>
-        <w:t>[</w:t>
-      </w:r>
-      <w:r>
-        <w:rPr>
-          <w:sz w:val="26"/>
-          <w:szCs w:val="26"/>
-          <w:highlight w:val="yellow"/>
-          <w:lang w:val="vi-VN"/>
-        </w:rPr>
-        <w:t>Việt Nam</w:t>
-      </w:r>
-      <w:r>
-        <w:rPr>
-          <w:sz w:val="26"/>
-          <w:szCs w:val="26"/>
-          <w:lang w:val="vi-VN"/>
-        </w:rPr>
-        <w:t>]</w:t>
-      </w:r>
+      <w:bookmarkStart w:id="31068" w:name="MINGO_FIELD_68"/>
+      <w:r>
+        <w:t xml:space="preserve">Việt Nam</w:t>
+      </w:r>
+      <w:bookmarkEnd w:id="31068"/>
     </w:p>
     <w:p>
       <w:pPr>
@@ -16705,251 +13181,14 @@
                 <w:lang w:eastAsia="zh-CN"/>
               </w:rPr>
             </w:pPr>
-            <w:proofErr w:type="spellStart"/>
-            <w:r>
-              <w:rPr>
-                <w:rFonts w:eastAsia="Times New Roman"/>
-                <w:sz w:val="26"/>
-                <w:szCs w:val="26"/>
-                <w:lang w:eastAsia="zh-CN"/>
-              </w:rPr>
-              <w:t>Họ</w:t>
-            </w:r>
-            <w:proofErr w:type="spellEnd"/>
-            <w:r>
-              <w:rPr>
-                <w:rFonts w:eastAsia="Times New Roman"/>
-                <w:sz w:val="26"/>
-                <w:szCs w:val="26"/>
-                <w:lang w:eastAsia="zh-CN"/>
-              </w:rPr>
-              <w:t xml:space="preserve">, </w:t>
-            </w:r>
-            <w:proofErr w:type="spellStart"/>
-            <w:r>
-              <w:rPr>
-                <w:rFonts w:eastAsia="Times New Roman"/>
-                <w:sz w:val="26"/>
-                <w:szCs w:val="26"/>
-                <w:lang w:eastAsia="zh-CN"/>
-              </w:rPr>
-              <w:t>chữ</w:t>
-            </w:r>
-            <w:proofErr w:type="spellEnd"/>
-            <w:r>
-              <w:rPr>
-                <w:rFonts w:eastAsia="Times New Roman"/>
-                <w:sz w:val="26"/>
-                <w:szCs w:val="26"/>
-                <w:lang w:eastAsia="zh-CN"/>
-              </w:rPr>
-              <w:t xml:space="preserve"> </w:t>
-            </w:r>
-            <w:proofErr w:type="spellStart"/>
-            <w:r>
-              <w:rPr>
-                <w:rFonts w:eastAsia="Times New Roman"/>
-                <w:sz w:val="26"/>
-                <w:szCs w:val="26"/>
-                <w:lang w:eastAsia="zh-CN"/>
-              </w:rPr>
-              <w:t>đệm</w:t>
-            </w:r>
-            <w:proofErr w:type="spellEnd"/>
-            <w:r>
-              <w:rPr>
-                <w:rFonts w:eastAsia="Times New Roman"/>
-                <w:sz w:val="26"/>
-                <w:szCs w:val="26"/>
-                <w:lang w:eastAsia="zh-CN"/>
-              </w:rPr>
-              <w:t xml:space="preserve"> </w:t>
-            </w:r>
-            <w:proofErr w:type="spellStart"/>
-            <w:r>
-              <w:rPr>
-                <w:rFonts w:eastAsia="Times New Roman"/>
-                <w:sz w:val="26"/>
-                <w:szCs w:val="26"/>
-                <w:lang w:eastAsia="zh-CN"/>
-              </w:rPr>
-              <w:t>và</w:t>
-            </w:r>
-            <w:proofErr w:type="spellEnd"/>
-            <w:r>
-              <w:rPr>
-                <w:rFonts w:eastAsia="Times New Roman"/>
-                <w:sz w:val="26"/>
-                <w:szCs w:val="26"/>
-                <w:lang w:eastAsia="zh-CN"/>
-              </w:rPr>
-              <w:t xml:space="preserve"> </w:t>
-            </w:r>
-            <w:proofErr w:type="spellStart"/>
-            <w:r>
-              <w:rPr>
-                <w:rFonts w:eastAsia="Times New Roman"/>
-                <w:sz w:val="26"/>
-                <w:szCs w:val="26"/>
-                <w:lang w:eastAsia="zh-CN"/>
-              </w:rPr>
-              <w:t>tên</w:t>
-            </w:r>
-            <w:proofErr w:type="spellEnd"/>
-            <w:r>
-              <w:rPr>
-                <w:rFonts w:eastAsia="Times New Roman"/>
-                <w:sz w:val="26"/>
-                <w:szCs w:val="26"/>
-                <w:lang w:eastAsia="zh-CN"/>
-              </w:rPr>
-              <w:t xml:space="preserve"> </w:t>
-            </w:r>
-            <w:proofErr w:type="spellStart"/>
-            <w:r>
-              <w:rPr>
-                <w:rFonts w:eastAsia="Times New Roman"/>
-                <w:sz w:val="26"/>
-                <w:szCs w:val="26"/>
-                <w:lang w:eastAsia="zh-CN"/>
-              </w:rPr>
-              <w:t>Giám</w:t>
-            </w:r>
-            <w:proofErr w:type="spellEnd"/>
-            <w:r>
-              <w:rPr>
-                <w:rFonts w:eastAsia="Times New Roman"/>
-                <w:sz w:val="26"/>
-                <w:szCs w:val="26"/>
-                <w:lang w:eastAsia="zh-CN"/>
-              </w:rPr>
-              <w:t xml:space="preserve"> </w:t>
-            </w:r>
-            <w:proofErr w:type="spellStart"/>
-            <w:r>
-              <w:rPr>
-                <w:rFonts w:eastAsia="Times New Roman"/>
-                <w:sz w:val="26"/>
-                <w:szCs w:val="26"/>
-                <w:lang w:eastAsia="zh-CN"/>
-              </w:rPr>
-              <w:t>đốc</w:t>
-            </w:r>
-            <w:proofErr w:type="spellEnd"/>
-            <w:r>
-              <w:rPr>
-                <w:rFonts w:eastAsia="Times New Roman"/>
-                <w:sz w:val="26"/>
-                <w:szCs w:val="26"/>
-                <w:lang w:eastAsia="zh-CN"/>
-              </w:rPr>
-              <w:t>/</w:t>
-            </w:r>
-            <w:proofErr w:type="spellStart"/>
-            <w:r>
-              <w:rPr>
-                <w:rFonts w:eastAsia="Times New Roman"/>
-                <w:sz w:val="26"/>
-                <w:szCs w:val="26"/>
-                <w:lang w:eastAsia="zh-CN"/>
-              </w:rPr>
-              <w:t>Tổng</w:t>
-            </w:r>
-            <w:proofErr w:type="spellEnd"/>
-            <w:r>
-              <w:rPr>
-                <w:rFonts w:eastAsia="Times New Roman"/>
-                <w:sz w:val="26"/>
-                <w:szCs w:val="26"/>
-                <w:lang w:eastAsia="zh-CN"/>
-              </w:rPr>
-              <w:t xml:space="preserve"> </w:t>
-            </w:r>
-            <w:proofErr w:type="spellStart"/>
-            <w:r>
-              <w:rPr>
-                <w:rFonts w:eastAsia="Times New Roman"/>
-                <w:sz w:val="26"/>
-                <w:szCs w:val="26"/>
-                <w:lang w:eastAsia="zh-CN"/>
-              </w:rPr>
-              <w:t>giám</w:t>
-            </w:r>
-            <w:proofErr w:type="spellEnd"/>
-            <w:r>
-              <w:rPr>
-                <w:rFonts w:eastAsia="Times New Roman"/>
-                <w:sz w:val="26"/>
-                <w:szCs w:val="26"/>
-                <w:lang w:eastAsia="zh-CN"/>
-              </w:rPr>
-              <w:t xml:space="preserve"> </w:t>
-            </w:r>
-            <w:proofErr w:type="spellStart"/>
-            <w:r>
-              <w:rPr>
-                <w:rFonts w:eastAsia="Times New Roman"/>
-                <w:sz w:val="26"/>
-                <w:szCs w:val="26"/>
-                <w:lang w:eastAsia="zh-CN"/>
-              </w:rPr>
-              <w:t>đốc</w:t>
-            </w:r>
-            <w:proofErr w:type="spellEnd"/>
-            <w:r>
-              <w:rPr>
-                <w:rFonts w:eastAsia="Times New Roman"/>
-                <w:sz w:val="26"/>
-                <w:szCs w:val="26"/>
-                <w:lang w:eastAsia="zh-CN"/>
-              </w:rPr>
-              <w:t xml:space="preserve">: </w:t>
-            </w:r>
-            <w:r>
-              <w:rPr>
-                <w:rFonts w:eastAsia="Times New Roman"/>
-                <w:sz w:val="26"/>
-                <w:szCs w:val="26"/>
-                <w:lang w:eastAsia="zh-CN"/>
-              </w:rPr>
-              <w:t>[</w:t>
-            </w:r>
-            <w:r>
-              <w:rPr>
-                <w:rFonts w:eastAsia="Times New Roman"/>
-                <w:b/>
-                <w:bCs/>
-                <w:color w:val="000000" w:themeColor="text1"/>
-                <w:sz w:val="26"/>
-                <w:szCs w:val="26"/>
-                <w:lang w:eastAsia="zh-CN"/>
-              </w:rPr>
-              <w:t>THOMAS</w:t>
-            </w:r>
-            <w:r>
-              <w:rPr>
-                <w:rFonts w:eastAsia="Times New Roman"/>
-                <w:b/>
-                <w:bCs/>
-                <w:color w:val="000000" w:themeColor="text1"/>
-                <w:sz w:val="26"/>
-                <w:szCs w:val="26"/>
-                <w:lang w:val="vi-VN" w:eastAsia="zh-CN"/>
-              </w:rPr>
-              <w:t xml:space="preserve"> EDITION</w:t>
-            </w:r>
-            <w:r>
-              <w:rPr>
-                <w:rFonts w:eastAsia="Times New Roman"/>
-                <w:b/>
-                <w:bCs/>
-                <w:color w:val="000000" w:themeColor="text1"/>
-                <w:sz w:val="26"/>
-                <w:szCs w:val="26"/>
-                <w:lang w:eastAsia="zh-CN"/>
-              </w:rPr>
-              <w:t>]</w:t>
-            </w:r>
+            <w:r>
+              <w:t xml:space="preserve">Họ, chữ đệm và tên Giám đốc/Tổng giám đốc: </w:t>
+            </w:r>
+            <w:bookmarkStart w:id="31069" w:name="MINGO_FIELD_69"/>
+            <w:r>
+              <w:t xml:space="preserve">THOMAS EDITION</w:t>
+            </w:r>
+            <w:bookmarkEnd w:id="31069"/>
           </w:p>
           <w:p>
             <w:pPr>
@@ -16964,111 +13203,14 @@
                 <w:szCs w:val="26"/>
               </w:rPr>
             </w:pPr>
-            <w:proofErr w:type="spellStart"/>
-            <w:r>
-              <w:rPr>
-                <w:rFonts w:eastAsia="Times New Roman"/>
-                <w:sz w:val="26"/>
-                <w:szCs w:val="26"/>
-              </w:rPr>
-              <w:t>Ngày</w:t>
-            </w:r>
-            <w:proofErr w:type="spellEnd"/>
-            <w:r>
-              <w:rPr>
-                <w:rFonts w:eastAsia="Times New Roman"/>
-                <w:sz w:val="26"/>
-                <w:szCs w:val="26"/>
-              </w:rPr>
-              <w:t xml:space="preserve">, </w:t>
-            </w:r>
-            <w:proofErr w:type="spellStart"/>
-            <w:r>
-              <w:rPr>
-                <w:rFonts w:eastAsia="Times New Roman"/>
-                <w:sz w:val="26"/>
-                <w:szCs w:val="26"/>
-              </w:rPr>
-              <w:t>tháng</w:t>
-            </w:r>
-            <w:proofErr w:type="spellEnd"/>
-            <w:r>
-              <w:rPr>
-                <w:rFonts w:eastAsia="Times New Roman"/>
-                <w:sz w:val="26"/>
-                <w:szCs w:val="26"/>
-              </w:rPr>
-              <w:t xml:space="preserve">, </w:t>
-            </w:r>
-            <w:proofErr w:type="spellStart"/>
-            <w:r>
-              <w:rPr>
-                <w:rFonts w:eastAsia="Times New Roman"/>
-                <w:sz w:val="26"/>
-                <w:szCs w:val="26"/>
-              </w:rPr>
-              <w:t>năm</w:t>
-            </w:r>
-            <w:proofErr w:type="spellEnd"/>
-            <w:r>
-              <w:rPr>
-                <w:rFonts w:eastAsia="Times New Roman"/>
-                <w:sz w:val="26"/>
-                <w:szCs w:val="26"/>
-              </w:rPr>
-              <w:t xml:space="preserve"> </w:t>
-            </w:r>
-            <w:proofErr w:type="spellStart"/>
-            <w:r>
-              <w:rPr>
-                <w:rFonts w:eastAsia="Times New Roman"/>
-                <w:sz w:val="26"/>
-                <w:szCs w:val="26"/>
-              </w:rPr>
-              <w:t>sinh</w:t>
-            </w:r>
-            <w:proofErr w:type="spellEnd"/>
-            <w:r>
-              <w:rPr>
-                <w:rFonts w:eastAsia="Times New Roman"/>
-                <w:sz w:val="26"/>
-                <w:szCs w:val="26"/>
-              </w:rPr>
-              <w:t xml:space="preserve">: </w:t>
-            </w:r>
-            <w:r>
-              <w:rPr>
-                <w:rFonts w:eastAsia="Times New Roman"/>
-                <w:sz w:val="26"/>
-                <w:szCs w:val="26"/>
-              </w:rPr>
-              <w:t>[</w:t>
-            </w:r>
-            <w:r>
-              <w:rPr>
-                <w:rFonts w:eastAsia="Times New Roman"/>
-                <w:sz w:val="26"/>
-                <w:szCs w:val="26"/>
-              </w:rPr>
-              <w:t>11</w:t>
-            </w:r>
-            <w:r>
-              <w:rPr>
-                <w:rFonts w:eastAsia="Times New Roman"/>
-                <w:sz w:val="26"/>
-                <w:szCs w:val="26"/>
-                <w:lang w:val="vi-VN"/>
-              </w:rPr>
-              <w:t>/11/1111</w:t>
-            </w:r>
-            <w:r>
-              <w:rPr>
-                <w:rFonts w:eastAsia="Times New Roman"/>
-                <w:sz w:val="26"/>
-                <w:szCs w:val="26"/>
-              </w:rPr>
-              <w:t>]</w:t>
-            </w:r>
+            <w:r>
+              <w:t xml:space="preserve">Ngày, tháng, năm sinh: </w:t>
+            </w:r>
+            <w:bookmarkStart w:id="31070" w:name="MINGO_FIELD_70"/>
+            <w:r>
+              <w:t xml:space="preserve">11/11/1111</w:t>
+            </w:r>
+            <w:bookmarkEnd w:id="31070"/>
           </w:p>
           <w:p>
             <w:pPr>
@@ -17084,69 +13226,14 @@
                 <w:lang w:val="vi-VN"/>
               </w:rPr>
             </w:pPr>
-            <w:proofErr w:type="spellStart"/>
-            <w:r>
-              <w:rPr>
-                <w:rFonts w:eastAsia="Times New Roman"/>
-                <w:sz w:val="26"/>
-                <w:szCs w:val="26"/>
-              </w:rPr>
-              <w:t>Giới</w:t>
-            </w:r>
-            <w:proofErr w:type="spellEnd"/>
-            <w:r>
-              <w:rPr>
-                <w:rFonts w:eastAsia="Times New Roman"/>
-                <w:sz w:val="26"/>
-                <w:szCs w:val="26"/>
-              </w:rPr>
-              <w:t xml:space="preserve"> </w:t>
-            </w:r>
-            <w:proofErr w:type="spellStart"/>
-            <w:r>
-              <w:rPr>
-                <w:rFonts w:eastAsia="Times New Roman"/>
-                <w:sz w:val="26"/>
-                <w:szCs w:val="26"/>
-              </w:rPr>
-              <w:t>tính</w:t>
-            </w:r>
-            <w:proofErr w:type="spellEnd"/>
-            <w:r>
-              <w:rPr>
-                <w:rFonts w:eastAsia="Times New Roman"/>
-                <w:sz w:val="26"/>
-                <w:szCs w:val="26"/>
-              </w:rPr>
-              <w:t xml:space="preserve">: </w:t>
-            </w:r>
-            <w:r>
-              <w:rPr>
-                <w:rFonts w:eastAsia="Times New Roman"/>
-                <w:sz w:val="26"/>
-                <w:szCs w:val="26"/>
-              </w:rPr>
-              <w:t>[</w:t>
-            </w:r>
-            <w:proofErr w:type="spellStart"/>
-            <w:r>
-              <w:rPr>
-                <w:rFonts w:eastAsia="Times New Roman"/>
-                <w:sz w:val="26"/>
-                <w:szCs w:val="26"/>
-                <w:highlight w:val="yellow"/>
-              </w:rPr>
-              <w:t>Nữ</w:t>
-            </w:r>
-            <w:proofErr w:type="spellEnd"/>
-            <w:r>
-              <w:rPr>
-                <w:rFonts w:eastAsia="Times New Roman"/>
-                <w:sz w:val="26"/>
-                <w:szCs w:val="26"/>
-              </w:rPr>
-              <w:t>]</w:t>
-            </w:r>
+            <w:r>
+              <w:t xml:space="preserve">Giới tính: </w:t>
+            </w:r>
+            <w:bookmarkStart w:id="31071" w:name="MINGO_FIELD_71"/>
+            <w:r>
+              <w:t xml:space="preserve">Nữ</w:t>
+            </w:r>
+            <w:bookmarkEnd w:id="31071"/>
           </w:p>
           <w:p>
             <w:pPr>
@@ -17162,32 +13249,13 @@
               </w:rPr>
             </w:pPr>
             <w:r>
-              <w:rPr>
-                <w:rFonts w:eastAsia="Times New Roman"/>
-                <w:sz w:val="26"/>
-                <w:szCs w:val="26"/>
-                <w:lang w:val="vi-VN"/>
-              </w:rPr>
               <w:t xml:space="preserve">Số định danh cá nhân: </w:t>
             </w:r>
-            <w:r>
-              <w:rPr>
-                <w:rFonts w:eastAsia="Times New Roman"/>
-                <w:sz w:val="26"/>
-                <w:szCs w:val="26"/>
-                <w:lang w:val="pt-BR"/>
-              </w:rPr>
-              <w:t>[</w:t>
-            </w:r>
-            <w:r>
-              <w:rPr>
-                <w:rFonts w:eastAsia="Times New Roman"/>
-                <w:sz w:val="26"/>
-                <w:szCs w:val="26"/>
-                <w:lang w:val="vi-VN"/>
-              </w:rPr>
-              <w:t>0987654321]</w:t>
-            </w:r>
+            <w:bookmarkStart w:id="31072" w:name="MINGO_FIELD_72"/>
+            <w:r>
+              <w:t xml:space="preserve">0987654321</w:t>
+            </w:r>
+            <w:bookmarkEnd w:id="31072"/>
           </w:p>
           <w:p>
             <w:pPr>
@@ -17203,82 +13271,14 @@
                 <w:lang w:eastAsia="zh-CN"/>
               </w:rPr>
             </w:pPr>
-            <w:proofErr w:type="spellStart"/>
-            <w:r>
-              <w:rPr>
-                <w:rFonts w:eastAsia="Times New Roman"/>
-                <w:sz w:val="26"/>
-                <w:szCs w:val="26"/>
-                <w:lang w:eastAsia="zh-CN"/>
-              </w:rPr>
-              <w:t>Điện</w:t>
-            </w:r>
-            <w:proofErr w:type="spellEnd"/>
-            <w:r>
-              <w:rPr>
-                <w:rFonts w:eastAsia="Times New Roman"/>
-                <w:sz w:val="26"/>
-                <w:szCs w:val="26"/>
-                <w:lang w:eastAsia="zh-CN"/>
-              </w:rPr>
-              <w:t xml:space="preserve"> </w:t>
-            </w:r>
-            <w:proofErr w:type="spellStart"/>
-            <w:r>
-              <w:rPr>
-                <w:rFonts w:eastAsia="Times New Roman"/>
-                <w:sz w:val="26"/>
-                <w:szCs w:val="26"/>
-                <w:lang w:eastAsia="zh-CN"/>
-              </w:rPr>
-              <w:t>thoại</w:t>
-            </w:r>
-            <w:proofErr w:type="spellEnd"/>
-            <w:r>
-              <w:rPr>
-                <w:rFonts w:eastAsia="Times New Roman"/>
-                <w:sz w:val="26"/>
-                <w:szCs w:val="26"/>
-                <w:lang w:eastAsia="zh-CN"/>
-              </w:rPr>
-              <w:t>:</w:t>
-            </w:r>
-            <w:r>
-              <w:rPr>
-                <w:rFonts w:eastAsia="Times New Roman"/>
-                <w:sz w:val="26"/>
-                <w:szCs w:val="26"/>
-                <w:lang w:val="vi-VN" w:eastAsia="zh-CN"/>
-              </w:rPr>
-              <w:t xml:space="preserve"> </w:t>
-            </w:r>
-            <w:r>
-              <w:rPr>
-                <w:rFonts w:eastAsia="Times New Roman"/>
-                <w:sz w:val="26"/>
-                <w:szCs w:val="26"/>
-                <w:lang w:eastAsia="zh-CN"/>
-              </w:rPr>
-              <w:t>[</w:t>
-            </w:r>
-            <w:r>
-              <w:rPr>
-                <w:rFonts w:eastAsia="Times New Roman"/>
-                <w:sz w:val="26"/>
-                <w:szCs w:val="26"/>
-                <w:lang w:val="vi-VN" w:eastAsia="zh-CN"/>
-              </w:rPr>
-              <w:t>09876543</w:t>
-            </w:r>
-            <w:r>
-              <w:rPr>
-                <w:rFonts w:eastAsia="Times New Roman"/>
-                <w:sz w:val="26"/>
-                <w:szCs w:val="26"/>
-                <w:lang w:eastAsia="zh-CN"/>
-              </w:rPr>
-              <w:t>]</w:t>
-            </w:r>
+            <w:r>
+              <w:t xml:space="preserve">Điện thoại: </w:t>
+            </w:r>
+            <w:bookmarkStart w:id="31073" w:name="MINGO_FIELD_73"/>
+            <w:r>
+              <w:t xml:space="preserve">09876543</w:t>
+            </w:r>
+            <w:bookmarkEnd w:id="31073"/>
           </w:p>
         </w:tc>
       </w:tr>
@@ -27566,65 +23566,13 @@
               </w:rPr>
             </w:pPr>
             <w:r>
-              <w:rPr>
-                <w:rFonts w:eastAsia="Times New Roman"/>
-                <w:b/>
-                <w:bCs/>
-                <w:color w:val="000000" w:themeColor="text1"/>
-                <w:sz w:val="26"/>
-                <w:szCs w:val="26"/>
-                <w:lang w:eastAsia="zh-CN"/>
-              </w:rPr>
               <w:t xml:space="preserve">   </w:t>
             </w:r>
-            <w:r>
-              <w:rPr>
-                <w:rFonts w:eastAsia="Times New Roman"/>
-                <w:b/>
-                <w:bCs/>
-                <w:color w:val="000000" w:themeColor="text1"/>
-                <w:sz w:val="26"/>
-                <w:szCs w:val="26"/>
-                <w:lang w:eastAsia="zh-CN"/>
-              </w:rPr>
-              <w:t>[</w:t>
-            </w:r>
-            <w:r>
-              <w:rPr>
-                <w:rFonts w:eastAsia="Times New Roman"/>
-                <w:b/>
-                <w:bCs/>
-                <w:color w:val="000000" w:themeColor="text1"/>
-                <w:sz w:val="26"/>
-                <w:szCs w:val="26"/>
-                <w:lang w:eastAsia="zh-CN"/>
-              </w:rPr>
-              <w:t>THOMAS</w:t>
-            </w:r>
-            <w:r>
-              <w:rPr>
-                <w:rFonts w:eastAsia="Times New Roman"/>
-                <w:b/>
-                <w:bCs/>
-                <w:color w:val="000000" w:themeColor="text1"/>
-                <w:sz w:val="26"/>
-                <w:szCs w:val="26"/>
-                <w:lang w:val="vi-VN" w:eastAsia="zh-CN"/>
-              </w:rPr>
-              <w:t xml:space="preserve"> EDITON</w:t>
-            </w:r>
-            <w:r>
-              <w:rPr>
-                <w:rFonts w:eastAsia="Times New Roman"/>
-                <w:b/>
-                <w:bCs/>
-                <w:color w:val="000000" w:themeColor="text1"/>
-                <w:sz w:val="26"/>
-                <w:szCs w:val="26"/>
-                <w:lang w:eastAsia="zh-CN"/>
-              </w:rPr>
-              <w:t>]</w:t>
-            </w:r>
+            <w:bookmarkStart w:id="31074" w:name="MINGO_FIELD_74"/>
+            <w:r>
+              <w:t xml:space="preserve">THOMAS EDITON</w:t>
+            </w:r>
+            <w:bookmarkEnd w:id="31074"/>
           </w:p>
         </w:tc>
       </w:tr>

--- a/assets/templates/word/business_registration/1. Giấy đề nghị thành lập doanh nghiệp.docx
+++ b/assets/templates/word/business_registration/1. Giấy đề nghị thành lập doanh nghiệp.docx
@@ -2578,34 +2578,7 @@
         </w:rPr>
       </w:pPr>
       <w:r>
-        <w:rPr>
-          <w:rFonts w:eastAsia="Times New Roman"/>
-          <w:color w:val="000000" w:themeColor="text1"/>
-          <w:sz w:val="26"/>
-          <w:szCs w:val="26"/>
-          <w:lang w:val="vi-VN" w:eastAsia="zh-CN"/>
-        </w:rPr>
-        <w:t>Tên công ty viết bằng tiếng nước ngoài:</w:t>
-      </w:r>
-      <w:r>
-        <w:rPr>
-          <w:rFonts w:eastAsia="Times New Roman"/>
-          <w:color w:val="000000" w:themeColor="text1"/>
-          <w:sz w:val="26"/>
-          <w:szCs w:val="26"/>
-          <w:lang w:val="vi-VN" w:eastAsia="zh-CN"/>
-        </w:rPr>
-        <w:t>……………………………………..</w:t>
-      </w:r>
-      <w:r>
-        <w:rPr>
-          <w:rFonts w:eastAsia="Times New Roman"/>
-          <w:color w:val="000000" w:themeColor="text1"/>
-          <w:sz w:val="26"/>
-          <w:szCs w:val="26"/>
-          <w:lang w:val="vi-VN" w:eastAsia="zh-CN"/>
-        </w:rPr>
-        <w:t xml:space="preserve"> </w:t>
+        <w:t xml:space="preserve">Tên công ty viết bằng tiếng nước ngoài: [company_english_name] </w:t>
       </w:r>
     </w:p>
     <w:p>
@@ -2627,39 +2600,7 @@
         </w:rPr>
       </w:pPr>
       <w:r>
-        <w:rPr>
-          <w:rFonts w:eastAsia="Times New Roman"/>
-          <w:color w:val="000000" w:themeColor="text1"/>
-          <w:sz w:val="26"/>
-          <w:szCs w:val="26"/>
-          <w:lang w:val="vi-VN" w:eastAsia="zh-CN"/>
-        </w:rPr>
-        <w:lastRenderedPageBreak/>
-        <w:t>Tên công ty viết tắt</w:t>
-      </w:r>
-      <w:bookmarkEnd w:id="1"/>
-      <w:r>
-        <w:rPr>
-          <w:rFonts w:eastAsia="Times New Roman"/>
-          <w:bCs/>
-          <w:color w:val="000000" w:themeColor="text1"/>
-          <w:sz w:val="26"/>
-          <w:szCs w:val="26"/>
-          <w:lang w:val="vi-VN" w:eastAsia="zh-CN"/>
-        </w:rPr>
-        <w:t>:</w:t>
-      </w:r>
-      <w:bookmarkEnd w:id="2"/>
-      <w:r>
-        <w:rPr>
-          <w:rFonts w:eastAsia="Times New Roman"/>
-          <w:bCs/>
-          <w:color w:val="000000" w:themeColor="text1"/>
-          <w:sz w:val="26"/>
-          <w:szCs w:val="26"/>
-          <w:lang w:val="vi-VN" w:eastAsia="zh-CN"/>
-        </w:rPr>
-        <w:t>………………………………………………………………</w:t>
+        <w:t>Tên công ty viết tắt: [company_short_name]</w:t>
       </w:r>
     </w:p>
     <w:p>
